--- a/novahub-frontend/documentos-novahub/Guia_Usuario_Logistica_NovaERP.docx
+++ b/novahub-frontend/documentos-novahub/Guia_Usuario_Logistica_NovaERP.docx
@@ -18,12 +18,12 @@
           <w:sz w:val="40"/>
           <w:szCs w:val="40"/>
         </w:rPr>
-        <w:t>Guía de usuario - Módulo Logística (Importaciones / Paquetería)</w:t>
-      </w:r>
-    </w:p>
-    <w:p>
-      <w:r>
-        <w:t>Módulo Tracking en NovaHub ERP. Ruta: menú lateral &gt; Tracking. Aquí se explica cada pestaña, qué hace cada botón y cómo completar el flujo de un paquete desde que llega hasta que se entrega. Las marcas [CAPTURA N] indican dónde colocar tus screenshots.</w:t>
+        <w:t>Guía del módulo Tracking (importaciones)</w:t>
+      </w:r>
+    </w:p>
+    <w:p>
+      <w:r>
+        <w:t>Esta guía te explica, paso a paso, cómo usar el módulo Tracking de NovaHub. Es la guía de uso diario: sigues los pasos, pulsas los botones que se indican y listo. Las marcas [CAPTURA N] son los lugares donde debes colocar tus pantallazos.</w:t>
       </w:r>
     </w:p>
     <w:p>
@@ -42,70 +42,96 @@
           <w:sz w:val="32"/>
           <w:szCs w:val="32"/>
         </w:rPr>
-        <w:t>0. Acceso y permisos</w:t>
-      </w:r>
-    </w:p>
-    <w:p>
-      <w:pPr>
-        <w:rPr>
-          <w:rFonts w:asciiTheme="majorHAnsi" w:eastAsiaTheme="majorEastAsia" w:hAnsiTheme="majorHAnsi" w:cstheme="majorBidi"/>
-          <w:b/>
-          <w:bCs/>
-          <w:sz w:val="24"/>
-          <w:szCs w:val="24"/>
-        </w:rPr>
-      </w:pPr>
-      <w:r>
-        <w:rPr>
-          <w:rFonts w:asciiTheme="majorHAnsi" w:eastAsiaTheme="majorEastAsia" w:hAnsiTheme="majorHAnsi" w:cstheme="majorBidi"/>
-          <w:b/>
-          <w:bCs/>
-          <w:sz w:val="24"/>
-          <w:szCs w:val="24"/>
-        </w:rPr>
-        <w:t>Para ver y operar el módulo, el rol del usuario debe tener el permiso TRACKING (lectura) en Configuración &gt; Roles y permisos.</w:t>
-      </w:r>
-    </w:p>
-    <w:p>
-      <w:pPr>
-        <w:rPr>
-          <w:rFonts w:asciiTheme="majorHAnsi" w:eastAsiaTheme="majorEastAsia" w:hAnsiTheme="majorHAnsi" w:cstheme="majorBidi"/>
-          <w:b/>
-          <w:bCs/>
-          <w:sz w:val="24"/>
-          <w:szCs w:val="24"/>
-        </w:rPr>
-      </w:pPr>
-      <w:r>
-        <w:rPr>
-          <w:rFonts w:asciiTheme="majorHAnsi" w:eastAsiaTheme="majorEastAsia" w:hAnsiTheme="majorHAnsi" w:cstheme="majorBidi"/>
-          <w:b/>
-          <w:bCs/>
-          <w:sz w:val="24"/>
-          <w:szCs w:val="24"/>
-        </w:rPr>
-        <w:t>Para facturar, conciliar y anular se necesita SALES (lectura/escritura/eliminación).</w:t>
-      </w:r>
-    </w:p>
-    <w:p>
-      <w:pPr>
-        <w:rPr>
-          <w:rFonts w:asciiTheme="majorHAnsi" w:eastAsiaTheme="majorEastAsia" w:hAnsiTheme="majorHAnsi" w:cstheme="majorBidi"/>
-          <w:b/>
-          <w:bCs/>
-          <w:sz w:val="24"/>
-          <w:szCs w:val="24"/>
-        </w:rPr>
-      </w:pPr>
-      <w:r>
-        <w:rPr>
-          <w:rFonts w:asciiTheme="majorHAnsi" w:eastAsiaTheme="majorEastAsia" w:hAnsiTheme="majorHAnsi" w:cstheme="majorBidi"/>
-          <w:b/>
-          <w:bCs/>
-          <w:sz w:val="24"/>
-          <w:szCs w:val="24"/>
-        </w:rPr>
-        <w:t>Si una pantalla responde 403, el rol no tiene el permiso. [CAPTURA 1: Matriz de roles con TRACKING y SALES marcados]</w:t>
+        <w:t>1. Para qué sirve este módulo</w:t>
+      </w:r>
+    </w:p>
+    <w:p>
+      <w:r>
+        <w:t>Tu agencia recibe paquetes de tus clientes (mercancía que llega de China, Estados Unidos, etc.). Con este módulo:</w:t>
+      </w:r>
+    </w:p>
+    <w:p>
+      <w:pPr>
+        <w:rPr>
+          <w:rFonts w:asciiTheme="majorHAnsi" w:eastAsiaTheme="majorEastAsia" w:hAnsiTheme="majorHAnsi" w:cstheme="majorBidi"/>
+          <w:b/>
+          <w:bCs/>
+          <w:sz w:val="24"/>
+          <w:szCs w:val="24"/>
+        </w:rPr>
+      </w:pPr>
+      <w:r>
+        <w:rPr>
+          <w:rFonts w:asciiTheme="majorHAnsi" w:eastAsiaTheme="majorEastAsia" w:hAnsiTheme="majorHAnsi" w:cstheme="majorBidi"/>
+          <w:b/>
+          <w:bCs/>
+          <w:sz w:val="24"/>
+          <w:szCs w:val="24"/>
+        </w:rPr>
+        <w:t>Ves el viaje del paquete (¿dónde está? ¿en aduana? ¿en reparto?).</w:t>
+      </w:r>
+    </w:p>
+    <w:p>
+      <w:pPr>
+        <w:rPr>
+          <w:rFonts w:asciiTheme="majorHAnsi" w:eastAsiaTheme="majorEastAsia" w:hAnsiTheme="majorHAnsi" w:cstheme="majorBidi"/>
+          <w:b/>
+          <w:bCs/>
+          <w:sz w:val="24"/>
+          <w:szCs w:val="24"/>
+        </w:rPr>
+      </w:pPr>
+      <w:r>
+        <w:rPr>
+          <w:rFonts w:asciiTheme="majorHAnsi" w:eastAsiaTheme="majorEastAsia" w:hAnsiTheme="majorHAnsi" w:cstheme="majorBidi"/>
+          <w:b/>
+          <w:bCs/>
+          <w:sz w:val="24"/>
+          <w:szCs w:val="24"/>
+        </w:rPr>
+        <w:t>Registras el paquete cuando llega a tu bodega.</w:t>
+      </w:r>
+    </w:p>
+    <w:p>
+      <w:pPr>
+        <w:rPr>
+          <w:rFonts w:asciiTheme="majorHAnsi" w:eastAsiaTheme="majorEastAsia" w:hAnsiTheme="majorHAnsi" w:cstheme="majorBidi"/>
+          <w:b/>
+          <w:bCs/>
+          <w:sz w:val="24"/>
+          <w:szCs w:val="24"/>
+        </w:rPr>
+      </w:pPr>
+      <w:r>
+        <w:rPr>
+          <w:rFonts w:asciiTheme="majorHAnsi" w:eastAsiaTheme="majorEastAsia" w:hAnsiTheme="majorHAnsi" w:cstheme="majorBidi"/>
+          <w:b/>
+          <w:bCs/>
+          <w:sz w:val="24"/>
+          <w:szCs w:val="24"/>
+        </w:rPr>
+        <w:t>Lo facturas a tu cliente (le cobras por libra).</w:t>
+      </w:r>
+    </w:p>
+    <w:p>
+      <w:pPr>
+        <w:rPr>
+          <w:rFonts w:asciiTheme="majorHAnsi" w:eastAsiaTheme="majorEastAsia" w:hAnsiTheme="majorHAnsi" w:cstheme="majorBidi"/>
+          <w:b/>
+          <w:bCs/>
+          <w:sz w:val="24"/>
+          <w:szCs w:val="24"/>
+        </w:rPr>
+      </w:pPr>
+      <w:r>
+        <w:rPr>
+          <w:rFonts w:asciiTheme="majorHAnsi" w:eastAsiaTheme="majorEastAsia" w:hAnsiTheme="majorHAnsi" w:cstheme="majorBidi"/>
+          <w:b/>
+          <w:bCs/>
+          <w:sz w:val="24"/>
+          <w:szCs w:val="24"/>
+        </w:rPr>
+        <w:t>Le das a tu cliente un enlace para que él mismo vea el estado de su paquete.</w:t>
       </w:r>
     </w:p>
     <w:p>
@@ -124,138 +150,49 @@
           <w:sz w:val="32"/>
           <w:szCs w:val="32"/>
         </w:rPr>
-        <w:t>1. Pestaña En tránsito</w:t>
-      </w:r>
-    </w:p>
-    <w:p>
-      <w:r>
-        <w:t>Consulta el estado de un envío contra el transportista (AWBOX / CargoTrack) por código de tracking. Botones y qué hacen:</w:t>
-      </w:r>
-    </w:p>
-    <w:p>
-      <w:pPr>
-        <w:rPr>
-          <w:rFonts w:asciiTheme="majorHAnsi" w:eastAsiaTheme="majorEastAsia" w:hAnsiTheme="majorHAnsi" w:cstheme="majorBidi"/>
-          <w:b/>
-          <w:bCs/>
-          <w:sz w:val="24"/>
-          <w:szCs w:val="24"/>
-        </w:rPr>
-      </w:pPr>
-      <w:r>
-        <w:rPr>
-          <w:rFonts w:asciiTheme="majorHAnsi" w:eastAsiaTheme="majorEastAsia" w:hAnsiTheme="majorHAnsi" w:cstheme="majorBidi"/>
-          <w:b/>
-          <w:bCs/>
-          <w:sz w:val="24"/>
-          <w:szCs w:val="24"/>
-        </w:rPr>
-        <w:t>**Consultar**: busca el código en el transportista y muestra cliente, origen, destino, estado y línea de tiempo de eventos.</w:t>
-      </w:r>
-    </w:p>
-    <w:p>
-      <w:pPr>
-        <w:rPr>
-          <w:rFonts w:asciiTheme="majorHAnsi" w:eastAsiaTheme="majorEastAsia" w:hAnsiTheme="majorHAnsi" w:cstheme="majorBidi"/>
-          <w:b/>
-          <w:bCs/>
-          <w:sz w:val="24"/>
-          <w:szCs w:val="24"/>
-        </w:rPr>
-      </w:pPr>
-      <w:r>
-        <w:rPr>
-          <w:rFonts w:asciiTheme="majorHAnsi" w:eastAsiaTheme="majorEastAsia" w:hAnsiTheme="majorHAnsi" w:cstheme="majorBidi"/>
-          <w:b/>
-          <w:bCs/>
-          <w:sz w:val="24"/>
-          <w:szCs w:val="24"/>
-        </w:rPr>
-        <w:t>**Nuevo ticket**: registra manualmente un envío (código, transportista, cliente, origen, destino, fecha estimada) y genera número de ticket TKT-XXXXXXXX.</w:t>
-      </w:r>
-    </w:p>
-    <w:p>
-      <w:pPr>
-        <w:rPr>
-          <w:rFonts w:asciiTheme="majorHAnsi" w:eastAsiaTheme="majorEastAsia" w:hAnsiTheme="majorHAnsi" w:cstheme="majorBidi"/>
-          <w:b/>
-          <w:bCs/>
-          <w:sz w:val="24"/>
-          <w:szCs w:val="24"/>
-        </w:rPr>
-      </w:pPr>
-      <w:r>
-        <w:rPr>
-          <w:rFonts w:asciiTheme="majorHAnsi" w:eastAsiaTheme="majorEastAsia" w:hAnsiTheme="majorHAnsi" w:cstheme="majorBidi"/>
-          <w:b/>
-          <w:bCs/>
-          <w:sz w:val="24"/>
-          <w:szCs w:val="24"/>
-        </w:rPr>
-        <w:t>**Sincronizar con transportista**: vuelve a consultar el proveedor y agrega los eventos nuevos.</w:t>
-      </w:r>
-    </w:p>
-    <w:p>
-      <w:pPr>
-        <w:rPr>
-          <w:rFonts w:asciiTheme="majorHAnsi" w:eastAsiaTheme="majorEastAsia" w:hAnsiTheme="majorHAnsi" w:cstheme="majorBidi"/>
-          <w:b/>
-          <w:bCs/>
-          <w:sz w:val="24"/>
-          <w:szCs w:val="24"/>
-        </w:rPr>
-      </w:pPr>
-      <w:r>
-        <w:rPr>
-          <w:rFonts w:asciiTheme="majorHAnsi" w:eastAsiaTheme="majorEastAsia" w:hAnsiTheme="majorHAnsi" w:cstheme="majorBidi"/>
-          <w:b/>
-          <w:bCs/>
-          <w:sz w:val="24"/>
-          <w:szCs w:val="24"/>
-        </w:rPr>
-        <w:t>**Copiar enlace público**: genera y copia el enlace que compartes con tu cliente (ver sección 8).</w:t>
-      </w:r>
-    </w:p>
-    <w:p>
-      <w:pPr>
-        <w:rPr>
-          <w:rFonts w:asciiTheme="majorHAnsi" w:eastAsiaTheme="majorEastAsia" w:hAnsiTheme="majorHAnsi" w:cstheme="majorBidi"/>
-          <w:b/>
-          <w:bCs/>
-          <w:sz w:val="24"/>
-          <w:szCs w:val="24"/>
-        </w:rPr>
-      </w:pPr>
-      <w:r>
-        <w:rPr>
-          <w:rFonts w:asciiTheme="majorHAnsi" w:eastAsiaTheme="majorEastAsia" w:hAnsiTheme="majorHAnsi" w:cstheme="majorBidi"/>
-          <w:b/>
-          <w:bCs/>
-          <w:sz w:val="24"/>
-          <w:szCs w:val="24"/>
-        </w:rPr>
-        <w:t>**Recibir paquete** (deshabilitado): la recepción física se hace en la pestaña Recepción de paquetes.</w:t>
-      </w:r>
-    </w:p>
-    <w:p>
-      <w:pPr>
-        <w:rPr>
-          <w:rFonts w:asciiTheme="majorHAnsi" w:eastAsiaTheme="majorEastAsia" w:hAnsiTheme="majorHAnsi" w:cstheme="majorBidi"/>
-          <w:b/>
-          <w:bCs/>
-          <w:sz w:val="24"/>
-          <w:szCs w:val="24"/>
-        </w:rPr>
-      </w:pPr>
-      <w:r>
-        <w:rPr>
-          <w:rFonts w:asciiTheme="majorHAnsi" w:eastAsiaTheme="majorEastAsia" w:hAnsiTheme="majorHAnsi" w:cstheme="majorBidi"/>
-          <w:b/>
-          <w:bCs/>
-          <w:sz w:val="24"/>
-          <w:szCs w:val="24"/>
-        </w:rPr>
-        <w:t>En el detalle puedes registrar estados manualmente (ubicación + botón Registrar) y ver el historial completo. [CAPTURA 2: Resultado de consulta con eventos]</w:t>
+        <w:t>2. Antes de empezar</w:t>
+      </w:r>
+    </w:p>
+    <w:p>
+      <w:pPr>
+        <w:rPr>
+          <w:rFonts w:asciiTheme="majorHAnsi" w:eastAsiaTheme="majorEastAsia" w:hAnsiTheme="majorHAnsi" w:cstheme="majorBidi"/>
+          <w:b/>
+          <w:bCs/>
+          <w:sz w:val="24"/>
+          <w:szCs w:val="24"/>
+        </w:rPr>
+      </w:pPr>
+      <w:r>
+        <w:rPr>
+          <w:rFonts w:asciiTheme="majorHAnsi" w:eastAsiaTheme="majorEastAsia" w:hAnsiTheme="majorHAnsi" w:cstheme="majorBidi"/>
+          <w:b/>
+          <w:bCs/>
+          <w:sz w:val="24"/>
+          <w:szCs w:val="24"/>
+        </w:rPr>
+        <w:t>Entra al sistema y pulsa el módulo **Tracking** en el menú lateral.</w:t>
+      </w:r>
+    </w:p>
+    <w:p>
+      <w:pPr>
+        <w:rPr>
+          <w:rFonts w:asciiTheme="majorHAnsi" w:eastAsiaTheme="majorEastAsia" w:hAnsiTheme="majorHAnsi" w:cstheme="majorBidi"/>
+          <w:b/>
+          <w:bCs/>
+          <w:sz w:val="24"/>
+          <w:szCs w:val="24"/>
+        </w:rPr>
+      </w:pPr>
+      <w:r>
+        <w:rPr>
+          <w:rFonts w:asciiTheme="majorHAnsi" w:eastAsiaTheme="majorEastAsia" w:hAnsiTheme="majorHAnsi" w:cstheme="majorBidi"/>
+          <w:b/>
+          <w:bCs/>
+          <w:sz w:val="24"/>
+          <w:szCs w:val="24"/>
+        </w:rPr>
+        <w:t>Si alguna pantalla te dice que no tienes permiso (error 403), pídele al administrador que active el permiso en Configuración &gt; Roles y permisos. [CAPTURA 1: menú lateral con Tracking]</w:t>
       </w:r>
     </w:p>
     <w:p>
@@ -274,140 +211,263 @@
           <w:sz w:val="32"/>
           <w:szCs w:val="32"/>
         </w:rPr>
-        <w:t>2. Pestaña Recepción de paquetes</w:t>
-      </w:r>
-    </w:p>
-    <w:p>
-      <w:r>
-        <w:t>Registra la llegada de paquetes al almacén. El asistente tiene 4 pasos:</w:t>
-      </w:r>
-    </w:p>
-    <w:p>
-      <w:pPr>
-        <w:rPr>
-          <w:rFonts w:asciiTheme="majorHAnsi" w:eastAsiaTheme="majorEastAsia" w:hAnsiTheme="majorHAnsi" w:cstheme="majorBidi"/>
-          <w:b/>
-          <w:bCs/>
-          <w:sz w:val="24"/>
-          <w:szCs w:val="24"/>
-        </w:rPr>
-      </w:pPr>
-      <w:r>
-        <w:rPr>
-          <w:rFonts w:asciiTheme="majorHAnsi" w:eastAsiaTheme="majorEastAsia" w:hAnsiTheme="majorHAnsi" w:cstheme="majorBidi"/>
-          <w:b/>
-          <w:bCs/>
-          <w:sz w:val="24"/>
-          <w:szCs w:val="24"/>
-        </w:rPr>
-        <w:t>**Paso 1 - Tipo y sucursal**: elige el tipo de envío (Aéreo, Marítimo, Courier... se agregan en la pestaña Configuración), la sucursal y el SKU (opcional, auto-crea si no existe).</w:t>
-      </w:r>
-    </w:p>
-    <w:p>
-      <w:pPr>
-        <w:rPr>
-          <w:rFonts w:asciiTheme="majorHAnsi" w:eastAsiaTheme="majorEastAsia" w:hAnsiTheme="majorHAnsi" w:cstheme="majorBidi"/>
-          <w:b/>
-          <w:bCs/>
-          <w:sz w:val="24"/>
-          <w:szCs w:val="24"/>
-        </w:rPr>
-      </w:pPr>
-      <w:r>
-        <w:rPr>
-          <w:rFonts w:asciiTheme="majorHAnsi" w:eastAsiaTheme="majorEastAsia" w:hAnsiTheme="majorHAnsi" w:cstheme="majorBidi"/>
-          <w:b/>
-          <w:bCs/>
-          <w:sz w:val="24"/>
-          <w:szCs w:val="24"/>
-        </w:rPr>
-        <w:t>**Paso 2 - Peso**: ingresa el peso físico (libras). Se calcula el peso facturable según la regla configurada.</w:t>
-      </w:r>
-    </w:p>
-    <w:p>
-      <w:pPr>
-        <w:rPr>
-          <w:rFonts w:asciiTheme="majorHAnsi" w:eastAsiaTheme="majorEastAsia" w:hAnsiTheme="majorHAnsi" w:cstheme="majorBidi"/>
-          <w:b/>
-          <w:bCs/>
-          <w:sz w:val="24"/>
-          <w:szCs w:val="24"/>
-        </w:rPr>
-      </w:pPr>
-      <w:r>
-        <w:rPr>
-          <w:rFonts w:asciiTheme="majorHAnsi" w:eastAsiaTheme="majorEastAsia" w:hAnsiTheme="majorHAnsi" w:cstheme="majorBidi"/>
-          <w:b/>
-          <w:bCs/>
-          <w:sz w:val="24"/>
-          <w:szCs w:val="24"/>
-        </w:rPr>
-        <w:t>**Paso 3 - Identificación**: se autocompleta con el código de tracking (escáner o escrito) y número de ticket.</w:t>
-      </w:r>
-    </w:p>
-    <w:p>
-      <w:pPr>
-        <w:rPr>
-          <w:rFonts w:asciiTheme="majorHAnsi" w:eastAsiaTheme="majorEastAsia" w:hAnsiTheme="majorHAnsi" w:cstheme="majorBidi"/>
-          <w:b/>
-          <w:bCs/>
-          <w:sz w:val="24"/>
-          <w:szCs w:val="24"/>
-        </w:rPr>
-      </w:pPr>
-      <w:r>
-        <w:rPr>
-          <w:rFonts w:asciiTheme="majorHAnsi" w:eastAsiaTheme="majorEastAsia" w:hAnsiTheme="majorHAnsi" w:cstheme="majorBidi"/>
-          <w:b/>
-          <w:bCs/>
-          <w:sz w:val="24"/>
-          <w:szCs w:val="24"/>
-        </w:rPr>
-        <w:t>**Paso 4 - Propietario y bodega**: asigna el cliente y la bodega/destino.</w:t>
-      </w:r>
-    </w:p>
-    <w:p>
-      <w:pPr>
-        <w:rPr>
-          <w:rFonts w:asciiTheme="majorHAnsi" w:eastAsiaTheme="majorEastAsia" w:hAnsiTheme="majorHAnsi" w:cstheme="majorBidi"/>
-          <w:b/>
-          <w:bCs/>
-          <w:sz w:val="24"/>
-          <w:szCs w:val="24"/>
-        </w:rPr>
-      </w:pPr>
-      <w:r>
-        <w:rPr>
-          <w:rFonts w:asciiTheme="majorHAnsi" w:eastAsiaTheme="majorEastAsia" w:hAnsiTheme="majorHAnsi" w:cstheme="majorBidi"/>
-          <w:b/>
-          <w:bCs/>
-          <w:sz w:val="24"/>
-          <w:szCs w:val="24"/>
-        </w:rPr>
-        <w:t>**Siguiente / Guardar**: avanza y al final registra el paquete. Si el tracking ya existe, el sistema lo marca como duplicado y NO lo inserta.</w:t>
-      </w:r>
-    </w:p>
-    <w:p>
-      <w:pPr>
-        <w:rPr>
-          <w:rFonts w:asciiTheme="majorHAnsi" w:eastAsiaTheme="majorEastAsia" w:hAnsiTheme="majorHAnsi" w:cstheme="majorBidi"/>
-          <w:b/>
-          <w:bCs/>
-          <w:sz w:val="24"/>
-          <w:szCs w:val="24"/>
-        </w:rPr>
-      </w:pPr>
-      <w:r>
-        <w:rPr>
-          <w:rFonts w:asciiTheme="majorHAnsi" w:eastAsiaTheme="majorEastAsia" w:hAnsiTheme="majorHAnsi" w:cstheme="majorBidi"/>
-          <w:b/>
-          <w:bCs/>
-          <w:sz w:val="24"/>
-          <w:szCs w:val="24"/>
-        </w:rPr>
-        <w:t>Botones alternos: **Recepción rápida** (varias filas a la vez) e **Importar Excel** (ver sección 2.1). [CAPTURA 3: Asistente de recepción]</w:t>
-      </w:r>
-    </w:p>
+        <w:t>3. Las pestañas de un vistazo</w:t>
+      </w:r>
+    </w:p>
+    <w:p>
+      <w:r>
+        <w:t>El módulo tiene 6 pestañas. Esta tabla dice en una línea para qué sirve cada una:</w:t>
+      </w:r>
+    </w:p>
+    <w:tbl>
+      <w:tblPr>
+        <w:tblW w:w="0" w:type="auto"/>
+        <w:tblBorders>
+          <w:top w:val="single" w:sz="4" w:space="0" w:color="auto"/>
+          <w:left w:val="single" w:sz="4" w:space="0" w:color="auto"/>
+          <w:bottom w:val="single" w:sz="4" w:space="0" w:color="auto"/>
+          <w:right w:val="single" w:sz="4" w:space="0" w:color="auto"/>
+          <w:insideH w:val="single" w:sz="4" w:space="0" w:color="auto"/>
+          <w:insideV w:val="single" w:sz="4" w:space="0" w:color="auto"/>
+        </w:tblBorders>
+        <w:tblLayout w:type="fixed"/>
+        <w:tblCellMar>
+          <w:left w:w="70" w:type="dxa"/>
+          <w:right w:w="70" w:type="dxa"/>
+        </w:tblCellMar>
+        <w:tblLook w:val="0000" w:firstRow="0" w:lastRow="0" w:firstColumn="0" w:lastColumn="0" w:noHBand="0" w:noVBand="0"/>
+      </w:tblPr>
+      <w:tblGrid>
+        <w:gridCol w:w="4419"/>
+        <w:gridCol w:w="4419"/>
+      </w:tblGrid>
+      <w:tr>
+        <w:tblPrEx>
+          <w:tblCellMar>
+            <w:top w:w="0" w:type="dxa"/>
+            <w:bottom w:w="0" w:type="dxa"/>
+          </w:tblCellMar>
+        </w:tblPrEx>
+        <w:tc>
+          <w:tcPr>
+            <w:tcW w:w="4419" w:type="dxa"/>
+          </w:tcPr>
+          <w:p>
+            <w:r>
+              <w:t>Pestaña</w:t>
+            </w:r>
+          </w:p>
+        </w:tc>
+        <w:tc>
+          <w:tcPr>
+            <w:tcW w:w="4419" w:type="dxa"/>
+          </w:tcPr>
+          <w:p>
+            <w:r>
+              <w:t>¿Para qué sirve?</w:t>
+            </w:r>
+          </w:p>
+        </w:tc>
+      </w:tr>
+      <w:tr>
+        <w:tblPrEx>
+          <w:tblCellMar>
+            <w:top w:w="0" w:type="dxa"/>
+            <w:bottom w:w="0" w:type="dxa"/>
+          </w:tblCellMar>
+        </w:tblPrEx>
+        <w:tc>
+          <w:tcPr>
+            <w:tcW w:w="4419" w:type="dxa"/>
+          </w:tcPr>
+          <w:p>
+            <w:r>
+              <w:t>En tránsito</w:t>
+            </w:r>
+          </w:p>
+        </w:tc>
+        <w:tc>
+          <w:tcPr>
+            <w:tcW w:w="4419" w:type="dxa"/>
+          </w:tcPr>
+          <w:p>
+            <w:r>
+              <w:t>Ver dónde está un paquete que todavía viene en camino</w:t>
+            </w:r>
+          </w:p>
+        </w:tc>
+      </w:tr>
+      <w:tr>
+        <w:tblPrEx>
+          <w:tblCellMar>
+            <w:top w:w="0" w:type="dxa"/>
+            <w:bottom w:w="0" w:type="dxa"/>
+          </w:tblCellMar>
+        </w:tblPrEx>
+        <w:tc>
+          <w:tcPr>
+            <w:tcW w:w="4419" w:type="dxa"/>
+          </w:tcPr>
+          <w:p>
+            <w:r>
+              <w:t>Recepción de paquetes</w:t>
+            </w:r>
+          </w:p>
+        </w:tc>
+        <w:tc>
+          <w:tcPr>
+            <w:tcW w:w="4419" w:type="dxa"/>
+          </w:tcPr>
+          <w:p>
+            <w:r>
+              <w:t>Registrar que un paquete llegó a tu bodega</w:t>
+            </w:r>
+          </w:p>
+        </w:tc>
+      </w:tr>
+      <w:tr>
+        <w:tblPrEx>
+          <w:tblCellMar>
+            <w:top w:w="0" w:type="dxa"/>
+            <w:bottom w:w="0" w:type="dxa"/>
+          </w:tblCellMar>
+        </w:tblPrEx>
+        <w:tc>
+          <w:tcPr>
+            <w:tcW w:w="4419" w:type="dxa"/>
+          </w:tcPr>
+          <w:p>
+            <w:r>
+              <w:t>Paquetes recibidos</w:t>
+            </w:r>
+          </w:p>
+        </w:tc>
+        <w:tc>
+          <w:tcPr>
+            <w:tcW w:w="4419" w:type="dxa"/>
+          </w:tcPr>
+          <w:p>
+            <w:r>
+              <w:t>Ver la lista de todo lo que ya tienes en bodega</w:t>
+            </w:r>
+          </w:p>
+        </w:tc>
+      </w:tr>
+      <w:tr>
+        <w:tblPrEx>
+          <w:tblCellMar>
+            <w:top w:w="0" w:type="dxa"/>
+            <w:bottom w:w="0" w:type="dxa"/>
+          </w:tblCellMar>
+        </w:tblPrEx>
+        <w:tc>
+          <w:tcPr>
+            <w:tcW w:w="4419" w:type="dxa"/>
+          </w:tcPr>
+          <w:p>
+            <w:r>
+              <w:t>Conciliación de compras</w:t>
+            </w:r>
+          </w:p>
+        </w:tc>
+        <w:tc>
+          <w:tcPr>
+            <w:tcW w:w="4419" w:type="dxa"/>
+          </w:tcPr>
+          <w:p>
+            <w:r>
+              <w:t>Unir los paquetes con la compra que le hiciste al proveedor</w:t>
+            </w:r>
+          </w:p>
+        </w:tc>
+      </w:tr>
+      <w:tr>
+        <w:tblPrEx>
+          <w:tblCellMar>
+            <w:top w:w="0" w:type="dxa"/>
+            <w:bottom w:w="0" w:type="dxa"/>
+          </w:tblCellMar>
+        </w:tblPrEx>
+        <w:tc>
+          <w:tcPr>
+            <w:tcW w:w="4419" w:type="dxa"/>
+          </w:tcPr>
+          <w:p>
+            <w:r>
+              <w:t>Disponibles para facturar</w:t>
+            </w:r>
+          </w:p>
+        </w:tc>
+        <w:tc>
+          <w:tcPr>
+            <w:tcW w:w="4419" w:type="dxa"/>
+          </w:tcPr>
+          <w:p>
+            <w:r>
+              <w:t>Cobrarle al cliente (factura por libras) y entregarle el paquete</w:t>
+            </w:r>
+          </w:p>
+        </w:tc>
+      </w:tr>
+      <w:tr>
+        <w:tblPrEx>
+          <w:tblCellMar>
+            <w:top w:w="0" w:type="dxa"/>
+            <w:bottom w:w="0" w:type="dxa"/>
+          </w:tblCellMar>
+        </w:tblPrEx>
+        <w:tc>
+          <w:tcPr>
+            <w:tcW w:w="4419" w:type="dxa"/>
+          </w:tcPr>
+          <w:p>
+            <w:r>
+              <w:t>Configuración</w:t>
+            </w:r>
+          </w:p>
+        </w:tc>
+        <w:tc>
+          <w:tcPr>
+            <w:tcW w:w="4419" w:type="dxa"/>
+          </w:tcPr>
+          <w:p>
+            <w:r>
+              <w:t>Ajustar tipos de envío, bodegas y reglas de peso</w:t>
+            </w:r>
+          </w:p>
+        </w:tc>
+      </w:tr>
+      <w:tr>
+        <w:tblPrEx>
+          <w:tblCellMar>
+            <w:top w:w="0" w:type="dxa"/>
+            <w:bottom w:w="0" w:type="dxa"/>
+          </w:tblCellMar>
+        </w:tblPrEx>
+        <w:tc>
+          <w:tcPr>
+            <w:tcW w:w="4419" w:type="dxa"/>
+          </w:tcPr>
+          <w:p>
+            <w:r>
+              <w:lastRenderedPageBreak/>
+              <w:t>Facturación y reversiones</w:t>
+            </w:r>
+          </w:p>
+        </w:tc>
+        <w:tc>
+          <w:tcPr>
+            <w:tcW w:w="4419" w:type="dxa"/>
+          </w:tcPr>
+          <w:p>
+            <w:r>
+              <w:t>Corregir facturas cuando te equivocaste</w:t>
+            </w:r>
+          </w:p>
+        </w:tc>
+      </w:tr>
+    </w:tbl>
+    <w:p/>
     <w:p>
       <w:pPr>
         <w:rPr>
@@ -424,49 +484,138 @@
           <w:sz w:val="32"/>
           <w:szCs w:val="32"/>
         </w:rPr>
-        <w:t>2.1 Importación masiva (Excel)</w:t>
-      </w:r>
-    </w:p>
-    <w:p>
-      <w:pPr>
-        <w:rPr>
-          <w:rFonts w:asciiTheme="majorHAnsi" w:eastAsiaTheme="majorEastAsia" w:hAnsiTheme="majorHAnsi" w:cstheme="majorBidi"/>
-          <w:b/>
-          <w:bCs/>
-          <w:sz w:val="24"/>
-          <w:szCs w:val="24"/>
-        </w:rPr>
-      </w:pPr>
-      <w:r>
-        <w:rPr>
-          <w:rFonts w:asciiTheme="majorHAnsi" w:eastAsiaTheme="majorEastAsia" w:hAnsiTheme="majorHAnsi" w:cstheme="majorBidi"/>
-          <w:b/>
-          <w:bCs/>
-          <w:sz w:val="24"/>
-          <w:szCs w:val="24"/>
-        </w:rPr>
-        <w:t>**Importar Excel**: sube el archivo o pega las filas. El sistema valida cada fila y muestra el resultado: OK (se importa), WARNING (se importa con observación, ej. SKU no existe) o ERROR (no se importa, ej. tracking duplicado).</w:t>
-      </w:r>
-    </w:p>
-    <w:p>
-      <w:pPr>
-        <w:rPr>
-          <w:rFonts w:asciiTheme="majorHAnsi" w:eastAsiaTheme="majorEastAsia" w:hAnsiTheme="majorHAnsi" w:cstheme="majorBidi"/>
-          <w:b/>
-          <w:bCs/>
-          <w:sz w:val="24"/>
-          <w:szCs w:val="24"/>
-        </w:rPr>
-      </w:pPr>
-      <w:r>
-        <w:rPr>
-          <w:rFonts w:asciiTheme="majorHAnsi" w:eastAsiaTheme="majorEastAsia" w:hAnsiTheme="majorHAnsi" w:cstheme="majorBidi"/>
-          <w:b/>
-          <w:bCs/>
-          <w:sz w:val="24"/>
-          <w:szCs w:val="24"/>
-        </w:rPr>
-        <w:t>**Importar**: confirma la importación y muestra el resumen (importados, duplicados, errores). [CAPTURA 4: Previsualización con OK/WARNING/ERROR]</w:t>
+        <w:t>4. Pestaña: En tránsito (seguir un paquete en camino)</w:t>
+      </w:r>
+    </w:p>
+    <w:p>
+      <w:r>
+        <w:t>Paso a paso:</w:t>
+      </w:r>
+    </w:p>
+    <w:p>
+      <w:pPr>
+        <w:rPr>
+          <w:rFonts w:asciiTheme="majorHAnsi" w:eastAsiaTheme="majorEastAsia" w:hAnsiTheme="majorHAnsi" w:cstheme="majorBidi"/>
+          <w:b/>
+          <w:bCs/>
+          <w:sz w:val="24"/>
+          <w:szCs w:val="24"/>
+        </w:rPr>
+      </w:pPr>
+      <w:r>
+        <w:rPr>
+          <w:rFonts w:asciiTheme="majorHAnsi" w:eastAsiaTheme="majorEastAsia" w:hAnsiTheme="majorHAnsi" w:cstheme="majorBidi"/>
+          <w:b/>
+          <w:bCs/>
+          <w:sz w:val="24"/>
+          <w:szCs w:val="24"/>
+        </w:rPr>
+        <w:t>1. Escribe el **código de tracking** (el número que trae el paquete, ej. GFUS01065222301697) en el buscador.</w:t>
+      </w:r>
+    </w:p>
+    <w:p>
+      <w:pPr>
+        <w:rPr>
+          <w:rFonts w:asciiTheme="majorHAnsi" w:eastAsiaTheme="majorEastAsia" w:hAnsiTheme="majorHAnsi" w:cstheme="majorBidi"/>
+          <w:b/>
+          <w:bCs/>
+          <w:sz w:val="24"/>
+          <w:szCs w:val="24"/>
+        </w:rPr>
+      </w:pPr>
+      <w:r>
+        <w:rPr>
+          <w:rFonts w:asciiTheme="majorHAnsi" w:eastAsiaTheme="majorEastAsia" w:hAnsiTheme="majorHAnsi" w:cstheme="majorBidi"/>
+          <w:b/>
+          <w:bCs/>
+          <w:sz w:val="24"/>
+          <w:szCs w:val="24"/>
+        </w:rPr>
+        <w:t>2. Pulsa **Consultar**.</w:t>
+      </w:r>
+    </w:p>
+    <w:p>
+      <w:pPr>
+        <w:rPr>
+          <w:rFonts w:asciiTheme="majorHAnsi" w:eastAsiaTheme="majorEastAsia" w:hAnsiTheme="majorHAnsi" w:cstheme="majorBidi"/>
+          <w:b/>
+          <w:bCs/>
+          <w:sz w:val="24"/>
+          <w:szCs w:val="24"/>
+        </w:rPr>
+      </w:pPr>
+      <w:r>
+        <w:rPr>
+          <w:rFonts w:asciiTheme="majorHAnsi" w:eastAsiaTheme="majorEastAsia" w:hAnsiTheme="majorHAnsi" w:cstheme="majorBidi"/>
+          <w:b/>
+          <w:bCs/>
+          <w:sz w:val="24"/>
+          <w:szCs w:val="24"/>
+        </w:rPr>
+        <w:t>3. El sistema pregunta al transportista (AWBOX o CargoTrack) y te muestra: dónde está, hacia dónde va, la fecha estimada y la lista de eventos (recibido, en aduana, en reparto...).</w:t>
+      </w:r>
+    </w:p>
+    <w:p>
+      <w:pPr>
+        <w:rPr>
+          <w:rFonts w:asciiTheme="majorHAnsi" w:eastAsiaTheme="majorEastAsia" w:hAnsiTheme="majorHAnsi" w:cstheme="majorBidi"/>
+          <w:b/>
+          <w:bCs/>
+          <w:sz w:val="24"/>
+          <w:szCs w:val="24"/>
+        </w:rPr>
+      </w:pPr>
+      <w:r>
+        <w:rPr>
+          <w:rFonts w:asciiTheme="majorHAnsi" w:eastAsiaTheme="majorEastAsia" w:hAnsiTheme="majorHAnsi" w:cstheme="majorBidi"/>
+          <w:b/>
+          <w:bCs/>
+          <w:sz w:val="24"/>
+          <w:szCs w:val="24"/>
+        </w:rPr>
+        <w:t>Si el código no aparece, te lo dice con un mensaje claro (ver sección 11).</w:t>
+      </w:r>
+    </w:p>
+    <w:p>
+      <w:pPr>
+        <w:rPr>
+          <w:rFonts w:asciiTheme="majorHAnsi" w:eastAsiaTheme="majorEastAsia" w:hAnsiTheme="majorHAnsi" w:cstheme="majorBidi"/>
+          <w:b/>
+          <w:bCs/>
+          <w:sz w:val="24"/>
+          <w:szCs w:val="24"/>
+        </w:rPr>
+      </w:pPr>
+      <w:r>
+        <w:rPr>
+          <w:rFonts w:asciiTheme="majorHAnsi" w:eastAsiaTheme="majorEastAsia" w:hAnsiTheme="majorHAnsi" w:cstheme="majorBidi"/>
+          <w:b/>
+          <w:bCs/>
+          <w:sz w:val="24"/>
+          <w:szCs w:val="24"/>
+        </w:rPr>
+        <w:t>**Nuevo ticket**: si tu cliente te da el código y el transportista aún no lo tiene, puedes registrar el envío a mano (código, transportista, cliente, origen, destino y fecha estimada). El sistema le asigna un número de ticket (TKT-XXXXXXXX).</w:t>
+      </w:r>
+    </w:p>
+    <w:p>
+      <w:pPr>
+        <w:rPr>
+          <w:rFonts w:asciiTheme="majorHAnsi" w:eastAsiaTheme="majorEastAsia" w:hAnsiTheme="majorHAnsi" w:cstheme="majorBidi"/>
+          <w:b/>
+          <w:bCs/>
+          <w:sz w:val="24"/>
+          <w:szCs w:val="24"/>
+        </w:rPr>
+      </w:pPr>
+      <w:r>
+        <w:rPr>
+          <w:rFonts w:asciiTheme="majorHAnsi" w:eastAsiaTheme="majorEastAsia" w:hAnsiTheme="majorHAnsi" w:cstheme="majorBidi"/>
+          <w:b/>
+          <w:bCs/>
+          <w:sz w:val="24"/>
+          <w:szCs w:val="24"/>
+        </w:rPr>
+        <w:t>**Copiar enlace público**: pulsa este botón y el sistema copia un enlace. Se lo envías a tu cliente por WhatsApp o correo: él lo abre y ve el estado de su paquete sin necesidad de entrar al sistema (ver sección 9). [CAPTURA 2: consulta de un paquete con su recorrido]</w:t>
       </w:r>
     </w:p>
     <w:p>
@@ -485,96 +634,165 @@
           <w:sz w:val="32"/>
           <w:szCs w:val="32"/>
         </w:rPr>
-        <w:t>3. Pestaña Paquetes recibidos</w:t>
-      </w:r>
-    </w:p>
-    <w:p>
-      <w:r>
-        <w:t>Inventario de paquetes con indicadores arriba (total, libras aéreas/marítimas, unidades custom, pendientes de compra, disponibles para facturar).</w:t>
-      </w:r>
-    </w:p>
-    <w:p>
-      <w:pPr>
-        <w:rPr>
-          <w:rFonts w:asciiTheme="majorHAnsi" w:eastAsiaTheme="majorEastAsia" w:hAnsiTheme="majorHAnsi" w:cstheme="majorBidi"/>
-          <w:b/>
-          <w:bCs/>
-          <w:sz w:val="24"/>
-          <w:szCs w:val="24"/>
-        </w:rPr>
-      </w:pPr>
-      <w:r>
-        <w:rPr>
-          <w:rFonts w:asciiTheme="majorHAnsi" w:eastAsiaTheme="majorEastAsia" w:hAnsiTheme="majorHAnsi" w:cstheme="majorBidi"/>
-          <w:b/>
-          <w:bCs/>
-          <w:sz w:val="24"/>
-          <w:szCs w:val="24"/>
-        </w:rPr>
-        <w:t>**Buscar**: filtra por tracking, dígitos, warehouse, SKU, cliente o agencia.</w:t>
-      </w:r>
-    </w:p>
-    <w:p>
-      <w:pPr>
-        <w:rPr>
-          <w:rFonts w:asciiTheme="majorHAnsi" w:eastAsiaTheme="majorEastAsia" w:hAnsiTheme="majorHAnsi" w:cstheme="majorBidi"/>
-          <w:b/>
-          <w:bCs/>
-          <w:sz w:val="24"/>
-          <w:szCs w:val="24"/>
-        </w:rPr>
-      </w:pPr>
-      <w:r>
-        <w:rPr>
-          <w:rFonts w:asciiTheme="majorHAnsi" w:eastAsiaTheme="majorEastAsia" w:hAnsiTheme="majorHAnsi" w:cstheme="majorBidi"/>
-          <w:b/>
-          <w:bCs/>
-          <w:sz w:val="24"/>
-          <w:szCs w:val="24"/>
-        </w:rPr>
-        <w:t>**Filtros**: por tipo, bodega, sucursal, usuario y rango de fechas.</w:t>
-      </w:r>
-    </w:p>
-    <w:p>
-      <w:pPr>
-        <w:rPr>
-          <w:rFonts w:asciiTheme="majorHAnsi" w:eastAsiaTheme="majorEastAsia" w:hAnsiTheme="majorHAnsi" w:cstheme="majorBidi"/>
-          <w:b/>
-          <w:bCs/>
-          <w:sz w:val="24"/>
-          <w:szCs w:val="24"/>
-        </w:rPr>
-      </w:pPr>
-      <w:r>
-        <w:rPr>
-          <w:rFonts w:asciiTheme="majorHAnsi" w:eastAsiaTheme="majorEastAsia" w:hAnsiTheme="majorHAnsi" w:cstheme="majorBidi"/>
-          <w:b/>
-          <w:bCs/>
-          <w:sz w:val="24"/>
-          <w:szCs w:val="24"/>
-        </w:rPr>
-        <w:t>**Ver**: abre el detalle del paquete (datos, historial y acciones: editar tarifas, cambiar bodega, entregar).</w:t>
-      </w:r>
-    </w:p>
-    <w:p>
-      <w:pPr>
-        <w:rPr>
-          <w:rFonts w:asciiTheme="majorHAnsi" w:eastAsiaTheme="majorEastAsia" w:hAnsiTheme="majorHAnsi" w:cstheme="majorBidi"/>
-          <w:b/>
-          <w:bCs/>
-          <w:sz w:val="24"/>
-          <w:szCs w:val="24"/>
-        </w:rPr>
-      </w:pPr>
-      <w:r>
-        <w:rPr>
-          <w:rFonts w:asciiTheme="majorHAnsi" w:eastAsiaTheme="majorEastAsia" w:hAnsiTheme="majorHAnsi" w:cstheme="majorBidi"/>
-          <w:b/>
-          <w:bCs/>
-          <w:sz w:val="24"/>
-          <w:szCs w:val="24"/>
-        </w:rPr>
-        <w:t>**Recepción rápida** e **Importar Excel**: accesos directos a la sección 2. [CAPTURA 5: Listado con KPIs]</w:t>
+        <w:t>5. Pestaña: Recepción de paquetes (registrar que llegó)</w:t>
+      </w:r>
+    </w:p>
+    <w:p>
+      <w:r>
+        <w:t>Cuando el paquete llega a tu bodega, lo registras aquí. El asistente tiene 4 pasos:</w:t>
+      </w:r>
+    </w:p>
+    <w:p>
+      <w:pPr>
+        <w:rPr>
+          <w:rFonts w:asciiTheme="majorHAnsi" w:eastAsiaTheme="majorEastAsia" w:hAnsiTheme="majorHAnsi" w:cstheme="majorBidi"/>
+          <w:b/>
+          <w:bCs/>
+          <w:sz w:val="24"/>
+          <w:szCs w:val="24"/>
+        </w:rPr>
+      </w:pPr>
+      <w:r>
+        <w:rPr>
+          <w:rFonts w:asciiTheme="majorHAnsi" w:eastAsiaTheme="majorEastAsia" w:hAnsiTheme="majorHAnsi" w:cstheme="majorBidi"/>
+          <w:b/>
+          <w:bCs/>
+          <w:sz w:val="24"/>
+          <w:szCs w:val="24"/>
+        </w:rPr>
+        <w:t>**Paso 1 - Tipo y sucursal**: eliges el tipo de envío (Aéreo, Marítimo, Courier) y la sucursal. El tipo se configura en la pestaña Configuración (ver sección 8).</w:t>
+      </w:r>
+    </w:p>
+    <w:p>
+      <w:pPr>
+        <w:rPr>
+          <w:rFonts w:asciiTheme="majorHAnsi" w:eastAsiaTheme="majorEastAsia" w:hAnsiTheme="majorHAnsi" w:cstheme="majorBidi"/>
+          <w:b/>
+          <w:bCs/>
+          <w:sz w:val="24"/>
+          <w:szCs w:val="24"/>
+        </w:rPr>
+      </w:pPr>
+      <w:r>
+        <w:rPr>
+          <w:rFonts w:asciiTheme="majorHAnsi" w:eastAsiaTheme="majorEastAsia" w:hAnsiTheme="majorHAnsi" w:cstheme="majorBidi"/>
+          <w:b/>
+          <w:bCs/>
+          <w:sz w:val="24"/>
+          <w:szCs w:val="24"/>
+        </w:rPr>
+        <w:t>**Paso 2 - Peso**: escribes cuánto pesa el paquete (en libras). Si no sabes el peso, el sistema puede calcularlo después; lo importante es el peso facturable porque es lo que le cobras al cliente.</w:t>
+      </w:r>
+    </w:p>
+    <w:p>
+      <w:pPr>
+        <w:rPr>
+          <w:rFonts w:asciiTheme="majorHAnsi" w:eastAsiaTheme="majorEastAsia" w:hAnsiTheme="majorHAnsi" w:cstheme="majorBidi"/>
+          <w:b/>
+          <w:bCs/>
+          <w:sz w:val="24"/>
+          <w:szCs w:val="24"/>
+        </w:rPr>
+      </w:pPr>
+      <w:r>
+        <w:rPr>
+          <w:rFonts w:asciiTheme="majorHAnsi" w:eastAsiaTheme="majorEastAsia" w:hAnsiTheme="majorHAnsi" w:cstheme="majorBidi"/>
+          <w:b/>
+          <w:bCs/>
+          <w:sz w:val="24"/>
+          <w:szCs w:val="24"/>
+        </w:rPr>
+        <w:t>**Paso 3 - Identificación**: aquí va el código de tracking. Puedes escanearlo o escribirlo a mano.</w:t>
+      </w:r>
+    </w:p>
+    <w:p>
+      <w:pPr>
+        <w:rPr>
+          <w:rFonts w:asciiTheme="majorHAnsi" w:eastAsiaTheme="majorEastAsia" w:hAnsiTheme="majorHAnsi" w:cstheme="majorBidi"/>
+          <w:b/>
+          <w:bCs/>
+          <w:sz w:val="24"/>
+          <w:szCs w:val="24"/>
+        </w:rPr>
+      </w:pPr>
+      <w:r>
+        <w:rPr>
+          <w:rFonts w:asciiTheme="majorHAnsi" w:eastAsiaTheme="majorEastAsia" w:hAnsiTheme="majorHAnsi" w:cstheme="majorBidi"/>
+          <w:b/>
+          <w:bCs/>
+          <w:sz w:val="24"/>
+          <w:szCs w:val="24"/>
+        </w:rPr>
+        <w:t>**Paso 4 - Propietario y bodega**: indicas de qué cliente es el paquete y a qué bodega va.</w:t>
+      </w:r>
+    </w:p>
+    <w:p>
+      <w:pPr>
+        <w:rPr>
+          <w:rFonts w:asciiTheme="majorHAnsi" w:eastAsiaTheme="majorEastAsia" w:hAnsiTheme="majorHAnsi" w:cstheme="majorBidi"/>
+          <w:b/>
+          <w:bCs/>
+          <w:sz w:val="24"/>
+          <w:szCs w:val="24"/>
+        </w:rPr>
+      </w:pPr>
+      <w:r>
+        <w:rPr>
+          <w:rFonts w:asciiTheme="majorHAnsi" w:eastAsiaTheme="majorEastAsia" w:hAnsiTheme="majorHAnsi" w:cstheme="majorBidi"/>
+          <w:b/>
+          <w:bCs/>
+          <w:sz w:val="24"/>
+          <w:szCs w:val="24"/>
+        </w:rPr>
+        <w:t>Pulsa **Guardar** y el paquete queda registrado. Si ese código ya estaba registrado, el sistema te lo avisa y no lo duplica. [CAPTURA 3: asistente de recepción]</w:t>
+      </w:r>
+    </w:p>
+    <w:p>
+      <w:r>
+        <w:t>También tienes dos botones para agilizar:</w:t>
+      </w:r>
+    </w:p>
+    <w:p>
+      <w:pPr>
+        <w:rPr>
+          <w:rFonts w:asciiTheme="majorHAnsi" w:eastAsiaTheme="majorEastAsia" w:hAnsiTheme="majorHAnsi" w:cstheme="majorBidi"/>
+          <w:b/>
+          <w:bCs/>
+          <w:sz w:val="24"/>
+          <w:szCs w:val="24"/>
+        </w:rPr>
+      </w:pPr>
+      <w:r>
+        <w:rPr>
+          <w:rFonts w:asciiTheme="majorHAnsi" w:eastAsiaTheme="majorEastAsia" w:hAnsiTheme="majorHAnsi" w:cstheme="majorBidi"/>
+          <w:b/>
+          <w:bCs/>
+          <w:sz w:val="24"/>
+          <w:szCs w:val="24"/>
+        </w:rPr>
+        <w:lastRenderedPageBreak/>
+        <w:t>**Recepción rápida**: registras varios paquetes a la vez en una tabla (código, peso, tarifas). Útil cuando llegan muchos.</w:t>
+      </w:r>
+    </w:p>
+    <w:p>
+      <w:pPr>
+        <w:rPr>
+          <w:rFonts w:asciiTheme="majorHAnsi" w:eastAsiaTheme="majorEastAsia" w:hAnsiTheme="majorHAnsi" w:cstheme="majorBidi"/>
+          <w:b/>
+          <w:bCs/>
+          <w:sz w:val="24"/>
+          <w:szCs w:val="24"/>
+        </w:rPr>
+      </w:pPr>
+      <w:r>
+        <w:rPr>
+          <w:rFonts w:asciiTheme="majorHAnsi" w:eastAsiaTheme="majorEastAsia" w:hAnsiTheme="majorHAnsi" w:cstheme="majorBidi"/>
+          <w:b/>
+          <w:bCs/>
+          <w:sz w:val="24"/>
+          <w:szCs w:val="24"/>
+        </w:rPr>
+        <w:t>**Importar Excel**: subes un archivo con todos los paquetes y el sistema los revisa antes de guardar (te marca los que están bien y los que tienen problemas). [CAPTURA 4: importación de Excel con filas marcadas]</w:t>
       </w:r>
     </w:p>
     <w:p>
@@ -593,96 +811,112 @@
           <w:sz w:val="32"/>
           <w:szCs w:val="32"/>
         </w:rPr>
-        <w:t>4. Pestaña Conciliación de compras</w:t>
-      </w:r>
-    </w:p>
-    <w:p>
-      <w:r>
-        <w:t>Vincula los paquetes recibidos con la orden de compra al proveedor y genera la factura de compra.</w:t>
-      </w:r>
-    </w:p>
-    <w:p>
-      <w:pPr>
-        <w:rPr>
-          <w:rFonts w:asciiTheme="majorHAnsi" w:eastAsiaTheme="majorEastAsia" w:hAnsiTheme="majorHAnsi" w:cstheme="majorBidi"/>
-          <w:b/>
-          <w:bCs/>
-          <w:sz w:val="24"/>
-          <w:szCs w:val="24"/>
-        </w:rPr>
-      </w:pPr>
-      <w:r>
-        <w:rPr>
-          <w:rFonts w:asciiTheme="majorHAnsi" w:eastAsiaTheme="majorEastAsia" w:hAnsiTheme="majorHAnsi" w:cstheme="majorBidi"/>
-          <w:b/>
-          <w:bCs/>
-          <w:sz w:val="24"/>
-          <w:szCs w:val="24"/>
-        </w:rPr>
-        <w:t>Elige **proveedor** y **OC** (o crea una nueva OC desde el botón correspondiente: proveedor + detalle + aprobar).</w:t>
-      </w:r>
-    </w:p>
-    <w:p>
-      <w:pPr>
-        <w:rPr>
-          <w:rFonts w:asciiTheme="majorHAnsi" w:eastAsiaTheme="majorEastAsia" w:hAnsiTheme="majorHAnsi" w:cstheme="majorBidi"/>
-          <w:b/>
-          <w:bCs/>
-          <w:sz w:val="24"/>
-          <w:szCs w:val="24"/>
-        </w:rPr>
-      </w:pPr>
-      <w:r>
-        <w:rPr>
-          <w:rFonts w:asciiTheme="majorHAnsi" w:eastAsiaTheme="majorEastAsia" w:hAnsiTheme="majorHAnsi" w:cstheme="majorBidi"/>
-          <w:b/>
-          <w:bCs/>
-          <w:sz w:val="24"/>
-          <w:szCs w:val="24"/>
-        </w:rPr>
-        <w:t>El sistema muestra los paquetes sin vincular. Selecciona los que corresponden a esa OC.</w:t>
-      </w:r>
-    </w:p>
-    <w:p>
-      <w:pPr>
-        <w:rPr>
-          <w:rFonts w:asciiTheme="majorHAnsi" w:eastAsiaTheme="majorEastAsia" w:hAnsiTheme="majorHAnsi" w:cstheme="majorBidi"/>
-          <w:b/>
-          <w:bCs/>
-          <w:sz w:val="24"/>
-          <w:szCs w:val="24"/>
-        </w:rPr>
-      </w:pPr>
-      <w:r>
-        <w:rPr>
-          <w:rFonts w:asciiTheme="majorHAnsi" w:eastAsiaTheme="majorEastAsia" w:hAnsiTheme="majorHAnsi" w:cstheme="majorBidi"/>
-          <w:b/>
-          <w:bCs/>
-          <w:sz w:val="24"/>
-          <w:szCs w:val="24"/>
-        </w:rPr>
-        <w:t>**Previsualizar factura**: calcula totales (costo, subtotal, IVA, total) en la moneda del proveedor.</w:t>
-      </w:r>
-    </w:p>
-    <w:p>
-      <w:pPr>
-        <w:rPr>
-          <w:rFonts w:asciiTheme="majorHAnsi" w:eastAsiaTheme="majorEastAsia" w:hAnsiTheme="majorHAnsi" w:cstheme="majorBidi"/>
-          <w:b/>
-          <w:bCs/>
-          <w:sz w:val="24"/>
-          <w:szCs w:val="24"/>
-        </w:rPr>
-      </w:pPr>
-      <w:r>
-        <w:rPr>
-          <w:rFonts w:asciiTheme="majorHAnsi" w:eastAsiaTheme="majorEastAsia" w:hAnsiTheme="majorHAnsi" w:cstheme="majorBidi"/>
-          <w:b/>
-          <w:bCs/>
-          <w:sz w:val="24"/>
-          <w:szCs w:val="24"/>
-        </w:rPr>
-        <w:t>**Confirmar factura**: emite la factura de compra y marca los paquetes como vinculados. El número de factura debe ser único por empresa (si se repite, error de conflicto). [CAPTURA 6: Conciliación con previsualización]</w:t>
+        <w:t>6. Pestaña: Paquetes recibidos (lo que tienes en bodega)</w:t>
+      </w:r>
+    </w:p>
+    <w:p>
+      <w:pPr>
+        <w:rPr>
+          <w:rFonts w:asciiTheme="majorHAnsi" w:eastAsiaTheme="majorEastAsia" w:hAnsiTheme="majorHAnsi" w:cstheme="majorBidi"/>
+          <w:b/>
+          <w:bCs/>
+          <w:sz w:val="24"/>
+          <w:szCs w:val="24"/>
+        </w:rPr>
+      </w:pPr>
+      <w:r>
+        <w:rPr>
+          <w:rFonts w:asciiTheme="majorHAnsi" w:eastAsiaTheme="majorEastAsia" w:hAnsiTheme="majorHAnsi" w:cstheme="majorBidi"/>
+          <w:b/>
+          <w:bCs/>
+          <w:sz w:val="24"/>
+          <w:szCs w:val="24"/>
+        </w:rPr>
+        <w:t>Es la lista de todos los paquetes que has registrado.</w:t>
+      </w:r>
+    </w:p>
+    <w:p>
+      <w:pPr>
+        <w:rPr>
+          <w:rFonts w:asciiTheme="majorHAnsi" w:eastAsiaTheme="majorEastAsia" w:hAnsiTheme="majorHAnsi" w:cstheme="majorBidi"/>
+          <w:b/>
+          <w:bCs/>
+          <w:sz w:val="24"/>
+          <w:szCs w:val="24"/>
+        </w:rPr>
+      </w:pPr>
+      <w:r>
+        <w:rPr>
+          <w:rFonts w:asciiTheme="majorHAnsi" w:eastAsiaTheme="majorEastAsia" w:hAnsiTheme="majorHAnsi" w:cstheme="majorBidi"/>
+          <w:b/>
+          <w:bCs/>
+          <w:sz w:val="24"/>
+          <w:szCs w:val="24"/>
+        </w:rPr>
+        <w:t>Arriba ves los números importantes: total de paquetes, libras aéreas, libras marítimas, pendientes de compra y disponibles para facturar.</w:t>
+      </w:r>
+    </w:p>
+    <w:p>
+      <w:pPr>
+        <w:rPr>
+          <w:rFonts w:asciiTheme="majorHAnsi" w:eastAsiaTheme="majorEastAsia" w:hAnsiTheme="majorHAnsi" w:cstheme="majorBidi"/>
+          <w:b/>
+          <w:bCs/>
+          <w:sz w:val="24"/>
+          <w:szCs w:val="24"/>
+        </w:rPr>
+      </w:pPr>
+      <w:r>
+        <w:rPr>
+          <w:rFonts w:asciiTheme="majorHAnsi" w:eastAsiaTheme="majorEastAsia" w:hAnsiTheme="majorHAnsi" w:cstheme="majorBidi"/>
+          <w:b/>
+          <w:bCs/>
+          <w:sz w:val="24"/>
+          <w:szCs w:val="24"/>
+        </w:rPr>
+        <w:t>**Buscar**: escribe tracking, cliente o bodega para encontrar un paquete.</w:t>
+      </w:r>
+    </w:p>
+    <w:p>
+      <w:pPr>
+        <w:rPr>
+          <w:rFonts w:asciiTheme="majorHAnsi" w:eastAsiaTheme="majorEastAsia" w:hAnsiTheme="majorHAnsi" w:cstheme="majorBidi"/>
+          <w:b/>
+          <w:bCs/>
+          <w:sz w:val="24"/>
+          <w:szCs w:val="24"/>
+        </w:rPr>
+      </w:pPr>
+      <w:r>
+        <w:rPr>
+          <w:rFonts w:asciiTheme="majorHAnsi" w:eastAsiaTheme="majorEastAsia" w:hAnsiTheme="majorHAnsi" w:cstheme="majorBidi"/>
+          <w:b/>
+          <w:bCs/>
+          <w:sz w:val="24"/>
+          <w:szCs w:val="24"/>
+        </w:rPr>
+        <w:t>**Ver** (botón en cada fila): abre el detalle del paquete; ahí puedes corregir tarifas, cambiar bodega o marcarlo como entregado.</w:t>
+      </w:r>
+    </w:p>
+    <w:p>
+      <w:pPr>
+        <w:rPr>
+          <w:rFonts w:asciiTheme="majorHAnsi" w:eastAsiaTheme="majorEastAsia" w:hAnsiTheme="majorHAnsi" w:cstheme="majorBidi"/>
+          <w:b/>
+          <w:bCs/>
+          <w:sz w:val="24"/>
+          <w:szCs w:val="24"/>
+        </w:rPr>
+      </w:pPr>
+      <w:r>
+        <w:rPr>
+          <w:rFonts w:asciiTheme="majorHAnsi" w:eastAsiaTheme="majorEastAsia" w:hAnsiTheme="majorHAnsi" w:cstheme="majorBidi"/>
+          <w:b/>
+          <w:bCs/>
+          <w:sz w:val="24"/>
+          <w:szCs w:val="24"/>
+        </w:rPr>
+        <w:t>Cada paquete muestra su estado en español: Disponible, Facturado, Entregado, etc. [CAPTURA 5: lista de paquetes con sus números arriba]</w:t>
       </w:r>
     </w:p>
     <w:p>
@@ -701,96 +935,127 @@
           <w:sz w:val="32"/>
           <w:szCs w:val="32"/>
         </w:rPr>
-        <w:t>5. Pestaña Disponibles para facturar</w:t>
-      </w:r>
-    </w:p>
-    <w:p>
-      <w:r>
-        <w:t>Factura la venta de paquetería al cliente final con tarifa por libra.</w:t>
-      </w:r>
-    </w:p>
-    <w:p>
-      <w:pPr>
-        <w:rPr>
-          <w:rFonts w:asciiTheme="majorHAnsi" w:eastAsiaTheme="majorEastAsia" w:hAnsiTheme="majorHAnsi" w:cstheme="majorBidi"/>
-          <w:b/>
-          <w:bCs/>
-          <w:sz w:val="24"/>
-          <w:szCs w:val="24"/>
-        </w:rPr>
-      </w:pPr>
-      <w:r>
-        <w:rPr>
-          <w:rFonts w:asciiTheme="majorHAnsi" w:eastAsiaTheme="majorEastAsia" w:hAnsiTheme="majorHAnsi" w:cstheme="majorBidi"/>
-          <w:b/>
-          <w:bCs/>
-          <w:sz w:val="24"/>
-          <w:szCs w:val="24"/>
-        </w:rPr>
-        <w:t>Marca con los checkboxes los paquetes a facturar. Llena **Cliente**, **Fecha**, **Vence** y **Tarifa por libra** (o usa el botón para aplicar la tarifa del tipo de envío).</w:t>
-      </w:r>
-    </w:p>
-    <w:p>
-      <w:pPr>
-        <w:rPr>
-          <w:rFonts w:asciiTheme="majorHAnsi" w:eastAsiaTheme="majorEastAsia" w:hAnsiTheme="majorHAnsi" w:cstheme="majorBidi"/>
-          <w:b/>
-          <w:bCs/>
-          <w:sz w:val="24"/>
-          <w:szCs w:val="24"/>
-        </w:rPr>
-      </w:pPr>
-      <w:r>
-        <w:rPr>
-          <w:rFonts w:asciiTheme="majorHAnsi" w:eastAsiaTheme="majorEastAsia" w:hAnsiTheme="majorHAnsi" w:cstheme="majorBidi"/>
-          <w:b/>
-          <w:bCs/>
-          <w:sz w:val="24"/>
-          <w:szCs w:val="24"/>
-        </w:rPr>
-        <w:t>**Previsualizar**: muestra libras, tarifa, subtotal, impuestos y total.</w:t>
-      </w:r>
-    </w:p>
-    <w:p>
-      <w:pPr>
-        <w:rPr>
-          <w:rFonts w:asciiTheme="majorHAnsi" w:eastAsiaTheme="majorEastAsia" w:hAnsiTheme="majorHAnsi" w:cstheme="majorBidi"/>
-          <w:b/>
-          <w:bCs/>
-          <w:sz w:val="24"/>
-          <w:szCs w:val="24"/>
-        </w:rPr>
-      </w:pPr>
-      <w:r>
-        <w:rPr>
-          <w:rFonts w:asciiTheme="majorHAnsi" w:eastAsiaTheme="majorEastAsia" w:hAnsiTheme="majorHAnsi" w:cstheme="majorBidi"/>
-          <w:b/>
-          <w:bCs/>
-          <w:sz w:val="24"/>
-          <w:szCs w:val="24"/>
-        </w:rPr>
-        <w:t>**Confirmar factura**: emite la factura (el paquete pasa a Facturado y sale de la lista). La factura queda pendiente de cobro en Ventas.</w:t>
-      </w:r>
-    </w:p>
-    <w:p>
-      <w:pPr>
-        <w:rPr>
-          <w:rFonts w:asciiTheme="majorHAnsi" w:eastAsiaTheme="majorEastAsia" w:hAnsiTheme="majorHAnsi" w:cstheme="majorBidi"/>
-          <w:b/>
-          <w:bCs/>
-          <w:sz w:val="24"/>
-          <w:szCs w:val="24"/>
-        </w:rPr>
-      </w:pPr>
-      <w:r>
-        <w:rPr>
-          <w:rFonts w:asciiTheme="majorHAnsi" w:eastAsiaTheme="majorEastAsia" w:hAnsiTheme="majorHAnsi" w:cstheme="majorBidi"/>
-          <w:b/>
-          <w:bCs/>
-          <w:sz w:val="24"/>
-          <w:szCs w:val="24"/>
-        </w:rPr>
-        <w:t>**Entregar paquetes**: marca como entregado (con observación opcional). Un paquete entregado no se puede anular ni refacturar. [CAPTURA 7: Previsualización de factura]</w:t>
+        <w:t>7. Pestaña: Conciliación de compras (unir paquetes con la compra al proveedor)</w:t>
+      </w:r>
+    </w:p>
+    <w:p>
+      <w:r>
+        <w:t>¿Qué es esto? Cuando la mercancía se compra al proveedor, el paquete tiene un costo (lo que pagaste) y un precio de venta (lo que le cobras al cliente). Esta pestaña une los paquetes con esa compra y genera la factura del proveedor.</w:t>
+      </w:r>
+    </w:p>
+    <w:p>
+      <w:r>
+        <w:t>Paso a paso:</w:t>
+      </w:r>
+    </w:p>
+    <w:p>
+      <w:pPr>
+        <w:rPr>
+          <w:rFonts w:asciiTheme="majorHAnsi" w:eastAsiaTheme="majorEastAsia" w:hAnsiTheme="majorHAnsi" w:cstheme="majorBidi"/>
+          <w:b/>
+          <w:bCs/>
+          <w:sz w:val="24"/>
+          <w:szCs w:val="24"/>
+        </w:rPr>
+      </w:pPr>
+      <w:r>
+        <w:rPr>
+          <w:rFonts w:asciiTheme="majorHAnsi" w:eastAsiaTheme="majorEastAsia" w:hAnsiTheme="majorHAnsi" w:cstheme="majorBidi"/>
+          <w:b/>
+          <w:bCs/>
+          <w:sz w:val="24"/>
+          <w:szCs w:val="24"/>
+        </w:rPr>
+        <w:t>1. Elige el **proveedor**.</w:t>
+      </w:r>
+    </w:p>
+    <w:p>
+      <w:pPr>
+        <w:rPr>
+          <w:rFonts w:asciiTheme="majorHAnsi" w:eastAsiaTheme="majorEastAsia" w:hAnsiTheme="majorHAnsi" w:cstheme="majorBidi"/>
+          <w:b/>
+          <w:bCs/>
+          <w:sz w:val="24"/>
+          <w:szCs w:val="24"/>
+        </w:rPr>
+      </w:pPr>
+      <w:r>
+        <w:rPr>
+          <w:rFonts w:asciiTheme="majorHAnsi" w:eastAsiaTheme="majorEastAsia" w:hAnsiTheme="majorHAnsi" w:cstheme="majorBidi"/>
+          <w:b/>
+          <w:bCs/>
+          <w:sz w:val="24"/>
+          <w:szCs w:val="24"/>
+        </w:rPr>
+        <w:t>2. Elige la **orden de compra (OC)**. Si no existe, créala con el botón correspondiente (proveedor + detalle) y luego pulsa **Aprobar**.</w:t>
+      </w:r>
+    </w:p>
+    <w:p>
+      <w:pPr>
+        <w:rPr>
+          <w:rFonts w:asciiTheme="majorHAnsi" w:eastAsiaTheme="majorEastAsia" w:hAnsiTheme="majorHAnsi" w:cstheme="majorBidi"/>
+          <w:b/>
+          <w:bCs/>
+          <w:sz w:val="24"/>
+          <w:szCs w:val="24"/>
+        </w:rPr>
+      </w:pPr>
+      <w:r>
+        <w:rPr>
+          <w:rFonts w:asciiTheme="majorHAnsi" w:eastAsiaTheme="majorEastAsia" w:hAnsiTheme="majorHAnsi" w:cstheme="majorBidi"/>
+          <w:b/>
+          <w:bCs/>
+          <w:sz w:val="24"/>
+          <w:szCs w:val="24"/>
+        </w:rPr>
+        <w:t>3. Marca los paquetes que pertenecen a esa compra.</w:t>
+      </w:r>
+    </w:p>
+    <w:p>
+      <w:pPr>
+        <w:rPr>
+          <w:rFonts w:asciiTheme="majorHAnsi" w:eastAsiaTheme="majorEastAsia" w:hAnsiTheme="majorHAnsi" w:cstheme="majorBidi"/>
+          <w:b/>
+          <w:bCs/>
+          <w:sz w:val="24"/>
+          <w:szCs w:val="24"/>
+        </w:rPr>
+      </w:pPr>
+      <w:r>
+        <w:rPr>
+          <w:rFonts w:asciiTheme="majorHAnsi" w:eastAsiaTheme="majorEastAsia" w:hAnsiTheme="majorHAnsi" w:cstheme="majorBidi"/>
+          <w:b/>
+          <w:bCs/>
+          <w:sz w:val="24"/>
+          <w:szCs w:val="24"/>
+        </w:rPr>
+        <w:t>4. Pulsa **Previsualizar factura**: ves el total antes de emitir.</w:t>
+      </w:r>
+    </w:p>
+    <w:p>
+      <w:pPr>
+        <w:rPr>
+          <w:rFonts w:asciiTheme="majorHAnsi" w:eastAsiaTheme="majorEastAsia" w:hAnsiTheme="majorHAnsi" w:cstheme="majorBidi"/>
+          <w:b/>
+          <w:bCs/>
+          <w:sz w:val="24"/>
+          <w:szCs w:val="24"/>
+        </w:rPr>
+      </w:pPr>
+      <w:r>
+        <w:rPr>
+          <w:rFonts w:asciiTheme="majorHAnsi" w:eastAsiaTheme="majorEastAsia" w:hAnsiTheme="majorHAnsi" w:cstheme="majorBidi"/>
+          <w:b/>
+          <w:bCs/>
+          <w:sz w:val="24"/>
+          <w:szCs w:val="24"/>
+        </w:rPr>
+        <w:t>5. Pulsa **Confirmar factura**: queda emitida y los paquetes quedan vinculados a esa compra.</w:t>
+      </w:r>
+    </w:p>
+    <w:p>
+      <w:r>
+        <w:t>Consejo: el número de factura debe ser único por empresa. Si ya usaste ese número, el sistema te avisa para que pongas otro. [CAPTURA 6: pantalla de conciliación con la previsualización]</w:t>
       </w:r>
     </w:p>
     <w:p>
@@ -809,117 +1074,233 @@
           <w:sz w:val="32"/>
           <w:szCs w:val="32"/>
         </w:rPr>
-        <w:t>6. Pestaña Configuración</w:t>
-      </w:r>
-    </w:p>
-    <w:p>
-      <w:r>
-        <w:t>Aquí se configuran los valores que usan las demás pestañas:</w:t>
-      </w:r>
-    </w:p>
-    <w:p>
-      <w:pPr>
-        <w:rPr>
-          <w:rFonts w:asciiTheme="majorHAnsi" w:eastAsiaTheme="majorEastAsia" w:hAnsiTheme="majorHAnsi" w:cstheme="majorBidi"/>
-          <w:b/>
-          <w:bCs/>
-          <w:sz w:val="24"/>
-          <w:szCs w:val="24"/>
-        </w:rPr>
-      </w:pPr>
-      <w:r>
-        <w:rPr>
-          <w:rFonts w:asciiTheme="majorHAnsi" w:eastAsiaTheme="majorEastAsia" w:hAnsiTheme="majorHAnsi" w:cstheme="majorBidi"/>
-          <w:b/>
-          <w:bCs/>
-          <w:sz w:val="24"/>
-          <w:szCs w:val="24"/>
-        </w:rPr>
-        <w:t>**Ajustes**: peso mínimo facturable, redondeo, unidad de medida y país por defecto.</w:t>
-      </w:r>
-    </w:p>
-    <w:p>
-      <w:pPr>
-        <w:rPr>
-          <w:rFonts w:asciiTheme="majorHAnsi" w:eastAsiaTheme="majorEastAsia" w:hAnsiTheme="majorHAnsi" w:cstheme="majorBidi"/>
-          <w:b/>
-          <w:bCs/>
-          <w:sz w:val="24"/>
-          <w:szCs w:val="24"/>
-        </w:rPr>
-      </w:pPr>
-      <w:r>
-        <w:rPr>
-          <w:rFonts w:asciiTheme="majorHAnsi" w:eastAsiaTheme="majorEastAsia" w:hAnsiTheme="majorHAnsi" w:cstheme="majorBidi"/>
-          <w:b/>
-          <w:bCs/>
-          <w:sz w:val="24"/>
-          <w:szCs w:val="24"/>
-        </w:rPr>
-        <w:t>**Bodegas**: crea/edita bodegas (país, nombre, proveedor, estrategia de peso, dígitos del tracking).</w:t>
-      </w:r>
-    </w:p>
-    <w:p>
-      <w:pPr>
-        <w:rPr>
-          <w:rFonts w:asciiTheme="majorHAnsi" w:eastAsiaTheme="majorEastAsia" w:hAnsiTheme="majorHAnsi" w:cstheme="majorBidi"/>
-          <w:b/>
-          <w:bCs/>
-          <w:sz w:val="24"/>
-          <w:szCs w:val="24"/>
-        </w:rPr>
-      </w:pPr>
-      <w:r>
-        <w:rPr>
-          <w:rFonts w:asciiTheme="majorHAnsi" w:eastAsiaTheme="majorEastAsia" w:hAnsiTheme="majorHAnsi" w:cstheme="majorBidi"/>
-          <w:b/>
-          <w:bCs/>
-          <w:sz w:val="24"/>
-          <w:szCs w:val="24"/>
-        </w:rPr>
-        <w:t>**Tipos de envío**: agrega Aéreo, Marítimo, Courier u otros (aparecen en la recepción). Si solo ves Aéreo, agrega aquí los demás.</w:t>
-      </w:r>
-    </w:p>
-    <w:p>
-      <w:pPr>
-        <w:rPr>
-          <w:rFonts w:asciiTheme="majorHAnsi" w:eastAsiaTheme="majorEastAsia" w:hAnsiTheme="majorHAnsi" w:cstheme="majorBidi"/>
-          <w:b/>
-          <w:bCs/>
-          <w:sz w:val="24"/>
-          <w:szCs w:val="24"/>
-        </w:rPr>
-      </w:pPr>
-      <w:r>
-        <w:rPr>
-          <w:rFonts w:asciiTheme="majorHAnsi" w:eastAsiaTheme="majorEastAsia" w:hAnsiTheme="majorHAnsi" w:cstheme="majorBidi"/>
-          <w:b/>
-          <w:bCs/>
-          <w:sz w:val="24"/>
-          <w:szCs w:val="24"/>
-        </w:rPr>
-        <w:t>**Prefijos**: reglas de generación de códigos/tickets.</w:t>
-      </w:r>
-    </w:p>
-    <w:p>
-      <w:pPr>
-        <w:rPr>
-          <w:rFonts w:asciiTheme="majorHAnsi" w:eastAsiaTheme="majorEastAsia" w:hAnsiTheme="majorHAnsi" w:cstheme="majorBidi"/>
-          <w:b/>
-          <w:bCs/>
-          <w:sz w:val="24"/>
-          <w:szCs w:val="24"/>
-        </w:rPr>
-      </w:pPr>
-      <w:r>
-        <w:rPr>
-          <w:rFonts w:asciiTheme="majorHAnsi" w:eastAsiaTheme="majorEastAsia" w:hAnsiTheme="majorHAnsi" w:cstheme="majorBidi"/>
-          <w:b/>
-          <w:bCs/>
-          <w:sz w:val="24"/>
-          <w:szCs w:val="24"/>
-        </w:rPr>
-        <w:t>**Campos personalizados**: define campos extra por contexto (paquete, factura...). [CAPTURA 8: Configuración &gt; Tipos de envío]</w:t>
+        <w:t>8. Pestaña: Configuración (los ajustes de tu agencia)</w:t>
+      </w:r>
+    </w:p>
+    <w:p>
+      <w:r>
+        <w:lastRenderedPageBreak/>
+        <w:t>Aquí se ajustan los datos que usan las demás pestañas. Tiene 5 botones arriba:</w:t>
+      </w:r>
+    </w:p>
+    <w:p>
+      <w:pPr>
+        <w:rPr>
+          <w:rFonts w:asciiTheme="majorHAnsi" w:eastAsiaTheme="majorEastAsia" w:hAnsiTheme="majorHAnsi" w:cstheme="majorBidi"/>
+          <w:b/>
+          <w:bCs/>
+          <w:sz w:val="24"/>
+          <w:szCs w:val="24"/>
+        </w:rPr>
+      </w:pPr>
+      <w:r>
+        <w:rPr>
+          <w:rFonts w:asciiTheme="majorHAnsi" w:eastAsiaTheme="majorEastAsia" w:hAnsiTheme="majorHAnsi" w:cstheme="majorBidi"/>
+          <w:b/>
+          <w:bCs/>
+          <w:sz w:val="24"/>
+          <w:szCs w:val="24"/>
+        </w:rPr>
+        <w:t>**Reglas de peso**: el peso mínimo que cobras, el redondeo (ej. 1.13 sube a 1.20) y la unidad por defecto (libras, kilos...).</w:t>
+      </w:r>
+    </w:p>
+    <w:p>
+      <w:pPr>
+        <w:rPr>
+          <w:rFonts w:asciiTheme="majorHAnsi" w:eastAsiaTheme="majorEastAsia" w:hAnsiTheme="majorHAnsi" w:cstheme="majorBidi"/>
+          <w:b/>
+          <w:bCs/>
+          <w:sz w:val="24"/>
+          <w:szCs w:val="24"/>
+        </w:rPr>
+      </w:pPr>
+      <w:r>
+        <w:rPr>
+          <w:rFonts w:asciiTheme="majorHAnsi" w:eastAsiaTheme="majorEastAsia" w:hAnsiTheme="majorHAnsi" w:cstheme="majorBidi"/>
+          <w:b/>
+          <w:bCs/>
+          <w:sz w:val="24"/>
+          <w:szCs w:val="24"/>
+        </w:rPr>
+        <w:t>**Bodegas / País**: creas tus bodegas (ej. Bodega Managua - Nicaragua). Pones país, nombre y proveedor, y pulsas **Agregar**.</w:t>
+      </w:r>
+    </w:p>
+    <w:p>
+      <w:pPr>
+        <w:rPr>
+          <w:rFonts w:asciiTheme="majorHAnsi" w:eastAsiaTheme="majorEastAsia" w:hAnsiTheme="majorHAnsi" w:cstheme="majorBidi"/>
+          <w:b/>
+          <w:bCs/>
+          <w:sz w:val="24"/>
+          <w:szCs w:val="24"/>
+        </w:rPr>
+      </w:pPr>
+      <w:r>
+        <w:rPr>
+          <w:rFonts w:asciiTheme="majorHAnsi" w:eastAsiaTheme="majorEastAsia" w:hAnsiTheme="majorHAnsi" w:cstheme="majorBidi"/>
+          <w:b/>
+          <w:bCs/>
+          <w:sz w:val="24"/>
+          <w:szCs w:val="24"/>
+        </w:rPr>
+        <w:t>**Tipos de envío**: aquí se agregan los tipos que aparecen en Recepción. Ver el detalle abajo.</w:t>
+      </w:r>
+    </w:p>
+    <w:p>
+      <w:pPr>
+        <w:rPr>
+          <w:rFonts w:asciiTheme="majorHAnsi" w:eastAsiaTheme="majorEastAsia" w:hAnsiTheme="majorHAnsi" w:cstheme="majorBidi"/>
+          <w:b/>
+          <w:bCs/>
+          <w:sz w:val="24"/>
+          <w:szCs w:val="24"/>
+        </w:rPr>
+      </w:pPr>
+      <w:r>
+        <w:rPr>
+          <w:rFonts w:asciiTheme="majorHAnsi" w:eastAsiaTheme="majorEastAsia" w:hAnsiTheme="majorHAnsi" w:cstheme="majorBidi"/>
+          <w:b/>
+          <w:bCs/>
+          <w:sz w:val="24"/>
+          <w:szCs w:val="24"/>
+        </w:rPr>
+        <w:t>**Prefijos**: reglas para generar códigos y tickets automáticos.</w:t>
+      </w:r>
+    </w:p>
+    <w:p>
+      <w:pPr>
+        <w:rPr>
+          <w:rFonts w:asciiTheme="majorHAnsi" w:eastAsiaTheme="majorEastAsia" w:hAnsiTheme="majorHAnsi" w:cstheme="majorBidi"/>
+          <w:b/>
+          <w:bCs/>
+          <w:sz w:val="24"/>
+          <w:szCs w:val="24"/>
+        </w:rPr>
+      </w:pPr>
+      <w:r>
+        <w:rPr>
+          <w:rFonts w:asciiTheme="majorHAnsi" w:eastAsiaTheme="majorEastAsia" w:hAnsiTheme="majorHAnsi" w:cstheme="majorBidi"/>
+          <w:b/>
+          <w:bCs/>
+          <w:sz w:val="24"/>
+          <w:szCs w:val="24"/>
+        </w:rPr>
+        <w:t>**Campos personalizados**: campos extra que quieras pedir al recibir (ej. observaciones).</w:t>
+      </w:r>
+    </w:p>
+    <w:p>
+      <w:r>
+        <w:t>**¿Por qué solo me sale Aéreo en Recepción?** Porque los tipos de envío se agregan aquí. Para agregar Marítimo o Courier:</w:t>
+      </w:r>
+    </w:p>
+    <w:p>
+      <w:pPr>
+        <w:rPr>
+          <w:rFonts w:asciiTheme="majorHAnsi" w:eastAsiaTheme="majorEastAsia" w:hAnsiTheme="majorHAnsi" w:cstheme="majorBidi"/>
+          <w:b/>
+          <w:bCs/>
+          <w:sz w:val="24"/>
+          <w:szCs w:val="24"/>
+        </w:rPr>
+      </w:pPr>
+      <w:r>
+        <w:rPr>
+          <w:rFonts w:asciiTheme="majorHAnsi" w:eastAsiaTheme="majorEastAsia" w:hAnsiTheme="majorHAnsi" w:cstheme="majorBidi"/>
+          <w:b/>
+          <w:bCs/>
+          <w:sz w:val="24"/>
+          <w:szCs w:val="24"/>
+        </w:rPr>
+        <w:t>1. Pulsa la pestaña **Configuración** del módulo Tracking.</w:t>
+      </w:r>
+    </w:p>
+    <w:p>
+      <w:pPr>
+        <w:rPr>
+          <w:rFonts w:asciiTheme="majorHAnsi" w:eastAsiaTheme="majorEastAsia" w:hAnsiTheme="majorHAnsi" w:cstheme="majorBidi"/>
+          <w:b/>
+          <w:bCs/>
+          <w:sz w:val="24"/>
+          <w:szCs w:val="24"/>
+        </w:rPr>
+      </w:pPr>
+      <w:r>
+        <w:rPr>
+          <w:rFonts w:asciiTheme="majorHAnsi" w:eastAsiaTheme="majorEastAsia" w:hAnsiTheme="majorHAnsi" w:cstheme="majorBidi"/>
+          <w:b/>
+          <w:bCs/>
+          <w:sz w:val="24"/>
+          <w:szCs w:val="24"/>
+        </w:rPr>
+        <w:t>2. Pulsa el botón **Tipos de envío**.</w:t>
+      </w:r>
+    </w:p>
+    <w:p>
+      <w:pPr>
+        <w:rPr>
+          <w:rFonts w:asciiTheme="majorHAnsi" w:eastAsiaTheme="majorEastAsia" w:hAnsiTheme="majorHAnsi" w:cstheme="majorBidi"/>
+          <w:b/>
+          <w:bCs/>
+          <w:sz w:val="24"/>
+          <w:szCs w:val="24"/>
+        </w:rPr>
+      </w:pPr>
+      <w:r>
+        <w:rPr>
+          <w:rFonts w:asciiTheme="majorHAnsi" w:eastAsiaTheme="majorEastAsia" w:hAnsiTheme="majorHAnsi" w:cstheme="majorBidi"/>
+          <w:b/>
+          <w:bCs/>
+          <w:sz w:val="24"/>
+          <w:szCs w:val="24"/>
+        </w:rPr>
+        <w:t>3. En **Código** escribe MARITIMO (o COURIER) y en **Nombre** escribe Marítimo (o Courier).</w:t>
+      </w:r>
+    </w:p>
+    <w:p>
+      <w:pPr>
+        <w:rPr>
+          <w:rFonts w:asciiTheme="majorHAnsi" w:eastAsiaTheme="majorEastAsia" w:hAnsiTheme="majorHAnsi" w:cstheme="majorBidi"/>
+          <w:b/>
+          <w:bCs/>
+          <w:sz w:val="24"/>
+          <w:szCs w:val="24"/>
+        </w:rPr>
+      </w:pPr>
+      <w:r>
+        <w:rPr>
+          <w:rFonts w:asciiTheme="majorHAnsi" w:eastAsiaTheme="majorEastAsia" w:hAnsiTheme="majorHAnsi" w:cstheme="majorBidi"/>
+          <w:b/>
+          <w:bCs/>
+          <w:sz w:val="24"/>
+          <w:szCs w:val="24"/>
+        </w:rPr>
+        <w:t>4. Pulsa el botón **+** para guardar.</w:t>
+      </w:r>
+    </w:p>
+    <w:p>
+      <w:pPr>
+        <w:rPr>
+          <w:rFonts w:asciiTheme="majorHAnsi" w:eastAsiaTheme="majorEastAsia" w:hAnsiTheme="majorHAnsi" w:cstheme="majorBidi"/>
+          <w:b/>
+          <w:bCs/>
+          <w:sz w:val="24"/>
+          <w:szCs w:val="24"/>
+        </w:rPr>
+      </w:pPr>
+      <w:r>
+        <w:rPr>
+          <w:rFonts w:asciiTheme="majorHAnsi" w:eastAsiaTheme="majorEastAsia" w:hAnsiTheme="majorHAnsi" w:cstheme="majorBidi"/>
+          <w:b/>
+          <w:bCs/>
+          <w:sz w:val="24"/>
+          <w:szCs w:val="24"/>
+        </w:rPr>
+        <w:t>5. Ve a **Recepción de paquetes** y ya verás Aéreo, Marítimo y Courier en la lista.</w:t>
+      </w:r>
+    </w:p>
+    <w:p>
+      <w:r>
+        <w:t>Nota: tu empresa ya tiene configurados Aéreo, Marítimo y Courier; los verás directamente. Si quieres otro tipo (ej. Terrestre), agrégalo con estos pasos. [CAPTURA 7: Configuración &gt; Tipos de envío]</w:t>
       </w:r>
     </w:p>
     <w:p>
@@ -938,96 +1319,143 @@
           <w:sz w:val="32"/>
           <w:szCs w:val="32"/>
         </w:rPr>
-        <w:t>7. Pestaña Facturación y reversiones</w:t>
-      </w:r>
-    </w:p>
-    <w:p>
-      <w:r>
-        <w:t>Historial de facturas emitidas y correcciones.</w:t>
-      </w:r>
-    </w:p>
-    <w:p>
-      <w:pPr>
-        <w:rPr>
-          <w:rFonts w:asciiTheme="majorHAnsi" w:eastAsiaTheme="majorEastAsia" w:hAnsiTheme="majorHAnsi" w:cstheme="majorBidi"/>
-          <w:b/>
-          <w:bCs/>
-          <w:sz w:val="24"/>
-          <w:szCs w:val="24"/>
-        </w:rPr>
-      </w:pPr>
-      <w:r>
-        <w:rPr>
-          <w:rFonts w:asciiTheme="majorHAnsi" w:eastAsiaTheme="majorEastAsia" w:hAnsiTheme="majorHAnsi" w:cstheme="majorBidi"/>
-          <w:b/>
-          <w:bCs/>
-          <w:sz w:val="24"/>
-          <w:szCs w:val="24"/>
-        </w:rPr>
-        <w:t>**Anular / Reversar**: ingresa la razón (ej. tarifa incorrecta) y confirma. La factura pasa a Anulada, el paquete vuelve a Disponible y los asientos contables se revierten.</w:t>
-      </w:r>
-    </w:p>
-    <w:p>
-      <w:pPr>
-        <w:rPr>
-          <w:rFonts w:asciiTheme="majorHAnsi" w:eastAsiaTheme="majorEastAsia" w:hAnsiTheme="majorHAnsi" w:cstheme="majorBidi"/>
-          <w:b/>
-          <w:bCs/>
-          <w:sz w:val="24"/>
-          <w:szCs w:val="24"/>
-        </w:rPr>
-      </w:pPr>
-      <w:r>
-        <w:rPr>
-          <w:rFonts w:asciiTheme="majorHAnsi" w:eastAsiaTheme="majorEastAsia" w:hAnsiTheme="majorHAnsi" w:cstheme="majorBidi"/>
-          <w:b/>
-          <w:bCs/>
-          <w:sz w:val="24"/>
-          <w:szCs w:val="24"/>
-        </w:rPr>
-        <w:t>**Corregir y refacturar**: tras anular, el sistema precarga paquetes y tarifas para ajustar y volver a facturar. La nueva factura queda como reemplazo de la anterior.</w:t>
-      </w:r>
-    </w:p>
-    <w:p>
-      <w:pPr>
-        <w:rPr>
-          <w:rFonts w:asciiTheme="majorHAnsi" w:eastAsiaTheme="majorEastAsia" w:hAnsiTheme="majorHAnsi" w:cstheme="majorBidi"/>
-          <w:b/>
-          <w:bCs/>
-          <w:sz w:val="24"/>
-          <w:szCs w:val="24"/>
-        </w:rPr>
-      </w:pPr>
-      <w:r>
-        <w:rPr>
-          <w:rFonts w:asciiTheme="majorHAnsi" w:eastAsiaTheme="majorEastAsia" w:hAnsiTheme="majorHAnsi" w:cstheme="majorBidi"/>
-          <w:b/>
-          <w:bCs/>
-          <w:sz w:val="24"/>
-          <w:szCs w:val="24"/>
-        </w:rPr>
-        <w:t>**Nota de crédito**: delega al módulo de Ventas. Ojo: requiere los datos de ese módulo (producto, cantidades enteras, límite de crédito); si tu empresa no los usa, el camino recomendado es Anular + Refacturar.</w:t>
-      </w:r>
-    </w:p>
-    <w:p>
-      <w:pPr>
-        <w:rPr>
-          <w:rFonts w:asciiTheme="majorHAnsi" w:eastAsiaTheme="majorEastAsia" w:hAnsiTheme="majorHAnsi" w:cstheme="majorBidi"/>
-          <w:b/>
-          <w:bCs/>
-          <w:sz w:val="24"/>
-          <w:szCs w:val="24"/>
-        </w:rPr>
-      </w:pPr>
-      <w:r>
-        <w:rPr>
-          <w:rFonts w:asciiTheme="majorHAnsi" w:eastAsiaTheme="majorEastAsia" w:hAnsiTheme="majorHAnsi" w:cstheme="majorBidi"/>
-          <w:b/>
-          <w:bCs/>
-          <w:sz w:val="24"/>
-          <w:szCs w:val="24"/>
-        </w:rPr>
-        <w:t>**Auditoría**: por factura se ve la reversión, el reemplazo y el historial de paquetes (facturado &gt; anulado &gt; refacturado), con quién y cuándo. [CAPTURA 9: Auditoría de factura]</w:t>
+        <w:t>9. Pestaña: Disponibles para facturar (cobrarle al cliente)</w:t>
+      </w:r>
+    </w:p>
+    <w:p>
+      <w:r>
+        <w:t>Cuando el paquete ya está en bodega y con costo, lo facturas aquí. La tarifa por libra es lo que le cobras al cliente por cada libra de su paquete.</w:t>
+      </w:r>
+    </w:p>
+    <w:p>
+      <w:r>
+        <w:t>Paso a paso:</w:t>
+      </w:r>
+    </w:p>
+    <w:p>
+      <w:pPr>
+        <w:rPr>
+          <w:rFonts w:asciiTheme="majorHAnsi" w:eastAsiaTheme="majorEastAsia" w:hAnsiTheme="majorHAnsi" w:cstheme="majorBidi"/>
+          <w:b/>
+          <w:bCs/>
+          <w:sz w:val="24"/>
+          <w:szCs w:val="24"/>
+        </w:rPr>
+      </w:pPr>
+      <w:r>
+        <w:rPr>
+          <w:rFonts w:asciiTheme="majorHAnsi" w:eastAsiaTheme="majorEastAsia" w:hAnsiTheme="majorHAnsi" w:cstheme="majorBidi"/>
+          <w:b/>
+          <w:bCs/>
+          <w:sz w:val="24"/>
+          <w:szCs w:val="24"/>
+        </w:rPr>
+        <w:t>1. Marca con la casilla los paquetes que vas a cobrar (pueden ser varios).</w:t>
+      </w:r>
+    </w:p>
+    <w:p>
+      <w:pPr>
+        <w:rPr>
+          <w:rFonts w:asciiTheme="majorHAnsi" w:eastAsiaTheme="majorEastAsia" w:hAnsiTheme="majorHAnsi" w:cstheme="majorBidi"/>
+          <w:b/>
+          <w:bCs/>
+          <w:sz w:val="24"/>
+          <w:szCs w:val="24"/>
+        </w:rPr>
+      </w:pPr>
+      <w:r>
+        <w:rPr>
+          <w:rFonts w:asciiTheme="majorHAnsi" w:eastAsiaTheme="majorEastAsia" w:hAnsiTheme="majorHAnsi" w:cstheme="majorBidi"/>
+          <w:b/>
+          <w:bCs/>
+          <w:sz w:val="24"/>
+          <w:szCs w:val="24"/>
+        </w:rPr>
+        <w:t>2. Escribe el **cliente**, la **fecha** y el **vencimiento**.</w:t>
+      </w:r>
+    </w:p>
+    <w:p>
+      <w:pPr>
+        <w:rPr>
+          <w:rFonts w:asciiTheme="majorHAnsi" w:eastAsiaTheme="majorEastAsia" w:hAnsiTheme="majorHAnsi" w:cstheme="majorBidi"/>
+          <w:b/>
+          <w:bCs/>
+          <w:sz w:val="24"/>
+          <w:szCs w:val="24"/>
+        </w:rPr>
+      </w:pPr>
+      <w:r>
+        <w:rPr>
+          <w:rFonts w:asciiTheme="majorHAnsi" w:eastAsiaTheme="majorEastAsia" w:hAnsiTheme="majorHAnsi" w:cstheme="majorBidi"/>
+          <w:b/>
+          <w:bCs/>
+          <w:sz w:val="24"/>
+          <w:szCs w:val="24"/>
+        </w:rPr>
+        <w:t>3. Escribe la **tarifa por libra** (ej. 3.50). Hay un botón para aplicar la tarifa del tipo de envío automáticamente.</w:t>
+      </w:r>
+    </w:p>
+    <w:p>
+      <w:pPr>
+        <w:rPr>
+          <w:rFonts w:asciiTheme="majorHAnsi" w:eastAsiaTheme="majorEastAsia" w:hAnsiTheme="majorHAnsi" w:cstheme="majorBidi"/>
+          <w:b/>
+          <w:bCs/>
+          <w:sz w:val="24"/>
+          <w:szCs w:val="24"/>
+        </w:rPr>
+      </w:pPr>
+      <w:r>
+        <w:rPr>
+          <w:rFonts w:asciiTheme="majorHAnsi" w:eastAsiaTheme="majorEastAsia" w:hAnsiTheme="majorHAnsi" w:cstheme="majorBidi"/>
+          <w:b/>
+          <w:bCs/>
+          <w:sz w:val="24"/>
+          <w:szCs w:val="24"/>
+        </w:rPr>
+        <w:t>4. Pulsa **Previsualizar**: ves el desglose (libras x tarifa = total).</w:t>
+      </w:r>
+    </w:p>
+    <w:p>
+      <w:pPr>
+        <w:rPr>
+          <w:rFonts w:asciiTheme="majorHAnsi" w:eastAsiaTheme="majorEastAsia" w:hAnsiTheme="majorHAnsi" w:cstheme="majorBidi"/>
+          <w:b/>
+          <w:bCs/>
+          <w:sz w:val="24"/>
+          <w:szCs w:val="24"/>
+        </w:rPr>
+      </w:pPr>
+      <w:r>
+        <w:rPr>
+          <w:rFonts w:asciiTheme="majorHAnsi" w:eastAsiaTheme="majorEastAsia" w:hAnsiTheme="majorHAnsi" w:cstheme="majorBidi"/>
+          <w:b/>
+          <w:bCs/>
+          <w:sz w:val="24"/>
+          <w:szCs w:val="24"/>
+        </w:rPr>
+        <w:t>5. Pulsa **Confirmar factura**: la factura queda creada y el paquete pasa a estado Facturado. El cobro se registra después desde el módulo Ventas.</w:t>
+      </w:r>
+    </w:p>
+    <w:p>
+      <w:pPr>
+        <w:rPr>
+          <w:rFonts w:asciiTheme="majorHAnsi" w:eastAsiaTheme="majorEastAsia" w:hAnsiTheme="majorHAnsi" w:cstheme="majorBidi"/>
+          <w:b/>
+          <w:bCs/>
+          <w:sz w:val="24"/>
+          <w:szCs w:val="24"/>
+        </w:rPr>
+      </w:pPr>
+      <w:r>
+        <w:rPr>
+          <w:rFonts w:asciiTheme="majorHAnsi" w:eastAsiaTheme="majorEastAsia" w:hAnsiTheme="majorHAnsi" w:cstheme="majorBidi"/>
+          <w:b/>
+          <w:bCs/>
+          <w:sz w:val="24"/>
+          <w:szCs w:val="24"/>
+        </w:rPr>
+        <w:t>**Entregar paquetes**: cuando el cliente recoge su paquete, lo marcas como entregado. Un paquete entregado ya no se puede modificar. [CAPTURA 8: factura con el desglose por libras]</w:t>
       </w:r>
     </w:p>
     <w:p>
@@ -1046,54 +1474,96 @@
           <w:sz w:val="32"/>
           <w:szCs w:val="32"/>
         </w:rPr>
-        <w:t>8. Enlace público para tu cliente</w:t>
-      </w:r>
-    </w:p>
-    <w:p>
-      <w:pPr>
-        <w:rPr>
-          <w:rFonts w:asciiTheme="majorHAnsi" w:eastAsiaTheme="majorEastAsia" w:hAnsiTheme="majorHAnsi" w:cstheme="majorBidi"/>
-          <w:b/>
-          <w:bCs/>
-          <w:sz w:val="24"/>
-          <w:szCs w:val="24"/>
-        </w:rPr>
-      </w:pPr>
-      <w:r>
-        <w:rPr>
-          <w:rFonts w:asciiTheme="majorHAnsi" w:eastAsiaTheme="majorEastAsia" w:hAnsiTheme="majorHAnsi" w:cstheme="majorBidi"/>
-          <w:b/>
-          <w:bCs/>
-          <w:sz w:val="24"/>
-          <w:szCs w:val="24"/>
-        </w:rPr>
-        <w:t>En el detalle de un envío (En tránsito), el botón **Copiar enlace público** copia una URL del tipo:</w:t>
-      </w:r>
-    </w:p>
-    <w:p>
-      <w:r>
-        <w:t>http://tu-servidor/public/tracking/CODIGO</w:t>
-      </w:r>
-    </w:p>
-    <w:p>
-      <w:pPr>
-        <w:rPr>
-          <w:rFonts w:asciiTheme="majorHAnsi" w:eastAsiaTheme="majorEastAsia" w:hAnsiTheme="majorHAnsi" w:cstheme="majorBidi"/>
-          <w:b/>
-          <w:bCs/>
-          <w:sz w:val="24"/>
-          <w:szCs w:val="24"/>
-        </w:rPr>
-      </w:pPr>
-      <w:r>
-        <w:rPr>
-          <w:rFonts w:asciiTheme="majorHAnsi" w:eastAsiaTheme="majorEastAsia" w:hAnsiTheme="majorHAnsi" w:cstheme="majorBidi"/>
-          <w:b/>
-          <w:bCs/>
-          <w:sz w:val="24"/>
-          <w:szCs w:val="24"/>
-        </w:rPr>
-        <w:t>El cliente abre esa URL sin necesidad de login y ve el estado del paquete y su historial de eventos. Si el paquete ya fue recibido, muestra también su estado (Disponible / Facturado / Entregado). [CAPTURA 10: Vista pública del cliente]</w:t>
+        <w:t>10. Pestaña: Facturación y reversiones (corregir errores)</w:t>
+      </w:r>
+    </w:p>
+    <w:p>
+      <w:r>
+        <w:t>Aquí ves el historial de las facturas que has hecho y puedes corregirlas si te equivocaste.</w:t>
+      </w:r>
+    </w:p>
+    <w:p>
+      <w:pPr>
+        <w:rPr>
+          <w:rFonts w:asciiTheme="majorHAnsi" w:eastAsiaTheme="majorEastAsia" w:hAnsiTheme="majorHAnsi" w:cstheme="majorBidi"/>
+          <w:b/>
+          <w:bCs/>
+          <w:sz w:val="24"/>
+          <w:szCs w:val="24"/>
+        </w:rPr>
+      </w:pPr>
+      <w:r>
+        <w:rPr>
+          <w:rFonts w:asciiTheme="majorHAnsi" w:eastAsiaTheme="majorEastAsia" w:hAnsiTheme="majorHAnsi" w:cstheme="majorBidi"/>
+          <w:b/>
+          <w:bCs/>
+          <w:sz w:val="24"/>
+          <w:szCs w:val="24"/>
+        </w:rPr>
+        <w:t>**Anular / Reversar**: si la factura salió mal (ej. cobraste de más), pulsas el botón, escribes la razón (ej. "Tarifa incorrecta") y confirmas. La factura se anula, el paquete vuelve a Disponible y los asientos contables se deshacen solos.</w:t>
+      </w:r>
+    </w:p>
+    <w:p>
+      <w:pPr>
+        <w:rPr>
+          <w:rFonts w:asciiTheme="majorHAnsi" w:eastAsiaTheme="majorEastAsia" w:hAnsiTheme="majorHAnsi" w:cstheme="majorBidi"/>
+          <w:b/>
+          <w:bCs/>
+          <w:sz w:val="24"/>
+          <w:szCs w:val="24"/>
+        </w:rPr>
+      </w:pPr>
+      <w:r>
+        <w:rPr>
+          <w:rFonts w:asciiTheme="majorHAnsi" w:eastAsiaTheme="majorEastAsia" w:hAnsiTheme="majorHAnsi" w:cstheme="majorBidi"/>
+          <w:b/>
+          <w:bCs/>
+          <w:sz w:val="24"/>
+          <w:szCs w:val="24"/>
+        </w:rPr>
+        <w:t>**Corregir y refacturar**: después de anular, este botón te vuelve a mostrar los paquetes con sus datos para que ajustes la tarifa y factures de nuevo. La factura nueva queda marcada como reemplazo de la anterior.</w:t>
+      </w:r>
+    </w:p>
+    <w:p>
+      <w:pPr>
+        <w:rPr>
+          <w:rFonts w:asciiTheme="majorHAnsi" w:eastAsiaTheme="majorEastAsia" w:hAnsiTheme="majorHAnsi" w:cstheme="majorBidi"/>
+          <w:b/>
+          <w:bCs/>
+          <w:sz w:val="24"/>
+          <w:szCs w:val="24"/>
+        </w:rPr>
+      </w:pPr>
+      <w:r>
+        <w:rPr>
+          <w:rFonts w:asciiTheme="majorHAnsi" w:eastAsiaTheme="majorEastAsia" w:hAnsiTheme="majorHAnsi" w:cstheme="majorBidi"/>
+          <w:b/>
+          <w:bCs/>
+          <w:sz w:val="24"/>
+          <w:szCs w:val="24"/>
+        </w:rPr>
+        <w:t>**Nota de crédito**: es para casos especiales del módulo Ventas (requiere productos y límite de crédito). Para tu día a día, usa Anular + Corregir y refacturar.</w:t>
+      </w:r>
+    </w:p>
+    <w:p>
+      <w:pPr>
+        <w:rPr>
+          <w:rFonts w:asciiTheme="majorHAnsi" w:eastAsiaTheme="majorEastAsia" w:hAnsiTheme="majorHAnsi" w:cstheme="majorBidi"/>
+          <w:b/>
+          <w:bCs/>
+          <w:sz w:val="24"/>
+          <w:szCs w:val="24"/>
+        </w:rPr>
+      </w:pPr>
+      <w:r>
+        <w:rPr>
+          <w:rFonts w:asciiTheme="majorHAnsi" w:eastAsiaTheme="majorEastAsia" w:hAnsiTheme="majorHAnsi" w:cstheme="majorBidi"/>
+          <w:b/>
+          <w:bCs/>
+          <w:sz w:val="24"/>
+          <w:szCs w:val="24"/>
+        </w:rPr>
+        <w:t>Cada factura tiene su **auditoría**: quién la hizo, quién la anuló y el historial del paquete. [CAPTURA 9: auditoría de una factura anulada y refacturada]</w:t>
       </w:r>
     </w:p>
     <w:p>
@@ -1112,154 +1582,91 @@
           <w:sz w:val="32"/>
           <w:szCs w:val="32"/>
         </w:rPr>
-        <w:t>9. Flujo completo recomendado (día a día)</w:t>
-      </w:r>
-    </w:p>
-    <w:p>
-      <w:pPr>
-        <w:rPr>
-          <w:rFonts w:asciiTheme="majorHAnsi" w:eastAsiaTheme="majorEastAsia" w:hAnsiTheme="majorHAnsi" w:cstheme="majorBidi"/>
-          <w:b/>
-          <w:bCs/>
-          <w:sz w:val="24"/>
-          <w:szCs w:val="24"/>
-        </w:rPr>
-      </w:pPr>
-      <w:r>
-        <w:rPr>
-          <w:rFonts w:asciiTheme="majorHAnsi" w:eastAsiaTheme="majorEastAsia" w:hAnsiTheme="majorHAnsi" w:cstheme="majorBidi"/>
-          <w:b/>
-          <w:bCs/>
-          <w:sz w:val="24"/>
-          <w:szCs w:val="24"/>
-        </w:rPr>
-        <w:t>1. **En tránsito**: consulta el código (o crea el ticket). Copia el enlace público para el cliente.</w:t>
-      </w:r>
-    </w:p>
-    <w:p>
-      <w:pPr>
-        <w:rPr>
-          <w:rFonts w:asciiTheme="majorHAnsi" w:eastAsiaTheme="majorEastAsia" w:hAnsiTheme="majorHAnsi" w:cstheme="majorBidi"/>
-          <w:b/>
-          <w:bCs/>
-          <w:sz w:val="24"/>
-          <w:szCs w:val="24"/>
-        </w:rPr>
-      </w:pPr>
-      <w:r>
-        <w:rPr>
-          <w:rFonts w:asciiTheme="majorHAnsi" w:eastAsiaTheme="majorEastAsia" w:hAnsiTheme="majorHAnsi" w:cstheme="majorBidi"/>
-          <w:b/>
-          <w:bCs/>
-          <w:sz w:val="24"/>
-          <w:szCs w:val="24"/>
-        </w:rPr>
-        <w:t>2. **Recepción de paquetes**: registra la llegada (asistente, rápida o Excel).</w:t>
-      </w:r>
-    </w:p>
-    <w:p>
-      <w:pPr>
-        <w:rPr>
-          <w:rFonts w:asciiTheme="majorHAnsi" w:eastAsiaTheme="majorEastAsia" w:hAnsiTheme="majorHAnsi" w:cstheme="majorBidi"/>
-          <w:b/>
-          <w:bCs/>
-          <w:sz w:val="24"/>
-          <w:szCs w:val="24"/>
-        </w:rPr>
-      </w:pPr>
-      <w:r>
-        <w:rPr>
-          <w:rFonts w:asciiTheme="majorHAnsi" w:eastAsiaTheme="majorEastAsia" w:hAnsiTheme="majorHAnsi" w:cstheme="majorBidi"/>
-          <w:b/>
-          <w:bCs/>
-          <w:sz w:val="24"/>
-          <w:szCs w:val="24"/>
-        </w:rPr>
-        <w:t>3. **Paquetes recibidos**: revisa tarifas, asigna cliente/bodega.</w:t>
-      </w:r>
-    </w:p>
-    <w:p>
-      <w:pPr>
-        <w:rPr>
-          <w:rFonts w:asciiTheme="majorHAnsi" w:eastAsiaTheme="majorEastAsia" w:hAnsiTheme="majorHAnsi" w:cstheme="majorBidi"/>
-          <w:b/>
-          <w:bCs/>
-          <w:sz w:val="24"/>
-          <w:szCs w:val="24"/>
-        </w:rPr>
-      </w:pPr>
-      <w:r>
-        <w:rPr>
-          <w:rFonts w:asciiTheme="majorHAnsi" w:eastAsiaTheme="majorEastAsia" w:hAnsiTheme="majorHAnsi" w:cstheme="majorBidi"/>
-          <w:b/>
-          <w:bCs/>
-          <w:sz w:val="24"/>
-          <w:szCs w:val="24"/>
-        </w:rPr>
-        <w:t>4. **Conciliación de compras**: vincula con la OC y emite la factura de compra.</w:t>
-      </w:r>
-    </w:p>
-    <w:p>
-      <w:pPr>
-        <w:rPr>
-          <w:rFonts w:asciiTheme="majorHAnsi" w:eastAsiaTheme="majorEastAsia" w:hAnsiTheme="majorHAnsi" w:cstheme="majorBidi"/>
-          <w:b/>
-          <w:bCs/>
-          <w:sz w:val="24"/>
-          <w:szCs w:val="24"/>
-        </w:rPr>
-      </w:pPr>
-      <w:r>
-        <w:rPr>
-          <w:rFonts w:asciiTheme="majorHAnsi" w:eastAsiaTheme="majorEastAsia" w:hAnsiTheme="majorHAnsi" w:cstheme="majorBidi"/>
-          <w:b/>
-          <w:bCs/>
-          <w:sz w:val="24"/>
-          <w:szCs w:val="24"/>
-        </w:rPr>
-        <w:t>5. **Disponibles para facturar**: factura al cliente con la tarifa por libra.</w:t>
-      </w:r>
-    </w:p>
-    <w:p>
-      <w:pPr>
-        <w:rPr>
-          <w:rFonts w:asciiTheme="majorHAnsi" w:eastAsiaTheme="majorEastAsia" w:hAnsiTheme="majorHAnsi" w:cstheme="majorBidi"/>
-          <w:b/>
-          <w:bCs/>
-          <w:sz w:val="24"/>
-          <w:szCs w:val="24"/>
-        </w:rPr>
-      </w:pPr>
-      <w:r>
-        <w:rPr>
-          <w:rFonts w:asciiTheme="majorHAnsi" w:eastAsiaTheme="majorEastAsia" w:hAnsiTheme="majorHAnsi" w:cstheme="majorBidi"/>
-          <w:b/>
-          <w:bCs/>
-          <w:sz w:val="24"/>
-          <w:szCs w:val="24"/>
-        </w:rPr>
-        <w:t>6. **Facturación y reversiones**: si algo salió mal, anula y refactura.</w:t>
-      </w:r>
-    </w:p>
-    <w:p>
-      <w:pPr>
-        <w:rPr>
-          <w:rFonts w:asciiTheme="majorHAnsi" w:eastAsiaTheme="majorEastAsia" w:hAnsiTheme="majorHAnsi" w:cstheme="majorBidi"/>
-          <w:b/>
-          <w:bCs/>
-          <w:sz w:val="24"/>
-          <w:szCs w:val="24"/>
-        </w:rPr>
-      </w:pPr>
-      <w:r>
-        <w:rPr>
-          <w:rFonts w:asciiTheme="majorHAnsi" w:eastAsiaTheme="majorEastAsia" w:hAnsiTheme="majorHAnsi" w:cstheme="majorBidi"/>
-          <w:b/>
-          <w:bCs/>
-          <w:sz w:val="24"/>
-          <w:szCs w:val="24"/>
-        </w:rPr>
-        <w:t>7. **Entrega**: marca entregado cuando el cliente recoge.</w:t>
+        <w:t>11. El enlace que le mandas a tu cliente</w:t>
+      </w:r>
+    </w:p>
+    <w:p>
+      <w:pPr>
+        <w:rPr>
+          <w:rFonts w:asciiTheme="majorHAnsi" w:eastAsiaTheme="majorEastAsia" w:hAnsiTheme="majorHAnsi" w:cstheme="majorBidi"/>
+          <w:b/>
+          <w:bCs/>
+          <w:sz w:val="24"/>
+          <w:szCs w:val="24"/>
+        </w:rPr>
+      </w:pPr>
+      <w:r>
+        <w:rPr>
+          <w:rFonts w:asciiTheme="majorHAnsi" w:eastAsiaTheme="majorEastAsia" w:hAnsiTheme="majorHAnsi" w:cstheme="majorBidi"/>
+          <w:b/>
+          <w:bCs/>
+          <w:sz w:val="24"/>
+          <w:szCs w:val="24"/>
+        </w:rPr>
+        <w:t>En la pestaña **En tránsito**, abre un paquete y pulsa **Copiar enlace público**.</w:t>
+      </w:r>
+    </w:p>
+    <w:p>
+      <w:pPr>
+        <w:rPr>
+          <w:rFonts w:asciiTheme="majorHAnsi" w:eastAsiaTheme="majorEastAsia" w:hAnsiTheme="majorHAnsi" w:cstheme="majorBidi"/>
+          <w:b/>
+          <w:bCs/>
+          <w:sz w:val="24"/>
+          <w:szCs w:val="24"/>
+        </w:rPr>
+      </w:pPr>
+      <w:r>
+        <w:rPr>
+          <w:rFonts w:asciiTheme="majorHAnsi" w:eastAsiaTheme="majorEastAsia" w:hAnsiTheme="majorHAnsi" w:cstheme="majorBidi"/>
+          <w:b/>
+          <w:bCs/>
+          <w:sz w:val="24"/>
+          <w:szCs w:val="24"/>
+        </w:rPr>
+        <w:t>El sistema copia un enlace tipo: http://tu-servidor/public/tracking/CODIGO</w:t>
+      </w:r>
+    </w:p>
+    <w:p>
+      <w:pPr>
+        <w:rPr>
+          <w:rFonts w:asciiTheme="majorHAnsi" w:eastAsiaTheme="majorEastAsia" w:hAnsiTheme="majorHAnsi" w:cstheme="majorBidi"/>
+          <w:b/>
+          <w:bCs/>
+          <w:sz w:val="24"/>
+          <w:szCs w:val="24"/>
+        </w:rPr>
+      </w:pPr>
+      <w:r>
+        <w:rPr>
+          <w:rFonts w:asciiTheme="majorHAnsi" w:eastAsiaTheme="majorEastAsia" w:hAnsiTheme="majorHAnsi" w:cstheme="majorBidi"/>
+          <w:b/>
+          <w:bCs/>
+          <w:sz w:val="24"/>
+          <w:szCs w:val="24"/>
+        </w:rPr>
+        <w:t>Se lo envías a tu cliente (WhatsApp, correo). Él lo abre sin necesidad de usuario ni contraseña y ve el estado de su paquete y su recorrido.</w:t>
+      </w:r>
+    </w:p>
+    <w:p>
+      <w:pPr>
+        <w:rPr>
+          <w:rFonts w:asciiTheme="majorHAnsi" w:eastAsiaTheme="majorEastAsia" w:hAnsiTheme="majorHAnsi" w:cstheme="majorBidi"/>
+          <w:b/>
+          <w:bCs/>
+          <w:sz w:val="24"/>
+          <w:szCs w:val="24"/>
+        </w:rPr>
+      </w:pPr>
+      <w:r>
+        <w:rPr>
+          <w:rFonts w:asciiTheme="majorHAnsi" w:eastAsiaTheme="majorEastAsia" w:hAnsiTheme="majorHAnsi" w:cstheme="majorBidi"/>
+          <w:b/>
+          <w:bCs/>
+          <w:sz w:val="24"/>
+          <w:szCs w:val="24"/>
+        </w:rPr>
+        <w:t>Si el paquete ya llegó, también verá su estado (Disponible, Facturado, Entregado). [CAPTURA 10: vista que ve tu cliente]</w:t>
       </w:r>
     </w:p>
     <w:p>
@@ -1278,7 +1685,358 @@
           <w:sz w:val="32"/>
           <w:szCs w:val="32"/>
         </w:rPr>
-        <w:t>10. Errores comunes y qué significan</w:t>
+        <w:t>12. Palabras fáciles</w:t>
+      </w:r>
+    </w:p>
+    <w:tbl>
+      <w:tblPr>
+        <w:tblW w:w="0" w:type="auto"/>
+        <w:tblBorders>
+          <w:top w:val="single" w:sz="4" w:space="0" w:color="auto"/>
+          <w:left w:val="single" w:sz="4" w:space="0" w:color="auto"/>
+          <w:bottom w:val="single" w:sz="4" w:space="0" w:color="auto"/>
+          <w:right w:val="single" w:sz="4" w:space="0" w:color="auto"/>
+          <w:insideH w:val="single" w:sz="4" w:space="0" w:color="auto"/>
+          <w:insideV w:val="single" w:sz="4" w:space="0" w:color="auto"/>
+        </w:tblBorders>
+        <w:tblLayout w:type="fixed"/>
+        <w:tblCellMar>
+          <w:left w:w="70" w:type="dxa"/>
+          <w:right w:w="70" w:type="dxa"/>
+        </w:tblCellMar>
+        <w:tblLook w:val="0000" w:firstRow="0" w:lastRow="0" w:firstColumn="0" w:lastColumn="0" w:noHBand="0" w:noVBand="0"/>
+      </w:tblPr>
+      <w:tblGrid>
+        <w:gridCol w:w="4419"/>
+        <w:gridCol w:w="4419"/>
+      </w:tblGrid>
+      <w:tr>
+        <w:tblPrEx>
+          <w:tblCellMar>
+            <w:top w:w="0" w:type="dxa"/>
+            <w:bottom w:w="0" w:type="dxa"/>
+          </w:tblCellMar>
+        </w:tblPrEx>
+        <w:tc>
+          <w:tcPr>
+            <w:tcW w:w="4419" w:type="dxa"/>
+          </w:tcPr>
+          <w:p>
+            <w:r>
+              <w:t>Palabra</w:t>
+            </w:r>
+          </w:p>
+        </w:tc>
+        <w:tc>
+          <w:tcPr>
+            <w:tcW w:w="4419" w:type="dxa"/>
+          </w:tcPr>
+          <w:p>
+            <w:r>
+              <w:t>Qué significa</w:t>
+            </w:r>
+          </w:p>
+        </w:tc>
+      </w:tr>
+      <w:tr>
+        <w:tblPrEx>
+          <w:tblCellMar>
+            <w:top w:w="0" w:type="dxa"/>
+            <w:bottom w:w="0" w:type="dxa"/>
+          </w:tblCellMar>
+        </w:tblPrEx>
+        <w:tc>
+          <w:tcPr>
+            <w:tcW w:w="4419" w:type="dxa"/>
+          </w:tcPr>
+          <w:p>
+            <w:r>
+              <w:t>Código de tracking</w:t>
+            </w:r>
+          </w:p>
+        </w:tc>
+        <w:tc>
+          <w:tcPr>
+            <w:tcW w:w="4419" w:type="dxa"/>
+          </w:tcPr>
+          <w:p>
+            <w:r>
+              <w:t>El número del paquete (lo trae la etiqueta del transportista)</w:t>
+            </w:r>
+          </w:p>
+        </w:tc>
+      </w:tr>
+      <w:tr>
+        <w:tblPrEx>
+          <w:tblCellMar>
+            <w:top w:w="0" w:type="dxa"/>
+            <w:bottom w:w="0" w:type="dxa"/>
+          </w:tblCellMar>
+        </w:tblPrEx>
+        <w:tc>
+          <w:tcPr>
+            <w:tcW w:w="4419" w:type="dxa"/>
+          </w:tcPr>
+          <w:p>
+            <w:r>
+              <w:t>SKU</w:t>
+            </w:r>
+          </w:p>
+        </w:tc>
+        <w:tc>
+          <w:tcPr>
+            <w:tcW w:w="4419" w:type="dxa"/>
+          </w:tcPr>
+          <w:p>
+            <w:r>
+              <w:t>Un código para identificar el producto, ej. ZAPATO-ROJO-38. Si no lo tienes, el sistema usa uno genérico</w:t>
+            </w:r>
+          </w:p>
+        </w:tc>
+      </w:tr>
+      <w:tr>
+        <w:tblPrEx>
+          <w:tblCellMar>
+            <w:top w:w="0" w:type="dxa"/>
+            <w:bottom w:w="0" w:type="dxa"/>
+          </w:tblCellMar>
+        </w:tblPrEx>
+        <w:tc>
+          <w:tcPr>
+            <w:tcW w:w="4419" w:type="dxa"/>
+          </w:tcPr>
+          <w:p>
+            <w:r>
+              <w:t>Bodega</w:t>
+            </w:r>
+          </w:p>
+        </w:tc>
+        <w:tc>
+          <w:tcPr>
+            <w:tcW w:w="4419" w:type="dxa"/>
+          </w:tcPr>
+          <w:p>
+            <w:r>
+              <w:t>El lugar donde guardas los paquetes (ej. Bodega Managua)</w:t>
+            </w:r>
+          </w:p>
+        </w:tc>
+      </w:tr>
+      <w:tr>
+        <w:tblPrEx>
+          <w:tblCellMar>
+            <w:top w:w="0" w:type="dxa"/>
+            <w:bottom w:w="0" w:type="dxa"/>
+          </w:tblCellMar>
+        </w:tblPrEx>
+        <w:tc>
+          <w:tcPr>
+            <w:tcW w:w="4419" w:type="dxa"/>
+          </w:tcPr>
+          <w:p>
+            <w:r>
+              <w:t>Tarifa por libra</w:t>
+            </w:r>
+          </w:p>
+        </w:tc>
+        <w:tc>
+          <w:tcPr>
+            <w:tcW w:w="4419" w:type="dxa"/>
+          </w:tcPr>
+          <w:p>
+            <w:r>
+              <w:t>Lo que le cobras al cliente por cada libra de su paquete</w:t>
+            </w:r>
+          </w:p>
+        </w:tc>
+      </w:tr>
+      <w:tr>
+        <w:tblPrEx>
+          <w:tblCellMar>
+            <w:top w:w="0" w:type="dxa"/>
+            <w:bottom w:w="0" w:type="dxa"/>
+          </w:tblCellMar>
+        </w:tblPrEx>
+        <w:tc>
+          <w:tcPr>
+            <w:tcW w:w="4419" w:type="dxa"/>
+          </w:tcPr>
+          <w:p>
+            <w:r>
+              <w:t>OC (orden de compra)</w:t>
+            </w:r>
+          </w:p>
+        </w:tc>
+        <w:tc>
+          <w:tcPr>
+            <w:tcW w:w="4419" w:type="dxa"/>
+          </w:tcPr>
+          <w:p>
+            <w:r>
+              <w:t>El documento de la compra que le hiciste al proveedor</w:t>
+            </w:r>
+          </w:p>
+        </w:tc>
+      </w:tr>
+      <w:tr>
+        <w:tblPrEx>
+          <w:tblCellMar>
+            <w:top w:w="0" w:type="dxa"/>
+            <w:bottom w:w="0" w:type="dxa"/>
+          </w:tblCellMar>
+        </w:tblPrEx>
+        <w:tc>
+          <w:tcPr>
+            <w:tcW w:w="4419" w:type="dxa"/>
+          </w:tcPr>
+          <w:p>
+            <w:r>
+              <w:t>Factura de compra</w:t>
+            </w:r>
+          </w:p>
+        </w:tc>
+        <w:tc>
+          <w:tcPr>
+            <w:tcW w:w="4419" w:type="dxa"/>
+          </w:tcPr>
+          <w:p>
+            <w:r>
+              <w:t>La factura que te da el proveedor</w:t>
+            </w:r>
+          </w:p>
+        </w:tc>
+      </w:tr>
+      <w:tr>
+        <w:tblPrEx>
+          <w:tblCellMar>
+            <w:top w:w="0" w:type="dxa"/>
+            <w:bottom w:w="0" w:type="dxa"/>
+          </w:tblCellMar>
+        </w:tblPrEx>
+        <w:tc>
+          <w:tcPr>
+            <w:tcW w:w="4419" w:type="dxa"/>
+          </w:tcPr>
+          <w:p>
+            <w:r>
+              <w:t>Factura al cliente</w:t>
+            </w:r>
+          </w:p>
+        </w:tc>
+        <w:tc>
+          <w:tcPr>
+            <w:tcW w:w="4419" w:type="dxa"/>
+          </w:tcPr>
+          <w:p>
+            <w:r>
+              <w:t>Lo que le cobras al cliente por su paquete</w:t>
+            </w:r>
+          </w:p>
+        </w:tc>
+      </w:tr>
+      <w:tr>
+        <w:tblPrEx>
+          <w:tblCellMar>
+            <w:top w:w="0" w:type="dxa"/>
+            <w:bottom w:w="0" w:type="dxa"/>
+          </w:tblCellMar>
+        </w:tblPrEx>
+        <w:tc>
+          <w:tcPr>
+            <w:tcW w:w="4419" w:type="dxa"/>
+          </w:tcPr>
+          <w:p>
+            <w:r>
+              <w:t>Anular / Reversar</w:t>
+            </w:r>
+          </w:p>
+        </w:tc>
+        <w:tc>
+          <w:tcPr>
+            <w:tcW w:w="4419" w:type="dxa"/>
+          </w:tcPr>
+          <w:p>
+            <w:r>
+              <w:t>Cancelar una factura y dejar todo como estaba</w:t>
+            </w:r>
+          </w:p>
+        </w:tc>
+      </w:tr>
+      <w:tr>
+        <w:tblPrEx>
+          <w:tblCellMar>
+            <w:top w:w="0" w:type="dxa"/>
+            <w:bottom w:w="0" w:type="dxa"/>
+          </w:tblCellMar>
+        </w:tblPrEx>
+        <w:tc>
+          <w:tcPr>
+            <w:tcW w:w="4419" w:type="dxa"/>
+          </w:tcPr>
+          <w:p>
+            <w:r>
+              <w:t>Conciliar</w:t>
+            </w:r>
+          </w:p>
+        </w:tc>
+        <w:tc>
+          <w:tcPr>
+            <w:tcW w:w="4419" w:type="dxa"/>
+          </w:tcPr>
+          <w:p>
+            <w:r>
+              <w:t>Unir los paquetes con su compra al proveedor</w:t>
+            </w:r>
+          </w:p>
+        </w:tc>
+      </w:tr>
+      <w:tr>
+        <w:tblPrEx>
+          <w:tblCellMar>
+            <w:top w:w="0" w:type="dxa"/>
+            <w:bottom w:w="0" w:type="dxa"/>
+          </w:tblCellMar>
+        </w:tblPrEx>
+        <w:tc>
+          <w:tcPr>
+            <w:tcW w:w="4419" w:type="dxa"/>
+          </w:tcPr>
+          <w:p>
+            <w:r>
+              <w:t>Auditoría</w:t>
+            </w:r>
+          </w:p>
+        </w:tc>
+        <w:tc>
+          <w:tcPr>
+            <w:tcW w:w="4419" w:type="dxa"/>
+          </w:tcPr>
+          <w:p>
+            <w:r>
+              <w:t>El registro de quién hizo qué y cuándo</w:t>
+            </w:r>
+          </w:p>
+        </w:tc>
+      </w:tr>
+    </w:tbl>
+    <w:p/>
+    <w:p>
+      <w:pPr>
+        <w:rPr>
+          <w:rFonts w:asciiTheme="majorHAnsi" w:eastAsiaTheme="majorEastAsia" w:hAnsiTheme="majorHAnsi" w:cstheme="majorBidi"/>
+          <w:color w:val="0F4761" w:themeColor="accent1" w:themeShade="BF"/>
+          <w:sz w:val="32"/>
+          <w:szCs w:val="32"/>
+        </w:rPr>
+      </w:pPr>
+      <w:r>
+        <w:rPr>
+          <w:rFonts w:asciiTheme="majorHAnsi" w:eastAsiaTheme="majorEastAsia" w:hAnsiTheme="majorHAnsi" w:cstheme="majorBidi"/>
+          <w:color w:val="0F4761" w:themeColor="accent1" w:themeShade="BF"/>
+          <w:sz w:val="32"/>
+          <w:szCs w:val="32"/>
+        </w:rPr>
+        <w:t>13. Problemas comunes y sus soluciones</w:t>
       </w:r>
     </w:p>
     <w:tbl>
@@ -1317,7 +2075,7 @@
           </w:tcPr>
           <w:p>
             <w:r>
-              <w:t>Mensaje</w:t>
+              <w:t>Lo que ves</w:t>
             </w:r>
           </w:p>
         </w:tc>
@@ -1327,7 +2085,7 @@
           </w:tcPr>
           <w:p>
             <w:r>
-              <w:t>Significado</w:t>
+              <w:t>Qué significa</w:t>
             </w:r>
           </w:p>
         </w:tc>
@@ -1337,7 +2095,7 @@
           </w:tcPr>
           <w:p>
             <w:r>
-              <w:t>Solución</w:t>
+              <w:t>Qué haces</w:t>
             </w:r>
           </w:p>
         </w:tc>
@@ -1355,7 +2113,7 @@
           </w:tcPr>
           <w:p>
             <w:r>
-              <w:t>Tracking duplicado (ya registrado)</w:t>
+              <w:t>El sistema dice que el código no se encontró</w:t>
             </w:r>
           </w:p>
         </w:tc>
@@ -1365,7 +2123,7 @@
           </w:tcPr>
           <w:p>
             <w:r>
-              <w:t>El paquete ya existe</w:t>
+              <w:t>El transportista no reconoce ese código</w:t>
             </w:r>
           </w:p>
         </w:tc>
@@ -1375,7 +2133,7 @@
           </w:tcPr>
           <w:p>
             <w:r>
-              <w:t>No se inserta; fila ERROR en la importación</w:t>
+              <w:t>Revisa que el código esté bien escrito; si el paquete es nuevo, espera a que el transportista lo registre o crea un ticket manual</w:t>
             </w:r>
           </w:p>
         </w:tc>
@@ -1393,7 +2151,7 @@
           </w:tcPr>
           <w:p>
             <w:r>
-              <w:t>El número de factura ... ya existe</w:t>
+              <w:t>"Tracking duplicado"</w:t>
             </w:r>
           </w:p>
         </w:tc>
@@ -1403,7 +2161,7 @@
           </w:tcPr>
           <w:p>
             <w:r>
-              <w:t>Número repetido en la empresa</w:t>
+              <w:t>Ese paquete ya estaba registrado</w:t>
             </w:r>
           </w:p>
         </w:tc>
@@ -1413,7 +2171,7 @@
           </w:tcPr>
           <w:p>
             <w:r>
-              <w:t>Usa otro número de factura</w:t>
+              <w:t>No pasa nada: no se guarda dos veces. Búscalo en Paquetes recibidos</w:t>
             </w:r>
           </w:p>
         </w:tc>
@@ -1431,7 +2189,7 @@
           </w:tcPr>
           <w:p>
             <w:r>
-              <w:t>Paquete ya facturado / entregado</w:t>
+              <w:t>"El número de factura ya existe"</w:t>
             </w:r>
           </w:p>
         </w:tc>
@@ -1441,7 +2199,7 @@
           </w:tcPr>
           <w:p>
             <w:r>
-              <w:t>Intentas facturar dos veces o anular uno entregado</w:t>
+              <w:t>Ya usaste ese número</w:t>
             </w:r>
           </w:p>
         </w:tc>
@@ -1451,7 +2209,7 @@
           </w:tcPr>
           <w:p>
             <w:r>
-              <w:t>Revisa el estado en el historial</w:t>
+              <w:t>Pon otro número en la factura</w:t>
             </w:r>
           </w:p>
         </w:tc>
@@ -1469,7 +2227,7 @@
           </w:tcPr>
           <w:p>
             <w:r>
-              <w:t>El proveedor no respondió / Verifica el código</w:t>
+              <w:t>"Paquete ya facturado/entregado"</w:t>
             </w:r>
           </w:p>
         </w:tc>
@@ -1479,7 +2237,7 @@
           </w:tcPr>
           <w:p>
             <w:r>
-              <w:t>El transportista no encontró el envío</w:t>
+              <w:t>El paquete ya se cobró o se entregó</w:t>
             </w:r>
           </w:p>
         </w:tc>
@@ -1489,7 +2247,7 @@
           </w:tcPr>
           <w:p>
             <w:r>
-              <w:t>Verifica el código de tracking o el proveedor</w:t>
+              <w:t>No se puede tocar dos veces. Revisa su estado en el historial</w:t>
             </w:r>
           </w:p>
         </w:tc>
@@ -1507,7 +2265,7 @@
           </w:tcPr>
           <w:p>
             <w:r>
-              <w:t>403 en pantalla</w:t>
+              <w:t>Error 403</w:t>
             </w:r>
           </w:p>
         </w:tc>
@@ -1517,7 +2275,7 @@
           </w:tcPr>
           <w:p>
             <w:r>
-              <w:t>El rol no tiene el permiso</w:t>
+              <w:t>Tu usuario no tiene permiso</w:t>
             </w:r>
           </w:p>
         </w:tc>
@@ -1527,45 +2285,7 @@
           </w:tcPr>
           <w:p>
             <w:r>
-              <w:t>Habilita TRACKING/SALES en Roles y permisos</w:t>
-            </w:r>
-          </w:p>
-        </w:tc>
-      </w:tr>
-      <w:tr>
-        <w:tblPrEx>
-          <w:tblCellMar>
-            <w:top w:w="0" w:type="dxa"/>
-            <w:bottom w:w="0" w:type="dxa"/>
-          </w:tblCellMar>
-        </w:tblPrEx>
-        <w:tc>
-          <w:tcPr>
-            <w:tcW w:w="2946" w:type="dxa"/>
-          </w:tcPr>
-          <w:p>
-            <w:r>
-              <w:t>Nota de crédito no permitida</w:t>
-            </w:r>
-          </w:p>
-        </w:tc>
-        <w:tc>
-          <w:tcPr>
-            <w:tcW w:w="2946" w:type="dxa"/>
-          </w:tcPr>
-          <w:p>
-            <w:r>
-              <w:t>Regla del módulo de Ventas</w:t>
-            </w:r>
-          </w:p>
-        </w:tc>
-        <w:tc>
-          <w:tcPr>
-            <w:tcW w:w="2946" w:type="dxa"/>
-          </w:tcPr>
-          <w:p>
-            <w:r>
-              <w:t>Usa Anular + Corregir y refacturar</w:t>
+              <w:t>El administrador debe activar Tracking y Ventas en Roles y permisos</w:t>
             </w:r>
           </w:p>
         </w:tc>
@@ -1588,70 +2308,160 @@
           <w:sz w:val="32"/>
           <w:szCs w:val="32"/>
         </w:rPr>
-        <w:t>11. Notas importantes</w:t>
-      </w:r>
-    </w:p>
-    <w:p>
-      <w:pPr>
-        <w:rPr>
-          <w:rFonts w:asciiTheme="majorHAnsi" w:eastAsiaTheme="majorEastAsia" w:hAnsiTheme="majorHAnsi" w:cstheme="majorBidi"/>
-          <w:b/>
-          <w:bCs/>
-          <w:sz w:val="24"/>
-          <w:szCs w:val="24"/>
-        </w:rPr>
-      </w:pPr>
-      <w:r>
-        <w:rPr>
-          <w:rFonts w:asciiTheme="majorHAnsi" w:eastAsiaTheme="majorEastAsia" w:hAnsiTheme="majorHAnsi" w:cstheme="majorBidi"/>
-          <w:b/>
-          <w:bCs/>
-          <w:sz w:val="24"/>
-          <w:szCs w:val="24"/>
-        </w:rPr>
-        <w:t>Los estados del paquete se muestran en español (Disponible, Facturado, Entregado...).</w:t>
-      </w:r>
-    </w:p>
-    <w:p>
-      <w:pPr>
-        <w:rPr>
-          <w:rFonts w:asciiTheme="majorHAnsi" w:eastAsiaTheme="majorEastAsia" w:hAnsiTheme="majorHAnsi" w:cstheme="majorBidi"/>
-          <w:b/>
-          <w:bCs/>
-          <w:sz w:val="24"/>
-          <w:szCs w:val="24"/>
-        </w:rPr>
-      </w:pPr>
-      <w:r>
-        <w:rPr>
-          <w:rFonts w:asciiTheme="majorHAnsi" w:eastAsiaTheme="majorEastAsia" w:hAnsiTheme="majorHAnsi" w:cstheme="majorBidi"/>
-          <w:b/>
-          <w:bCs/>
-          <w:sz w:val="24"/>
-          <w:szCs w:val="24"/>
-        </w:rPr>
-        <w:t>La recepción rápida e importación son idempotentes: repetir el mismo archivo no duplica paquetes.</w:t>
-      </w:r>
-    </w:p>
-    <w:p>
-      <w:pPr>
-        <w:rPr>
-          <w:rFonts w:asciiTheme="majorHAnsi" w:eastAsiaTheme="majorEastAsia" w:hAnsiTheme="majorHAnsi" w:cstheme="majorBidi"/>
-          <w:b/>
-          <w:bCs/>
-          <w:sz w:val="24"/>
-          <w:szCs w:val="24"/>
-        </w:rPr>
-      </w:pPr>
-      <w:r>
-        <w:rPr>
-          <w:rFonts w:asciiTheme="majorHAnsi" w:eastAsiaTheme="majorEastAsia" w:hAnsiTheme="majorHAnsi" w:cstheme="majorBidi"/>
-          <w:b/>
-          <w:bCs/>
-          <w:sz w:val="24"/>
-          <w:szCs w:val="24"/>
-        </w:rPr>
-        <w:t>La factura de paquetería se crea como pendiente de cobro; el cobro se registra desde Ventas.</w:t>
+        <w:t>14. Tu rutina diaria en 7 pasos</w:t>
+      </w:r>
+    </w:p>
+    <w:p>
+      <w:pPr>
+        <w:rPr>
+          <w:rFonts w:asciiTheme="majorHAnsi" w:eastAsiaTheme="majorEastAsia" w:hAnsiTheme="majorHAnsi" w:cstheme="majorBidi"/>
+          <w:b/>
+          <w:bCs/>
+          <w:sz w:val="24"/>
+          <w:szCs w:val="24"/>
+        </w:rPr>
+      </w:pPr>
+      <w:r>
+        <w:rPr>
+          <w:rFonts w:asciiTheme="majorHAnsi" w:eastAsiaTheme="majorEastAsia" w:hAnsiTheme="majorHAnsi" w:cstheme="majorBidi"/>
+          <w:b/>
+          <w:bCs/>
+          <w:sz w:val="24"/>
+          <w:szCs w:val="24"/>
+        </w:rPr>
+        <w:t>1. **En tránsito**: consulta el código del paquete y manda el enlace a tu cliente.</w:t>
+      </w:r>
+    </w:p>
+    <w:p>
+      <w:pPr>
+        <w:rPr>
+          <w:rFonts w:asciiTheme="majorHAnsi" w:eastAsiaTheme="majorEastAsia" w:hAnsiTheme="majorHAnsi" w:cstheme="majorBidi"/>
+          <w:b/>
+          <w:bCs/>
+          <w:sz w:val="24"/>
+          <w:szCs w:val="24"/>
+        </w:rPr>
+      </w:pPr>
+      <w:r>
+        <w:rPr>
+          <w:rFonts w:asciiTheme="majorHAnsi" w:eastAsiaTheme="majorEastAsia" w:hAnsiTheme="majorHAnsi" w:cstheme="majorBidi"/>
+          <w:b/>
+          <w:bCs/>
+          <w:sz w:val="24"/>
+          <w:szCs w:val="24"/>
+        </w:rPr>
+        <w:t>2. **Recepción de paquetes**: registra los paquetes que llegaron (a mano, rápido o Excel).</w:t>
+      </w:r>
+    </w:p>
+    <w:p>
+      <w:pPr>
+        <w:rPr>
+          <w:rFonts w:asciiTheme="majorHAnsi" w:eastAsiaTheme="majorEastAsia" w:hAnsiTheme="majorHAnsi" w:cstheme="majorBidi"/>
+          <w:b/>
+          <w:bCs/>
+          <w:sz w:val="24"/>
+          <w:szCs w:val="24"/>
+        </w:rPr>
+      </w:pPr>
+      <w:r>
+        <w:rPr>
+          <w:rFonts w:asciiTheme="majorHAnsi" w:eastAsiaTheme="majorEastAsia" w:hAnsiTheme="majorHAnsi" w:cstheme="majorBidi"/>
+          <w:b/>
+          <w:bCs/>
+          <w:sz w:val="24"/>
+          <w:szCs w:val="24"/>
+        </w:rPr>
+        <w:t>3. **Paquetes recibidos**: revisa tarifas y asigna cliente y bodega.</w:t>
+      </w:r>
+    </w:p>
+    <w:p>
+      <w:pPr>
+        <w:rPr>
+          <w:rFonts w:asciiTheme="majorHAnsi" w:eastAsiaTheme="majorEastAsia" w:hAnsiTheme="majorHAnsi" w:cstheme="majorBidi"/>
+          <w:b/>
+          <w:bCs/>
+          <w:sz w:val="24"/>
+          <w:szCs w:val="24"/>
+        </w:rPr>
+      </w:pPr>
+      <w:r>
+        <w:rPr>
+          <w:rFonts w:asciiTheme="majorHAnsi" w:eastAsiaTheme="majorEastAsia" w:hAnsiTheme="majorHAnsi" w:cstheme="majorBidi"/>
+          <w:b/>
+          <w:bCs/>
+          <w:sz w:val="24"/>
+          <w:szCs w:val="24"/>
+        </w:rPr>
+        <w:t>4. **Conciliación de compras**: une los paquetes con la compra al proveedor y emite la factura de compra.</w:t>
+      </w:r>
+    </w:p>
+    <w:p>
+      <w:pPr>
+        <w:rPr>
+          <w:rFonts w:asciiTheme="majorHAnsi" w:eastAsiaTheme="majorEastAsia" w:hAnsiTheme="majorHAnsi" w:cstheme="majorBidi"/>
+          <w:b/>
+          <w:bCs/>
+          <w:sz w:val="24"/>
+          <w:szCs w:val="24"/>
+        </w:rPr>
+      </w:pPr>
+      <w:r>
+        <w:rPr>
+          <w:rFonts w:asciiTheme="majorHAnsi" w:eastAsiaTheme="majorEastAsia" w:hAnsiTheme="majorHAnsi" w:cstheme="majorBidi"/>
+          <w:b/>
+          <w:bCs/>
+          <w:sz w:val="24"/>
+          <w:szCs w:val="24"/>
+        </w:rPr>
+        <w:t>5. **Disponibles para facturar**: cobra al cliente (tarifa por libra) y confirma la factura.</w:t>
+      </w:r>
+    </w:p>
+    <w:p>
+      <w:pPr>
+        <w:rPr>
+          <w:rFonts w:asciiTheme="majorHAnsi" w:eastAsiaTheme="majorEastAsia" w:hAnsiTheme="majorHAnsi" w:cstheme="majorBidi"/>
+          <w:b/>
+          <w:bCs/>
+          <w:sz w:val="24"/>
+          <w:szCs w:val="24"/>
+        </w:rPr>
+      </w:pPr>
+      <w:r>
+        <w:rPr>
+          <w:rFonts w:asciiTheme="majorHAnsi" w:eastAsiaTheme="majorEastAsia" w:hAnsiTheme="majorHAnsi" w:cstheme="majorBidi"/>
+          <w:b/>
+          <w:bCs/>
+          <w:sz w:val="24"/>
+          <w:szCs w:val="24"/>
+        </w:rPr>
+        <w:t>6. Si te equivocaste: **Facturación y reversiones** &gt; Anular &gt; Corregir y refacturar.</w:t>
+      </w:r>
+    </w:p>
+    <w:p>
+      <w:pPr>
+        <w:rPr>
+          <w:rFonts w:asciiTheme="majorHAnsi" w:eastAsiaTheme="majorEastAsia" w:hAnsiTheme="majorHAnsi" w:cstheme="majorBidi"/>
+          <w:b/>
+          <w:bCs/>
+          <w:sz w:val="24"/>
+          <w:szCs w:val="24"/>
+        </w:rPr>
+      </w:pPr>
+      <w:r>
+        <w:rPr>
+          <w:rFonts w:asciiTheme="majorHAnsi" w:eastAsiaTheme="majorEastAsia" w:hAnsiTheme="majorHAnsi" w:cstheme="majorBidi"/>
+          <w:b/>
+          <w:bCs/>
+          <w:sz w:val="24"/>
+          <w:szCs w:val="24"/>
+        </w:rPr>
+        <w:t>7. **Entrega**: cuando el cliente recoge, marca el paquete como entregado.</w:t>
+      </w:r>
+    </w:p>
+    <w:p/>
+    <w:p>
+      <w:r>
+        <w:t>Fin de la guía. Si tienes dudas de un botón, esta guía cubre todos los que ves en pantalla. [CAPTURA FINAL: vista general del módulo]</w:t>
       </w:r>
     </w:p>
     <w:p/>
@@ -2071,7 +2881,7 @@
     <w:link w:val="Ttulo1Car"/>
     <w:uiPriority w:val="9"/>
     <w:qFormat/>
-    <w:rsid w:val="00AF3632"/>
+    <w:rsid w:val="005E15BE"/>
     <w:pPr>
       <w:keepNext/>
       <w:keepLines/>
@@ -2093,7 +2903,7 @@
     <w:uiPriority w:val="9"/>
     <w:unhideWhenUsed/>
     <w:qFormat/>
-    <w:rsid w:val="00AF3632"/>
+    <w:rsid w:val="005E15BE"/>
     <w:pPr>
       <w:keepNext/>
       <w:keepLines/>
@@ -2116,7 +2926,7 @@
     <w:semiHidden/>
     <w:unhideWhenUsed/>
     <w:qFormat/>
-    <w:rsid w:val="00AF3632"/>
+    <w:rsid w:val="005E15BE"/>
     <w:pPr>
       <w:keepNext/>
       <w:keepLines/>
@@ -2139,7 +2949,7 @@
     <w:semiHidden/>
     <w:unhideWhenUsed/>
     <w:qFormat/>
-    <w:rsid w:val="00AF3632"/>
+    <w:rsid w:val="005E15BE"/>
     <w:pPr>
       <w:keepNext/>
       <w:keepLines/>
@@ -2162,7 +2972,7 @@
     <w:semiHidden/>
     <w:unhideWhenUsed/>
     <w:qFormat/>
-    <w:rsid w:val="00AF3632"/>
+    <w:rsid w:val="005E15BE"/>
     <w:pPr>
       <w:keepNext/>
       <w:keepLines/>
@@ -2183,7 +2993,7 @@
     <w:semiHidden/>
     <w:unhideWhenUsed/>
     <w:qFormat/>
-    <w:rsid w:val="00AF3632"/>
+    <w:rsid w:val="005E15BE"/>
     <w:pPr>
       <w:keepNext/>
       <w:keepLines/>
@@ -2206,7 +3016,7 @@
     <w:semiHidden/>
     <w:unhideWhenUsed/>
     <w:qFormat/>
-    <w:rsid w:val="00AF3632"/>
+    <w:rsid w:val="005E15BE"/>
     <w:pPr>
       <w:keepNext/>
       <w:keepLines/>
@@ -2227,7 +3037,7 @@
     <w:semiHidden/>
     <w:unhideWhenUsed/>
     <w:qFormat/>
-    <w:rsid w:val="00AF3632"/>
+    <w:rsid w:val="005E15BE"/>
     <w:pPr>
       <w:keepNext/>
       <w:keepLines/>
@@ -2250,7 +3060,7 @@
     <w:semiHidden/>
     <w:unhideWhenUsed/>
     <w:qFormat/>
-    <w:rsid w:val="00AF3632"/>
+    <w:rsid w:val="005E15BE"/>
     <w:pPr>
       <w:keepNext/>
       <w:keepLines/>
@@ -2294,7 +3104,7 @@
     <w:basedOn w:val="Fuentedeprrafopredeter"/>
     <w:link w:val="Ttulo1"/>
     <w:uiPriority w:val="9"/>
-    <w:rsid w:val="00AF3632"/>
+    <w:rsid w:val="005E15BE"/>
     <w:rPr>
       <w:rFonts w:asciiTheme="majorHAnsi" w:eastAsiaTheme="majorEastAsia" w:hAnsiTheme="majorHAnsi" w:cstheme="majorBidi"/>
       <w:color w:val="0F4761" w:themeColor="accent1" w:themeShade="BF"/>
@@ -2307,7 +3117,7 @@
     <w:basedOn w:val="Fuentedeprrafopredeter"/>
     <w:link w:val="Ttulo2"/>
     <w:uiPriority w:val="9"/>
-    <w:rsid w:val="00AF3632"/>
+    <w:rsid w:val="005E15BE"/>
     <w:rPr>
       <w:rFonts w:asciiTheme="majorHAnsi" w:eastAsiaTheme="majorEastAsia" w:hAnsiTheme="majorHAnsi" w:cstheme="majorBidi"/>
       <w:color w:val="0F4761" w:themeColor="accent1" w:themeShade="BF"/>
@@ -2321,7 +3131,7 @@
     <w:link w:val="Ttulo3"/>
     <w:uiPriority w:val="9"/>
     <w:semiHidden/>
-    <w:rsid w:val="00AF3632"/>
+    <w:rsid w:val="005E15BE"/>
     <w:rPr>
       <w:rFonts w:eastAsiaTheme="majorEastAsia" w:cstheme="majorBidi"/>
       <w:color w:val="0F4761" w:themeColor="accent1" w:themeShade="BF"/>
@@ -2335,7 +3145,7 @@
     <w:link w:val="Ttulo4"/>
     <w:uiPriority w:val="9"/>
     <w:semiHidden/>
-    <w:rsid w:val="00AF3632"/>
+    <w:rsid w:val="005E15BE"/>
     <w:rPr>
       <w:rFonts w:eastAsiaTheme="majorEastAsia" w:cstheme="majorBidi"/>
       <w:i/>
@@ -2349,7 +3159,7 @@
     <w:link w:val="Ttulo5"/>
     <w:uiPriority w:val="9"/>
     <w:semiHidden/>
-    <w:rsid w:val="00AF3632"/>
+    <w:rsid w:val="005E15BE"/>
     <w:rPr>
       <w:rFonts w:eastAsiaTheme="majorEastAsia" w:cstheme="majorBidi"/>
       <w:color w:val="0F4761" w:themeColor="accent1" w:themeShade="BF"/>
@@ -2361,7 +3171,7 @@
     <w:link w:val="Ttulo6"/>
     <w:uiPriority w:val="9"/>
     <w:semiHidden/>
-    <w:rsid w:val="00AF3632"/>
+    <w:rsid w:val="005E15BE"/>
     <w:rPr>
       <w:rFonts w:eastAsiaTheme="majorEastAsia" w:cstheme="majorBidi"/>
       <w:i/>
@@ -2375,7 +3185,7 @@
     <w:link w:val="Ttulo7"/>
     <w:uiPriority w:val="9"/>
     <w:semiHidden/>
-    <w:rsid w:val="00AF3632"/>
+    <w:rsid w:val="005E15BE"/>
     <w:rPr>
       <w:rFonts w:eastAsiaTheme="majorEastAsia" w:cstheme="majorBidi"/>
       <w:color w:val="595959" w:themeColor="text1" w:themeTint="A6"/>
@@ -2387,7 +3197,7 @@
     <w:link w:val="Ttulo8"/>
     <w:uiPriority w:val="9"/>
     <w:semiHidden/>
-    <w:rsid w:val="00AF3632"/>
+    <w:rsid w:val="005E15BE"/>
     <w:rPr>
       <w:rFonts w:eastAsiaTheme="majorEastAsia" w:cstheme="majorBidi"/>
       <w:i/>
@@ -2401,7 +3211,7 @@
     <w:link w:val="Ttulo9"/>
     <w:uiPriority w:val="9"/>
     <w:semiHidden/>
-    <w:rsid w:val="00AF3632"/>
+    <w:rsid w:val="005E15BE"/>
     <w:rPr>
       <w:rFonts w:eastAsiaTheme="majorEastAsia" w:cstheme="majorBidi"/>
       <w:color w:val="272727" w:themeColor="text1" w:themeTint="D8"/>
@@ -2414,7 +3224,7 @@
     <w:link w:val="TtuloCar"/>
     <w:uiPriority w:val="10"/>
     <w:qFormat/>
-    <w:rsid w:val="00AF3632"/>
+    <w:rsid w:val="005E15BE"/>
     <w:pPr>
       <w:spacing w:after="80" w:line="240" w:lineRule="auto"/>
       <w:contextualSpacing/>
@@ -2432,7 +3242,7 @@
     <w:basedOn w:val="Fuentedeprrafopredeter"/>
     <w:link w:val="Ttulo"/>
     <w:uiPriority w:val="10"/>
-    <w:rsid w:val="00AF3632"/>
+    <w:rsid w:val="005E15BE"/>
     <w:rPr>
       <w:rFonts w:asciiTheme="majorHAnsi" w:eastAsiaTheme="majorEastAsia" w:hAnsiTheme="majorHAnsi" w:cstheme="majorBidi"/>
       <w:spacing w:val="-10"/>
@@ -2448,7 +3258,7 @@
     <w:link w:val="SubttuloCar"/>
     <w:uiPriority w:val="11"/>
     <w:qFormat/>
-    <w:rsid w:val="00AF3632"/>
+    <w:rsid w:val="005E15BE"/>
     <w:pPr>
       <w:numPr>
         <w:ilvl w:val="1"/>
@@ -2467,7 +3277,7 @@
     <w:basedOn w:val="Fuentedeprrafopredeter"/>
     <w:link w:val="Subttulo"/>
     <w:uiPriority w:val="11"/>
-    <w:rsid w:val="00AF3632"/>
+    <w:rsid w:val="005E15BE"/>
     <w:rPr>
       <w:rFonts w:eastAsiaTheme="majorEastAsia" w:cstheme="majorBidi"/>
       <w:color w:val="595959" w:themeColor="text1" w:themeTint="A6"/>
@@ -2483,7 +3293,7 @@
     <w:link w:val="CitaCar"/>
     <w:uiPriority w:val="29"/>
     <w:qFormat/>
-    <w:rsid w:val="00AF3632"/>
+    <w:rsid w:val="005E15BE"/>
     <w:pPr>
       <w:spacing w:before="160"/>
       <w:jc w:val="center"/>
@@ -2499,7 +3309,7 @@
     <w:basedOn w:val="Fuentedeprrafopredeter"/>
     <w:link w:val="Cita"/>
     <w:uiPriority w:val="29"/>
-    <w:rsid w:val="00AF3632"/>
+    <w:rsid w:val="005E15BE"/>
     <w:rPr>
       <w:i/>
       <w:iCs/>
@@ -2511,7 +3321,7 @@
     <w:basedOn w:val="Normal"/>
     <w:uiPriority w:val="34"/>
     <w:qFormat/>
-    <w:rsid w:val="00AF3632"/>
+    <w:rsid w:val="005E15BE"/>
     <w:pPr>
       <w:ind w:left="720"/>
       <w:contextualSpacing/>
@@ -2522,7 +3332,7 @@
     <w:basedOn w:val="Fuentedeprrafopredeter"/>
     <w:uiPriority w:val="21"/>
     <w:qFormat/>
-    <w:rsid w:val="00AF3632"/>
+    <w:rsid w:val="005E15BE"/>
     <w:rPr>
       <w:i/>
       <w:iCs/>
@@ -2536,7 +3346,7 @@
     <w:link w:val="CitadestacadaCar"/>
     <w:uiPriority w:val="30"/>
     <w:qFormat/>
-    <w:rsid w:val="00AF3632"/>
+    <w:rsid w:val="005E15BE"/>
     <w:pPr>
       <w:pBdr>
         <w:top w:val="single" w:sz="4" w:space="10" w:color="0F4761" w:themeColor="accent1" w:themeShade="BF"/>
@@ -2557,7 +3367,7 @@
     <w:basedOn w:val="Fuentedeprrafopredeter"/>
     <w:link w:val="Citadestacada"/>
     <w:uiPriority w:val="30"/>
-    <w:rsid w:val="00AF3632"/>
+    <w:rsid w:val="005E15BE"/>
     <w:rPr>
       <w:i/>
       <w:iCs/>
@@ -2569,7 +3379,7 @@
     <w:basedOn w:val="Fuentedeprrafopredeter"/>
     <w:uiPriority w:val="32"/>
     <w:qFormat/>
-    <w:rsid w:val="00AF3632"/>
+    <w:rsid w:val="005E15BE"/>
     <w:rPr>
       <w:b/>
       <w:bCs/>
@@ -2584,7 +3394,7 @@
     <w:next w:val="Normal"/>
     <w:uiPriority w:val="99"/>
     <w:unhideWhenUsed/>
-    <w:rsid w:val="00AF3632"/>
+    <w:rsid w:val="005E15BE"/>
     <w:pPr>
       <w:spacing w:before="120"/>
     </w:pPr>

--- a/novahub-frontend/documentos-novahub/Guia_Usuario_Logistica_NovaERP.docx
+++ b/novahub-frontend/documentos-novahub/Guia_Usuario_Logistica_NovaERP.docx
@@ -4,19 +4,18 @@
   <w:body>
     <w:p>
       <w:pPr>
-        <w:rPr>
-          <w:rFonts w:asciiTheme="majorHAnsi" w:eastAsiaTheme="majorEastAsia" w:hAnsiTheme="majorHAnsi" w:cstheme="majorBidi"/>
-          <w:color w:val="0F4761" w:themeColor="accent1" w:themeShade="BF"/>
+        <w:outlineLvl w:val="0"/>
+        <w:rPr>
+          <w:b/>
+          <w:color w:val="16A34A"/>
           <w:sz w:val="40"/>
-          <w:szCs w:val="40"/>
         </w:rPr>
       </w:pPr>
       <w:r>
         <w:rPr>
-          <w:rFonts w:asciiTheme="majorHAnsi" w:eastAsiaTheme="majorEastAsia" w:hAnsiTheme="majorHAnsi" w:cstheme="majorBidi"/>
-          <w:color w:val="0F4761" w:themeColor="accent1" w:themeShade="BF"/>
+          <w:b/>
+          <w:color w:val="16A34A"/>
           <w:sz w:val="40"/>
-          <w:szCs w:val="40"/>
         </w:rPr>
         <w:t>Guía del módulo Tracking (importaciones)</w:t>
       </w:r>
@@ -28,19 +27,18 @@
     </w:p>
     <w:p>
       <w:pPr>
-        <w:rPr>
-          <w:rFonts w:asciiTheme="majorHAnsi" w:eastAsiaTheme="majorEastAsia" w:hAnsiTheme="majorHAnsi" w:cstheme="majorBidi"/>
-          <w:color w:val="0F4761" w:themeColor="accent1" w:themeShade="BF"/>
-          <w:sz w:val="32"/>
-          <w:szCs w:val="32"/>
+        <w:outlineLvl w:val="1"/>
+        <w:rPr>
+          <w:b/>
+          <w:color w:val="16A34A"/>
+          <w:sz w:val="28"/>
         </w:rPr>
       </w:pPr>
       <w:r>
         <w:rPr>
-          <w:rFonts w:asciiTheme="majorHAnsi" w:eastAsiaTheme="majorEastAsia" w:hAnsiTheme="majorHAnsi" w:cstheme="majorBidi"/>
-          <w:color w:val="0F4761" w:themeColor="accent1" w:themeShade="BF"/>
-          <w:sz w:val="32"/>
-          <w:szCs w:val="32"/>
+          <w:b/>
+          <w:color w:val="16A34A"/>
+          <w:sz w:val="28"/>
         </w:rPr>
         <w:t>1. Para qué sirve este módulo</w:t>
       </w:r>
@@ -51,167 +49,101 @@
       </w:r>
     </w:p>
     <w:p>
+      <w:r>
+        <w:t>• Ves el viaje del paquete (¿dónde está? ¿en aduana? ¿en reparto?).</w:t>
+      </w:r>
+    </w:p>
+    <w:p>
+      <w:r>
+        <w:t>• Registras el paquete cuando llega a tu bodega.</w:t>
+      </w:r>
+    </w:p>
+    <w:p>
+      <w:r>
+        <w:t>• Lo facturas a tu cliente (le cobras por libra).</w:t>
+      </w:r>
+    </w:p>
+    <w:p>
+      <w:r>
+        <w:t>• Le das a tu cliente un enlace para que él mismo vea el estado de su paquete.</w:t>
+      </w:r>
+    </w:p>
+    <w:p>
       <w:pPr>
-        <w:rPr>
-          <w:rFonts w:asciiTheme="majorHAnsi" w:eastAsiaTheme="majorEastAsia" w:hAnsiTheme="majorHAnsi" w:cstheme="majorBidi"/>
-          <w:b/>
-          <w:bCs/>
-          <w:sz w:val="24"/>
-          <w:szCs w:val="24"/>
+        <w:outlineLvl w:val="1"/>
+        <w:rPr>
+          <w:b/>
+          <w:color w:val="16A34A"/>
+          <w:sz w:val="28"/>
         </w:rPr>
       </w:pPr>
       <w:r>
         <w:rPr>
-          <w:rFonts w:asciiTheme="majorHAnsi" w:eastAsiaTheme="majorEastAsia" w:hAnsiTheme="majorHAnsi" w:cstheme="majorBidi"/>
-          <w:b/>
-          <w:bCs/>
-          <w:sz w:val="24"/>
-          <w:szCs w:val="24"/>
-        </w:rPr>
-        <w:t>Ves el viaje del paquete (¿dónde está? ¿en aduana? ¿en reparto?).</w:t>
+          <w:b/>
+          <w:color w:val="16A34A"/>
+          <w:sz w:val="28"/>
+        </w:rPr>
+        <w:t>2. Antes de empezar</w:t>
+      </w:r>
+    </w:p>
+    <w:p>
+      <w:r>
+        <w:t xml:space="preserve">• Entra al sistema y pulsa el módulo </w:t>
+      </w:r>
+      <w:r>
+        <w:rPr>
+          <w:b/>
+        </w:rPr>
+        <w:t>Tracking</w:t>
+      </w:r>
+      <w:r>
+        <w:t xml:space="preserve"> en el menú lateral.</w:t>
+      </w:r>
+    </w:p>
+    <w:p>
+      <w:r>
+        <w:t>• Si alguna pantalla te dice que no tienes permiso (error 403), pídele al administrador que active el permiso en Configuración &gt; Roles y permisos. [CAPTURA 1: menú lateral con Tracking]</w:t>
       </w:r>
     </w:p>
     <w:p>
       <w:pPr>
-        <w:rPr>
-          <w:rFonts w:asciiTheme="majorHAnsi" w:eastAsiaTheme="majorEastAsia" w:hAnsiTheme="majorHAnsi" w:cstheme="majorBidi"/>
-          <w:b/>
-          <w:bCs/>
-          <w:sz w:val="24"/>
-          <w:szCs w:val="24"/>
+        <w:outlineLvl w:val="1"/>
+        <w:rPr>
+          <w:b/>
+          <w:color w:val="16A34A"/>
+          <w:sz w:val="28"/>
         </w:rPr>
       </w:pPr>
       <w:r>
         <w:rPr>
-          <w:rFonts w:asciiTheme="majorHAnsi" w:eastAsiaTheme="majorEastAsia" w:hAnsiTheme="majorHAnsi" w:cstheme="majorBidi"/>
-          <w:b/>
-          <w:bCs/>
-          <w:sz w:val="24"/>
-          <w:szCs w:val="24"/>
-        </w:rPr>
-        <w:t>Registras el paquete cuando llega a tu bodega.</w:t>
+          <w:b/>
+          <w:color w:val="16A34A"/>
+          <w:sz w:val="28"/>
+        </w:rPr>
+        <w:t>3. El tutorial paso a paso (botón ?)</w:t>
+      </w:r>
+    </w:p>
+    <w:p>
+      <w:r>
+        <w:t>Cada pestaña del módulo tiene un botón con un signo de interrogación (?) arriba a la derecha, junto a las pestañas. Al pulsarlo se abre una guía paso a paso que te va señalando en la pantalla qué hacer: primero el buscador, luego el botón para guardar, etc. Es la forma más rápida de aprender cada sección mientras la ves funcionando. [CAPTURA 2: tutorial abierto señalando un botón]</w:t>
       </w:r>
     </w:p>
     <w:p>
       <w:pPr>
-        <w:rPr>
-          <w:rFonts w:asciiTheme="majorHAnsi" w:eastAsiaTheme="majorEastAsia" w:hAnsiTheme="majorHAnsi" w:cstheme="majorBidi"/>
-          <w:b/>
-          <w:bCs/>
-          <w:sz w:val="24"/>
-          <w:szCs w:val="24"/>
+        <w:outlineLvl w:val="1"/>
+        <w:rPr>
+          <w:b/>
+          <w:color w:val="16A34A"/>
+          <w:sz w:val="28"/>
         </w:rPr>
       </w:pPr>
       <w:r>
         <w:rPr>
-          <w:rFonts w:asciiTheme="majorHAnsi" w:eastAsiaTheme="majorEastAsia" w:hAnsiTheme="majorHAnsi" w:cstheme="majorBidi"/>
-          <w:b/>
-          <w:bCs/>
-          <w:sz w:val="24"/>
-          <w:szCs w:val="24"/>
-        </w:rPr>
-        <w:t>Lo facturas a tu cliente (le cobras por libra).</w:t>
-      </w:r>
-    </w:p>
-    <w:p>
-      <w:pPr>
-        <w:rPr>
-          <w:rFonts w:asciiTheme="majorHAnsi" w:eastAsiaTheme="majorEastAsia" w:hAnsiTheme="majorHAnsi" w:cstheme="majorBidi"/>
-          <w:b/>
-          <w:bCs/>
-          <w:sz w:val="24"/>
-          <w:szCs w:val="24"/>
-        </w:rPr>
-      </w:pPr>
-      <w:r>
-        <w:rPr>
-          <w:rFonts w:asciiTheme="majorHAnsi" w:eastAsiaTheme="majorEastAsia" w:hAnsiTheme="majorHAnsi" w:cstheme="majorBidi"/>
-          <w:b/>
-          <w:bCs/>
-          <w:sz w:val="24"/>
-          <w:szCs w:val="24"/>
-        </w:rPr>
-        <w:t>Le das a tu cliente un enlace para que él mismo vea el estado de su paquete.</w:t>
-      </w:r>
-    </w:p>
-    <w:p>
-      <w:pPr>
-        <w:rPr>
-          <w:rFonts w:asciiTheme="majorHAnsi" w:eastAsiaTheme="majorEastAsia" w:hAnsiTheme="majorHAnsi" w:cstheme="majorBidi"/>
-          <w:color w:val="0F4761" w:themeColor="accent1" w:themeShade="BF"/>
-          <w:sz w:val="32"/>
-          <w:szCs w:val="32"/>
-        </w:rPr>
-      </w:pPr>
-      <w:r>
-        <w:rPr>
-          <w:rFonts w:asciiTheme="majorHAnsi" w:eastAsiaTheme="majorEastAsia" w:hAnsiTheme="majorHAnsi" w:cstheme="majorBidi"/>
-          <w:color w:val="0F4761" w:themeColor="accent1" w:themeShade="BF"/>
-          <w:sz w:val="32"/>
-          <w:szCs w:val="32"/>
-        </w:rPr>
-        <w:t>2. Antes de empezar</w:t>
-      </w:r>
-    </w:p>
-    <w:p>
-      <w:pPr>
-        <w:rPr>
-          <w:rFonts w:asciiTheme="majorHAnsi" w:eastAsiaTheme="majorEastAsia" w:hAnsiTheme="majorHAnsi" w:cstheme="majorBidi"/>
-          <w:b/>
-          <w:bCs/>
-          <w:sz w:val="24"/>
-          <w:szCs w:val="24"/>
-        </w:rPr>
-      </w:pPr>
-      <w:r>
-        <w:rPr>
-          <w:rFonts w:asciiTheme="majorHAnsi" w:eastAsiaTheme="majorEastAsia" w:hAnsiTheme="majorHAnsi" w:cstheme="majorBidi"/>
-          <w:b/>
-          <w:bCs/>
-          <w:sz w:val="24"/>
-          <w:szCs w:val="24"/>
-        </w:rPr>
-        <w:t>Entra al sistema y pulsa el módulo **Tracking** en el menú lateral.</w:t>
-      </w:r>
-    </w:p>
-    <w:p>
-      <w:pPr>
-        <w:rPr>
-          <w:rFonts w:asciiTheme="majorHAnsi" w:eastAsiaTheme="majorEastAsia" w:hAnsiTheme="majorHAnsi" w:cstheme="majorBidi"/>
-          <w:b/>
-          <w:bCs/>
-          <w:sz w:val="24"/>
-          <w:szCs w:val="24"/>
-        </w:rPr>
-      </w:pPr>
-      <w:r>
-        <w:rPr>
-          <w:rFonts w:asciiTheme="majorHAnsi" w:eastAsiaTheme="majorEastAsia" w:hAnsiTheme="majorHAnsi" w:cstheme="majorBidi"/>
-          <w:b/>
-          <w:bCs/>
-          <w:sz w:val="24"/>
-          <w:szCs w:val="24"/>
-        </w:rPr>
-        <w:t>Si alguna pantalla te dice que no tienes permiso (error 403), pídele al administrador que active el permiso en Configuración &gt; Roles y permisos. [CAPTURA 1: menú lateral con Tracking]</w:t>
-      </w:r>
-    </w:p>
-    <w:p>
-      <w:pPr>
-        <w:rPr>
-          <w:rFonts w:asciiTheme="majorHAnsi" w:eastAsiaTheme="majorEastAsia" w:hAnsiTheme="majorHAnsi" w:cstheme="majorBidi"/>
-          <w:color w:val="0F4761" w:themeColor="accent1" w:themeShade="BF"/>
-          <w:sz w:val="32"/>
-          <w:szCs w:val="32"/>
-        </w:rPr>
-      </w:pPr>
-      <w:r>
-        <w:rPr>
-          <w:rFonts w:asciiTheme="majorHAnsi" w:eastAsiaTheme="majorEastAsia" w:hAnsiTheme="majorHAnsi" w:cstheme="majorBidi"/>
-          <w:color w:val="0F4761" w:themeColor="accent1" w:themeShade="BF"/>
-          <w:sz w:val="32"/>
-          <w:szCs w:val="32"/>
-        </w:rPr>
-        <w:t>3. Las pestañas de un vistazo</w:t>
+          <w:b/>
+          <w:color w:val="16A34A"/>
+          <w:sz w:val="28"/>
+        </w:rPr>
+        <w:t>4. Las pestañas de un vistazo</w:t>
       </w:r>
     </w:p>
     <w:p>
@@ -253,7 +185,15 @@
             <w:tcW w:w="4419" w:type="dxa"/>
           </w:tcPr>
           <w:p>
-            <w:r>
+            <w:pPr>
+              <w:rPr>
+                <w:b/>
+              </w:rPr>
+            </w:pPr>
+            <w:r>
+              <w:rPr>
+                <w:b/>
+              </w:rPr>
               <w:t>Pestaña</w:t>
             </w:r>
           </w:p>
@@ -263,7 +203,15 @@
             <w:tcW w:w="4419" w:type="dxa"/>
           </w:tcPr>
           <w:p>
-            <w:r>
+            <w:pPr>
+              <w:rPr>
+                <w:b/>
+              </w:rPr>
+            </w:pPr>
+            <w:r>
+              <w:rPr>
+                <w:b/>
+              </w:rPr>
               <w:t>¿Para qué sirve?</w:t>
             </w:r>
           </w:p>
@@ -366,6 +314,7 @@
           </w:tcPr>
           <w:p>
             <w:r>
+              <w:lastRenderedPageBreak/>
               <w:t>Conciliación de compras</w:t>
             </w:r>
           </w:p>
@@ -450,7 +399,6 @@
           </w:tcPr>
           <w:p>
             <w:r>
-              <w:lastRenderedPageBreak/>
               <w:t>Facturación y reversiones</w:t>
             </w:r>
           </w:p>
@@ -470,21 +418,20 @@
     <w:p/>
     <w:p>
       <w:pPr>
-        <w:rPr>
-          <w:rFonts w:asciiTheme="majorHAnsi" w:eastAsiaTheme="majorEastAsia" w:hAnsiTheme="majorHAnsi" w:cstheme="majorBidi"/>
-          <w:color w:val="0F4761" w:themeColor="accent1" w:themeShade="BF"/>
-          <w:sz w:val="32"/>
-          <w:szCs w:val="32"/>
+        <w:outlineLvl w:val="1"/>
+        <w:rPr>
+          <w:b/>
+          <w:color w:val="16A34A"/>
+          <w:sz w:val="28"/>
         </w:rPr>
       </w:pPr>
       <w:r>
         <w:rPr>
-          <w:rFonts w:asciiTheme="majorHAnsi" w:eastAsiaTheme="majorEastAsia" w:hAnsiTheme="majorHAnsi" w:cstheme="majorBidi"/>
-          <w:color w:val="0F4761" w:themeColor="accent1" w:themeShade="BF"/>
-          <w:sz w:val="32"/>
-          <w:szCs w:val="32"/>
-        </w:rPr>
-        <w:t>4. Pestaña: En tránsito (seguir un paquete en camino)</w:t>
+          <w:b/>
+          <w:color w:val="16A34A"/>
+          <w:sz w:val="28"/>
+        </w:rPr>
+        <w:t>5. Pestaña: En tránsito (seguir un paquete en camino)</w:t>
       </w:r>
     </w:p>
     <w:p>
@@ -493,1199 +440,833 @@
       </w:r>
     </w:p>
     <w:p>
+      <w:r>
+        <w:t xml:space="preserve">• 1. Escribe el </w:t>
+      </w:r>
+      <w:r>
+        <w:rPr>
+          <w:b/>
+        </w:rPr>
+        <w:t>código de tracking</w:t>
+      </w:r>
+      <w:r>
+        <w:t xml:space="preserve"> (el número que trae el paquete, ej. GFUS01065222301697) en el buscador.</w:t>
+      </w:r>
+    </w:p>
+    <w:p>
+      <w:r>
+        <w:t xml:space="preserve">• 2. Pulsa </w:t>
+      </w:r>
+      <w:r>
+        <w:rPr>
+          <w:b/>
+        </w:rPr>
+        <w:t>Consultar</w:t>
+      </w:r>
+      <w:r>
+        <w:t>.</w:t>
+      </w:r>
+    </w:p>
+    <w:p>
+      <w:r>
+        <w:t>• 3. El sistema pregunta al transportista (AWBOX o CargoTrack) y te muestra: dónde está, hacia dónde va, la fecha estimada y la lista de eventos (recibido, en aduana, en reparto...).</w:t>
+      </w:r>
+    </w:p>
+    <w:p>
+      <w:r>
+        <w:t>• Si el código no aparece, te lo dice con un mensaje claro (ver sección 14).</w:t>
+      </w:r>
+    </w:p>
+    <w:p>
+      <w:r>
+        <w:t xml:space="preserve">• </w:t>
+      </w:r>
+      <w:r>
+        <w:rPr>
+          <w:b/>
+        </w:rPr>
+        <w:t>Nuevo ticket</w:t>
+      </w:r>
+      <w:r>
+        <w:t>: si tu cliente te da el código y el transportista aún no lo tiene, puedes registrar el envío a mano (código, transportista, cliente, origen, destino y fecha estimada). El sistema le asigna un número de ticket (TKT-XXXXXXXX).</w:t>
+      </w:r>
+    </w:p>
+    <w:p>
+      <w:r>
+        <w:t xml:space="preserve">• </w:t>
+      </w:r>
+      <w:r>
+        <w:rPr>
+          <w:b/>
+        </w:rPr>
+        <w:t>Copiar enlace público</w:t>
+      </w:r>
+      <w:r>
+        <w:t>: pulsa este botón y el sistema copia un enlace. Se lo envías a tu cliente por WhatsApp o correo: él lo abre y ve el estado de su paquete sin necesidad de entrar al sistema (ver sección 12). [CAPTURA 2: consulta de un paquete con su recorrido]</w:t>
+      </w:r>
+    </w:p>
+    <w:p>
       <w:pPr>
-        <w:rPr>
-          <w:rFonts w:asciiTheme="majorHAnsi" w:eastAsiaTheme="majorEastAsia" w:hAnsiTheme="majorHAnsi" w:cstheme="majorBidi"/>
-          <w:b/>
-          <w:bCs/>
-          <w:sz w:val="24"/>
-          <w:szCs w:val="24"/>
+        <w:outlineLvl w:val="1"/>
+        <w:rPr>
+          <w:b/>
+          <w:color w:val="16A34A"/>
+          <w:sz w:val="28"/>
         </w:rPr>
       </w:pPr>
       <w:r>
         <w:rPr>
-          <w:rFonts w:asciiTheme="majorHAnsi" w:eastAsiaTheme="majorEastAsia" w:hAnsiTheme="majorHAnsi" w:cstheme="majorBidi"/>
-          <w:b/>
-          <w:bCs/>
-          <w:sz w:val="24"/>
-          <w:szCs w:val="24"/>
-        </w:rPr>
-        <w:t>1. Escribe el **código de tracking** (el número que trae el paquete, ej. GFUS01065222301697) en el buscador.</w:t>
+          <w:b/>
+          <w:color w:val="16A34A"/>
+          <w:sz w:val="28"/>
+        </w:rPr>
+        <w:t>6. Pestaña: Recepción de paquetes (registrar que llegó)</w:t>
+      </w:r>
+    </w:p>
+    <w:p>
+      <w:r>
+        <w:t>Cuando el paquete llega a tu bodega, lo registras aquí. El asistente tiene 4 pasos:</w:t>
+      </w:r>
+    </w:p>
+    <w:p>
+      <w:r>
+        <w:t xml:space="preserve">• </w:t>
+      </w:r>
+      <w:r>
+        <w:rPr>
+          <w:b/>
+        </w:rPr>
+        <w:t>Paso 1 - Tipo y sucursal</w:t>
+      </w:r>
+      <w:r>
+        <w:t>: eliges el tipo de envío (Aéreo, Marítimo, Courier) y la sucursal. El tipo se configura en la pestaña Configuración (ver sección 9).</w:t>
+      </w:r>
+    </w:p>
+    <w:p>
+      <w:r>
+        <w:t xml:space="preserve">• </w:t>
+      </w:r>
+      <w:r>
+        <w:rPr>
+          <w:b/>
+        </w:rPr>
+        <w:t>Paso 2 - Peso</w:t>
+      </w:r>
+      <w:r>
+        <w:t>: escribes cuánto pesa el paquete (en libras). Si no sabes el peso, el sistema puede calcularlo después; lo importante es el peso facturable porque es lo que le cobras al cliente.</w:t>
+      </w:r>
+    </w:p>
+    <w:p>
+      <w:r>
+        <w:t xml:space="preserve">• </w:t>
+      </w:r>
+      <w:r>
+        <w:rPr>
+          <w:b/>
+        </w:rPr>
+        <w:t>Paso 3 - Identificación</w:t>
+      </w:r>
+      <w:r>
+        <w:t>: aquí va el código de tracking. Puedes escanearlo o escribirlo a mano.</w:t>
+      </w:r>
+    </w:p>
+    <w:p>
+      <w:r>
+        <w:t xml:space="preserve">• </w:t>
+      </w:r>
+      <w:r>
+        <w:rPr>
+          <w:b/>
+        </w:rPr>
+        <w:t>Paso 4 - Propietario y bodega</w:t>
+      </w:r>
+      <w:r>
+        <w:t>: indicas de qué cliente es el paquete y a qué bodega va.</w:t>
+      </w:r>
+    </w:p>
+    <w:p>
+      <w:r>
+        <w:lastRenderedPageBreak/>
+        <w:t xml:space="preserve">• Pulsa </w:t>
+      </w:r>
+      <w:r>
+        <w:rPr>
+          <w:b/>
+        </w:rPr>
+        <w:t>Guardar</w:t>
+      </w:r>
+      <w:r>
+        <w:t xml:space="preserve"> y el paquete queda registrado. Si ese código ya estaba registrado, el sistema te lo avisa y no lo duplica. [CAPTURA 3: asistente de recepción]</w:t>
+      </w:r>
+    </w:p>
+    <w:p>
+      <w:r>
+        <w:t>También tienes dos botones para agilizar:</w:t>
+      </w:r>
+    </w:p>
+    <w:p>
+      <w:r>
+        <w:t xml:space="preserve">• </w:t>
+      </w:r>
+      <w:r>
+        <w:rPr>
+          <w:b/>
+        </w:rPr>
+        <w:t>Recepción rápida</w:t>
+      </w:r>
+      <w:r>
+        <w:t>: registras varios paquetes a la vez en una tabla (código, peso, tarifas). Útil cuando llegan muchos.</w:t>
+      </w:r>
+    </w:p>
+    <w:p>
+      <w:r>
+        <w:t xml:space="preserve">• </w:t>
+      </w:r>
+      <w:r>
+        <w:rPr>
+          <w:b/>
+        </w:rPr>
+        <w:t>Importar Excel</w:t>
+      </w:r>
+      <w:r>
+        <w:t>: subes un archivo con todos los paquetes y el sistema los revisa antes de guardar (te marca los que están bien y los que tienen problemas). [CAPTURA 4: importación de Excel con filas marcadas]</w:t>
       </w:r>
     </w:p>
     <w:p>
       <w:pPr>
-        <w:rPr>
-          <w:rFonts w:asciiTheme="majorHAnsi" w:eastAsiaTheme="majorEastAsia" w:hAnsiTheme="majorHAnsi" w:cstheme="majorBidi"/>
-          <w:b/>
-          <w:bCs/>
-          <w:sz w:val="24"/>
-          <w:szCs w:val="24"/>
+        <w:outlineLvl w:val="1"/>
+        <w:rPr>
+          <w:b/>
+          <w:color w:val="16A34A"/>
+          <w:sz w:val="28"/>
         </w:rPr>
       </w:pPr>
       <w:r>
         <w:rPr>
-          <w:rFonts w:asciiTheme="majorHAnsi" w:eastAsiaTheme="majorEastAsia" w:hAnsiTheme="majorHAnsi" w:cstheme="majorBidi"/>
-          <w:b/>
-          <w:bCs/>
-          <w:sz w:val="24"/>
-          <w:szCs w:val="24"/>
-        </w:rPr>
-        <w:t>2. Pulsa **Consultar**.</w:t>
+          <w:b/>
+          <w:color w:val="16A34A"/>
+          <w:sz w:val="28"/>
+        </w:rPr>
+        <w:t>7. Pestaña: Paquetes recibidos (lo que tienes en bodega)</w:t>
+      </w:r>
+    </w:p>
+    <w:p>
+      <w:r>
+        <w:t>• Es la lista de todos los paquetes que has registrado.</w:t>
+      </w:r>
+    </w:p>
+    <w:p>
+      <w:r>
+        <w:t>• Arriba ves los números importantes: total de paquetes, libras aéreas, libras marítimas, pendientes de compra y disponibles para facturar.</w:t>
+      </w:r>
+    </w:p>
+    <w:p>
+      <w:r>
+        <w:t xml:space="preserve">• </w:t>
+      </w:r>
+      <w:r>
+        <w:rPr>
+          <w:b/>
+        </w:rPr>
+        <w:t>Buscar</w:t>
+      </w:r>
+      <w:r>
+        <w:t>: escribe tracking, cliente o bodega para encontrar un paquete.</w:t>
+      </w:r>
+    </w:p>
+    <w:p>
+      <w:r>
+        <w:t xml:space="preserve">• </w:t>
+      </w:r>
+      <w:r>
+        <w:rPr>
+          <w:b/>
+        </w:rPr>
+        <w:t>Ver</w:t>
+      </w:r>
+      <w:r>
+        <w:t xml:space="preserve"> (botón en cada fila): abre el detalle del paquete; ahí puedes corregir tarifas, cambiar bodega o marcarlo como entregado.</w:t>
+      </w:r>
+    </w:p>
+    <w:p>
+      <w:r>
+        <w:t>• Cada paquete muestra su estado en español: Disponible, Facturado, Entregado, etc. [CAPTURA 5: lista de paquetes con sus números arriba]</w:t>
       </w:r>
     </w:p>
     <w:p>
       <w:pPr>
-        <w:rPr>
-          <w:rFonts w:asciiTheme="majorHAnsi" w:eastAsiaTheme="majorEastAsia" w:hAnsiTheme="majorHAnsi" w:cstheme="majorBidi"/>
-          <w:b/>
-          <w:bCs/>
-          <w:sz w:val="24"/>
-          <w:szCs w:val="24"/>
+        <w:outlineLvl w:val="1"/>
+        <w:rPr>
+          <w:b/>
+          <w:color w:val="16A34A"/>
+          <w:sz w:val="28"/>
         </w:rPr>
       </w:pPr>
       <w:r>
         <w:rPr>
-          <w:rFonts w:asciiTheme="majorHAnsi" w:eastAsiaTheme="majorEastAsia" w:hAnsiTheme="majorHAnsi" w:cstheme="majorBidi"/>
-          <w:b/>
-          <w:bCs/>
-          <w:sz w:val="24"/>
-          <w:szCs w:val="24"/>
-        </w:rPr>
-        <w:t>3. El sistema pregunta al transportista (AWBOX o CargoTrack) y te muestra: dónde está, hacia dónde va, la fecha estimada y la lista de eventos (recibido, en aduana, en reparto...).</w:t>
+          <w:b/>
+          <w:color w:val="16A34A"/>
+          <w:sz w:val="28"/>
+        </w:rPr>
+        <w:t>8. Pestaña: Conciliación de compras (unir paquetes con la compra al proveedor)</w:t>
+      </w:r>
+    </w:p>
+    <w:p>
+      <w:r>
+        <w:t>¿Qué es esto? Cuando la mercancía se compra al proveedor, el paquete tiene un costo (lo que pagaste) y un precio de venta (lo que le cobras al cliente). Esta pestaña une los paquetes con esa compra y genera la factura del proveedor.</w:t>
+      </w:r>
+    </w:p>
+    <w:p>
+      <w:r>
+        <w:t>Paso a paso:</w:t>
+      </w:r>
+    </w:p>
+    <w:p>
+      <w:r>
+        <w:t xml:space="preserve">• 1. Elige el </w:t>
+      </w:r>
+      <w:r>
+        <w:rPr>
+          <w:b/>
+        </w:rPr>
+        <w:t>proveedor</w:t>
+      </w:r>
+      <w:r>
+        <w:t>.</w:t>
+      </w:r>
+    </w:p>
+    <w:p>
+      <w:r>
+        <w:t xml:space="preserve">• 2. Elige la </w:t>
+      </w:r>
+      <w:r>
+        <w:rPr>
+          <w:b/>
+        </w:rPr>
+        <w:t>orden de compra (OC)</w:t>
+      </w:r>
+      <w:r>
+        <w:t xml:space="preserve">. Si no existe, créala con el botón correspondiente (proveedor + detalle) y luego pulsa </w:t>
+      </w:r>
+      <w:r>
+        <w:rPr>
+          <w:b/>
+        </w:rPr>
+        <w:t>Aprobar</w:t>
+      </w:r>
+      <w:r>
+        <w:t>.</w:t>
+      </w:r>
+    </w:p>
+    <w:p>
+      <w:r>
+        <w:t>• 3. Marca los paquetes que pertenecen a esa compra.</w:t>
+      </w:r>
+    </w:p>
+    <w:p>
+      <w:r>
+        <w:t xml:space="preserve">• 4. Pulsa </w:t>
+      </w:r>
+      <w:r>
+        <w:rPr>
+          <w:b/>
+        </w:rPr>
+        <w:t>Previsualizar factura</w:t>
+      </w:r>
+      <w:r>
+        <w:t>: ves el total antes de emitir.</w:t>
+      </w:r>
+    </w:p>
+    <w:p>
+      <w:r>
+        <w:t xml:space="preserve">• 5. Pulsa </w:t>
+      </w:r>
+      <w:r>
+        <w:rPr>
+          <w:b/>
+        </w:rPr>
+        <w:t>Confirmar factura</w:t>
+      </w:r>
+      <w:r>
+        <w:t>: queda emitida y los paquetes quedan vinculados a esa compra.</w:t>
+      </w:r>
+    </w:p>
+    <w:p>
+      <w:r>
+        <w:t>Consejo: el número de factura debe ser único por empresa. Si ya usaste ese número, el sistema te avisa para que pongas otro. [CAPTURA 6: pantalla de conciliación con la previsualización]</w:t>
       </w:r>
     </w:p>
     <w:p>
       <w:pPr>
-        <w:rPr>
-          <w:rFonts w:asciiTheme="majorHAnsi" w:eastAsiaTheme="majorEastAsia" w:hAnsiTheme="majorHAnsi" w:cstheme="majorBidi"/>
-          <w:b/>
-          <w:bCs/>
-          <w:sz w:val="24"/>
-          <w:szCs w:val="24"/>
+        <w:outlineLvl w:val="1"/>
+        <w:rPr>
+          <w:b/>
+          <w:color w:val="16A34A"/>
+          <w:sz w:val="28"/>
         </w:rPr>
       </w:pPr>
       <w:r>
         <w:rPr>
-          <w:rFonts w:asciiTheme="majorHAnsi" w:eastAsiaTheme="majorEastAsia" w:hAnsiTheme="majorHAnsi" w:cstheme="majorBidi"/>
-          <w:b/>
-          <w:bCs/>
-          <w:sz w:val="24"/>
-          <w:szCs w:val="24"/>
-        </w:rPr>
-        <w:t>Si el código no aparece, te lo dice con un mensaje claro (ver sección 11).</w:t>
+          <w:b/>
+          <w:color w:val="16A34A"/>
+          <w:sz w:val="28"/>
+        </w:rPr>
+        <w:lastRenderedPageBreak/>
+        <w:t>9. Pestaña: Configuración (los ajustes de tu agencia)</w:t>
+      </w:r>
+    </w:p>
+    <w:p>
+      <w:r>
+        <w:t>Aquí se ajustan los datos que usan las demás pestañas. Tiene 5 botones arriba:</w:t>
+      </w:r>
+    </w:p>
+    <w:p>
+      <w:r>
+        <w:t xml:space="preserve">• </w:t>
+      </w:r>
+      <w:r>
+        <w:rPr>
+          <w:b/>
+        </w:rPr>
+        <w:t>Reglas de peso</w:t>
+      </w:r>
+      <w:r>
+        <w:t>: el peso mínimo que cobras, el redondeo (ej. 1.13 sube a 1.20) y la unidad por defecto (libras, kilos...).</w:t>
+      </w:r>
+    </w:p>
+    <w:p>
+      <w:r>
+        <w:t xml:space="preserve">• </w:t>
+      </w:r>
+      <w:r>
+        <w:rPr>
+          <w:b/>
+        </w:rPr>
+        <w:t>Bodegas / País</w:t>
+      </w:r>
+      <w:r>
+        <w:t xml:space="preserve">: creas tus bodegas (ej. Bodega Managua - Nicaragua). Pones país, nombre y proveedor, y pulsas </w:t>
+      </w:r>
+      <w:r>
+        <w:rPr>
+          <w:b/>
+        </w:rPr>
+        <w:t>Agregar</w:t>
+      </w:r>
+      <w:r>
+        <w:t>.</w:t>
+      </w:r>
+    </w:p>
+    <w:p>
+      <w:r>
+        <w:t xml:space="preserve">• </w:t>
+      </w:r>
+      <w:r>
+        <w:rPr>
+          <w:b/>
+        </w:rPr>
+        <w:t>Tipos de envío</w:t>
+      </w:r>
+      <w:r>
+        <w:t>: aquí se agregan los tipos que aparecen en Recepción. Ver el detalle abajo.</w:t>
+      </w:r>
+    </w:p>
+    <w:p>
+      <w:r>
+        <w:t xml:space="preserve">• </w:t>
+      </w:r>
+      <w:r>
+        <w:rPr>
+          <w:b/>
+        </w:rPr>
+        <w:t>Prefijos</w:t>
+      </w:r>
+      <w:r>
+        <w:t>: reglas para generar códigos y tickets automáticos.</w:t>
+      </w:r>
+    </w:p>
+    <w:p>
+      <w:r>
+        <w:t xml:space="preserve">• </w:t>
+      </w:r>
+      <w:r>
+        <w:rPr>
+          <w:b/>
+        </w:rPr>
+        <w:t>Campos personalizados</w:t>
+      </w:r>
+      <w:r>
+        <w:t>: campos extra que quieras pedir al recibir (ej. observaciones).</w:t>
+      </w:r>
+    </w:p>
+    <w:p>
+      <w:r>
+        <w:rPr>
+          <w:b/>
+        </w:rPr>
+        <w:t>¿Por qué solo me sale Aéreo en Recepción?</w:t>
+      </w:r>
+      <w:r>
+        <w:t xml:space="preserve"> Porque los tipos de envío se agregan aquí. Para agregar Marítimo o Courier:</w:t>
+      </w:r>
+    </w:p>
+    <w:p>
+      <w:r>
+        <w:t xml:space="preserve">• 1. Pulsa la pestaña </w:t>
+      </w:r>
+      <w:r>
+        <w:rPr>
+          <w:b/>
+        </w:rPr>
+        <w:t>Configuración</w:t>
+      </w:r>
+      <w:r>
+        <w:t xml:space="preserve"> del módulo Tracking.</w:t>
+      </w:r>
+    </w:p>
+    <w:p>
+      <w:r>
+        <w:t xml:space="preserve">• 2. Pulsa el botón </w:t>
+      </w:r>
+      <w:r>
+        <w:rPr>
+          <w:b/>
+        </w:rPr>
+        <w:t>Tipos de envío</w:t>
+      </w:r>
+      <w:r>
+        <w:t>.</w:t>
+      </w:r>
+    </w:p>
+    <w:p>
+      <w:r>
+        <w:t xml:space="preserve">• 3. En </w:t>
+      </w:r>
+      <w:r>
+        <w:rPr>
+          <w:b/>
+        </w:rPr>
+        <w:t>Código</w:t>
+      </w:r>
+      <w:r>
+        <w:t xml:space="preserve"> escribe MARITIMO (o COURIER) y en </w:t>
+      </w:r>
+      <w:r>
+        <w:rPr>
+          <w:b/>
+        </w:rPr>
+        <w:t>Nombre</w:t>
+      </w:r>
+      <w:r>
+        <w:t xml:space="preserve"> escribe Marítimo (o Courier).</w:t>
+      </w:r>
+    </w:p>
+    <w:p>
+      <w:r>
+        <w:t xml:space="preserve">• 4. Pulsa el botón </w:t>
+      </w:r>
+      <w:r>
+        <w:rPr>
+          <w:b/>
+        </w:rPr>
+        <w:t>+</w:t>
+      </w:r>
+      <w:r>
+        <w:t xml:space="preserve"> para guardar.</w:t>
+      </w:r>
+    </w:p>
+    <w:p>
+      <w:r>
+        <w:t xml:space="preserve">• 5. Ve a </w:t>
+      </w:r>
+      <w:r>
+        <w:rPr>
+          <w:b/>
+        </w:rPr>
+        <w:t>Recepción de paquetes</w:t>
+      </w:r>
+      <w:r>
+        <w:t xml:space="preserve"> y ya verás Aéreo, Marítimo y Courier en la lista.</w:t>
+      </w:r>
+    </w:p>
+    <w:p>
+      <w:r>
+        <w:t>Nota: tu empresa ya tiene configurados Aéreo, Marítimo y Courier; los verás directamente. Si quieres otro tipo (ej. Terrestre), agrégalo con estos pasos. [CAPTURA 7: Configuración &gt; Tipos de envío]</w:t>
       </w:r>
     </w:p>
     <w:p>
       <w:pPr>
-        <w:rPr>
-          <w:rFonts w:asciiTheme="majorHAnsi" w:eastAsiaTheme="majorEastAsia" w:hAnsiTheme="majorHAnsi" w:cstheme="majorBidi"/>
-          <w:b/>
-          <w:bCs/>
-          <w:sz w:val="24"/>
-          <w:szCs w:val="24"/>
+        <w:outlineLvl w:val="1"/>
+        <w:rPr>
+          <w:b/>
+          <w:color w:val="16A34A"/>
+          <w:sz w:val="28"/>
         </w:rPr>
       </w:pPr>
       <w:r>
         <w:rPr>
-          <w:rFonts w:asciiTheme="majorHAnsi" w:eastAsiaTheme="majorEastAsia" w:hAnsiTheme="majorHAnsi" w:cstheme="majorBidi"/>
-          <w:b/>
-          <w:bCs/>
-          <w:sz w:val="24"/>
-          <w:szCs w:val="24"/>
-        </w:rPr>
-        <w:t>**Nuevo ticket**: si tu cliente te da el código y el transportista aún no lo tiene, puedes registrar el envío a mano (código, transportista, cliente, origen, destino y fecha estimada). El sistema le asigna un número de ticket (TKT-XXXXXXXX).</w:t>
+          <w:b/>
+          <w:color w:val="16A34A"/>
+          <w:sz w:val="28"/>
+        </w:rPr>
+        <w:t>10. Pestaña: Disponibles para facturar (cobrarle al cliente)</w:t>
+      </w:r>
+    </w:p>
+    <w:p>
+      <w:r>
+        <w:t>Cuando el paquete ya está en bodega y con costo, lo facturas aquí. La tarifa por libra es lo que le cobras al cliente por cada libra de su paquete.</w:t>
+      </w:r>
+    </w:p>
+    <w:p>
+      <w:r>
+        <w:t>Paso a paso:</w:t>
+      </w:r>
+    </w:p>
+    <w:p>
+      <w:r>
+        <w:t>• 1. Marca con la casilla los paquetes que vas a cobrar (pueden ser varios).</w:t>
+      </w:r>
+    </w:p>
+    <w:p>
+      <w:r>
+        <w:t xml:space="preserve">• 2. Escribe el </w:t>
+      </w:r>
+      <w:r>
+        <w:rPr>
+          <w:b/>
+        </w:rPr>
+        <w:t>cliente</w:t>
+      </w:r>
+      <w:r>
+        <w:t xml:space="preserve">, la </w:t>
+      </w:r>
+      <w:r>
+        <w:rPr>
+          <w:b/>
+        </w:rPr>
+        <w:t>fecha</w:t>
+      </w:r>
+      <w:r>
+        <w:t xml:space="preserve"> y el </w:t>
+      </w:r>
+      <w:r>
+        <w:rPr>
+          <w:b/>
+        </w:rPr>
+        <w:t>vencimiento</w:t>
+      </w:r>
+      <w:r>
+        <w:t>.</w:t>
+      </w:r>
+    </w:p>
+    <w:p>
+      <w:r>
+        <w:t xml:space="preserve">• 3. Escribe la </w:t>
+      </w:r>
+      <w:r>
+        <w:rPr>
+          <w:b/>
+        </w:rPr>
+        <w:t>tarifa por libra</w:t>
+      </w:r>
+      <w:r>
+        <w:t xml:space="preserve"> (ej. 3.50). Hay un botón para aplicar la tarifa del tipo de envío automáticamente.</w:t>
+      </w:r>
+    </w:p>
+    <w:p>
+      <w:r>
+        <w:t xml:space="preserve">• 4. Pulsa </w:t>
+      </w:r>
+      <w:r>
+        <w:rPr>
+          <w:b/>
+        </w:rPr>
+        <w:t>Previsualizar</w:t>
+      </w:r>
+      <w:r>
+        <w:t>: ves el desglose (libras x tarifa = total).</w:t>
+      </w:r>
+    </w:p>
+    <w:p>
+      <w:r>
+        <w:t xml:space="preserve">• 5. Pulsa </w:t>
+      </w:r>
+      <w:r>
+        <w:rPr>
+          <w:b/>
+        </w:rPr>
+        <w:t>Confirmar factura</w:t>
+      </w:r>
+      <w:r>
+        <w:t>: la factura queda creada y el paquete pasa a estado Facturado. El cobro se registra después desde el módulo Ventas.</w:t>
+      </w:r>
+    </w:p>
+    <w:p>
+      <w:r>
+        <w:t xml:space="preserve">• </w:t>
+      </w:r>
+      <w:r>
+        <w:rPr>
+          <w:b/>
+        </w:rPr>
+        <w:t>Entregar paquetes</w:t>
+      </w:r>
+      <w:r>
+        <w:t>: cuando el cliente recoge su paquete, lo marcas como entregado. Un paquete entregado ya no se puede modificar. [CAPTURA 8: factura con el desglose por libras]</w:t>
       </w:r>
     </w:p>
     <w:p>
       <w:pPr>
-        <w:rPr>
-          <w:rFonts w:asciiTheme="majorHAnsi" w:eastAsiaTheme="majorEastAsia" w:hAnsiTheme="majorHAnsi" w:cstheme="majorBidi"/>
-          <w:b/>
-          <w:bCs/>
-          <w:sz w:val="24"/>
-          <w:szCs w:val="24"/>
+        <w:outlineLvl w:val="1"/>
+        <w:rPr>
+          <w:b/>
+          <w:color w:val="16A34A"/>
+          <w:sz w:val="28"/>
         </w:rPr>
       </w:pPr>
       <w:r>
         <w:rPr>
-          <w:rFonts w:asciiTheme="majorHAnsi" w:eastAsiaTheme="majorEastAsia" w:hAnsiTheme="majorHAnsi" w:cstheme="majorBidi"/>
-          <w:b/>
-          <w:bCs/>
-          <w:sz w:val="24"/>
-          <w:szCs w:val="24"/>
-        </w:rPr>
-        <w:t>**Copiar enlace público**: pulsa este botón y el sistema copia un enlace. Se lo envías a tu cliente por WhatsApp o correo: él lo abre y ve el estado de su paquete sin necesidad de entrar al sistema (ver sección 9). [CAPTURA 2: consulta de un paquete con su recorrido]</w:t>
+          <w:b/>
+          <w:color w:val="16A34A"/>
+          <w:sz w:val="28"/>
+        </w:rPr>
+        <w:lastRenderedPageBreak/>
+        <w:t>11. Pestaña: Facturación y reversiones (corregir errores)</w:t>
+      </w:r>
+    </w:p>
+    <w:p>
+      <w:r>
+        <w:t>Aquí ves el historial de las facturas que has hecho y puedes corregirlas si te equivocaste.</w:t>
+      </w:r>
+    </w:p>
+    <w:p>
+      <w:r>
+        <w:t xml:space="preserve">• </w:t>
+      </w:r>
+      <w:r>
+        <w:rPr>
+          <w:b/>
+        </w:rPr>
+        <w:t>Anular / Reversar</w:t>
+      </w:r>
+      <w:r>
+        <w:t>: si la factura salió mal (ej. cobraste de más), pulsas el botón, escribes la razón (ej. Tarifa incorrecta) y confirmas. La factura se anula, el paquete vuelve a Disponible y los asientos contables se deshacen solos.</w:t>
+      </w:r>
+    </w:p>
+    <w:p>
+      <w:r>
+        <w:t xml:space="preserve">• </w:t>
+      </w:r>
+      <w:r>
+        <w:rPr>
+          <w:b/>
+        </w:rPr>
+        <w:t>Corregir y refacturar</w:t>
+      </w:r>
+      <w:r>
+        <w:t>: después de anular, este botón te vuelve a mostrar los paquetes con sus datos para que ajustes la tarifa y factures de nuevo. La factura nueva queda marcada como reemplazo de la anterior.</w:t>
+      </w:r>
+    </w:p>
+    <w:p>
+      <w:r>
+        <w:t xml:space="preserve">• </w:t>
+      </w:r>
+      <w:r>
+        <w:rPr>
+          <w:b/>
+        </w:rPr>
+        <w:t>Nota de crédito</w:t>
+      </w:r>
+      <w:r>
+        <w:t>: es para casos especiales del módulo Ventas (requiere productos y límite de crédito). Para tu día a día, usa Anular + Corregir y refacturar.</w:t>
+      </w:r>
+    </w:p>
+    <w:p>
+      <w:r>
+        <w:t xml:space="preserve">• Cada factura tiene su </w:t>
+      </w:r>
+      <w:r>
+        <w:rPr>
+          <w:b/>
+        </w:rPr>
+        <w:t>auditoría</w:t>
+      </w:r>
+      <w:r>
+        <w:t>: quién la hizo, quién la anuló y el historial del paquete. [CAPTURA 9: auditoría de una factura anulada y refacturada]</w:t>
       </w:r>
     </w:p>
     <w:p>
       <w:pPr>
-        <w:rPr>
-          <w:rFonts w:asciiTheme="majorHAnsi" w:eastAsiaTheme="majorEastAsia" w:hAnsiTheme="majorHAnsi" w:cstheme="majorBidi"/>
-          <w:color w:val="0F4761" w:themeColor="accent1" w:themeShade="BF"/>
-          <w:sz w:val="32"/>
-          <w:szCs w:val="32"/>
+        <w:outlineLvl w:val="1"/>
+        <w:rPr>
+          <w:b/>
+          <w:color w:val="16A34A"/>
+          <w:sz w:val="28"/>
         </w:rPr>
       </w:pPr>
       <w:r>
         <w:rPr>
-          <w:rFonts w:asciiTheme="majorHAnsi" w:eastAsiaTheme="majorEastAsia" w:hAnsiTheme="majorHAnsi" w:cstheme="majorBidi"/>
-          <w:color w:val="0F4761" w:themeColor="accent1" w:themeShade="BF"/>
-          <w:sz w:val="32"/>
-          <w:szCs w:val="32"/>
-        </w:rPr>
-        <w:t>5. Pestaña: Recepción de paquetes (registrar que llegó)</w:t>
-      </w:r>
-    </w:p>
-    <w:p>
-      <w:r>
-        <w:t>Cuando el paquete llega a tu bodega, lo registras aquí. El asistente tiene 4 pasos:</w:t>
+          <w:b/>
+          <w:color w:val="16A34A"/>
+          <w:sz w:val="28"/>
+        </w:rPr>
+        <w:t>12. El enlace que le mandas a tu cliente</w:t>
+      </w:r>
+    </w:p>
+    <w:p>
+      <w:r>
+        <w:t xml:space="preserve">• En la pestaña </w:t>
+      </w:r>
+      <w:r>
+        <w:rPr>
+          <w:b/>
+        </w:rPr>
+        <w:t>En tránsito</w:t>
+      </w:r>
+      <w:r>
+        <w:t xml:space="preserve">, abre un paquete y pulsa </w:t>
+      </w:r>
+      <w:r>
+        <w:rPr>
+          <w:b/>
+        </w:rPr>
+        <w:t>Copiar enlace público</w:t>
+      </w:r>
+      <w:r>
+        <w:t>.</w:t>
+      </w:r>
+    </w:p>
+    <w:p>
+      <w:r>
+        <w:t>• El sistema copia un enlace tipo: http://tu-servidor/public/tracking/CODIGO</w:t>
+      </w:r>
+    </w:p>
+    <w:p>
+      <w:r>
+        <w:t>• Se lo envías a tu cliente (WhatsApp, correo). Él lo abre sin necesidad de usuario ni contraseña y ve el estado de su paquete y su recorrido.</w:t>
+      </w:r>
+    </w:p>
+    <w:p>
+      <w:r>
+        <w:t>• Si el paquete ya llegó, también verá su estado (Disponible, Facturado, Entregado). [CAPTURA 10: vista que ve tu cliente]</w:t>
       </w:r>
     </w:p>
     <w:p>
       <w:pPr>
-        <w:rPr>
-          <w:rFonts w:asciiTheme="majorHAnsi" w:eastAsiaTheme="majorEastAsia" w:hAnsiTheme="majorHAnsi" w:cstheme="majorBidi"/>
-          <w:b/>
-          <w:bCs/>
-          <w:sz w:val="24"/>
-          <w:szCs w:val="24"/>
+        <w:outlineLvl w:val="1"/>
+        <w:rPr>
+          <w:b/>
+          <w:color w:val="16A34A"/>
+          <w:sz w:val="28"/>
         </w:rPr>
       </w:pPr>
       <w:r>
         <w:rPr>
-          <w:rFonts w:asciiTheme="majorHAnsi" w:eastAsiaTheme="majorEastAsia" w:hAnsiTheme="majorHAnsi" w:cstheme="majorBidi"/>
-          <w:b/>
-          <w:bCs/>
-          <w:sz w:val="24"/>
-          <w:szCs w:val="24"/>
-        </w:rPr>
-        <w:t>**Paso 1 - Tipo y sucursal**: eliges el tipo de envío (Aéreo, Marítimo, Courier) y la sucursal. El tipo se configura en la pestaña Configuración (ver sección 8).</w:t>
-      </w:r>
-    </w:p>
-    <w:p>
-      <w:pPr>
-        <w:rPr>
-          <w:rFonts w:asciiTheme="majorHAnsi" w:eastAsiaTheme="majorEastAsia" w:hAnsiTheme="majorHAnsi" w:cstheme="majorBidi"/>
-          <w:b/>
-          <w:bCs/>
-          <w:sz w:val="24"/>
-          <w:szCs w:val="24"/>
-        </w:rPr>
-      </w:pPr>
-      <w:r>
-        <w:rPr>
-          <w:rFonts w:asciiTheme="majorHAnsi" w:eastAsiaTheme="majorEastAsia" w:hAnsiTheme="majorHAnsi" w:cstheme="majorBidi"/>
-          <w:b/>
-          <w:bCs/>
-          <w:sz w:val="24"/>
-          <w:szCs w:val="24"/>
-        </w:rPr>
-        <w:t>**Paso 2 - Peso**: escribes cuánto pesa el paquete (en libras). Si no sabes el peso, el sistema puede calcularlo después; lo importante es el peso facturable porque es lo que le cobras al cliente.</w:t>
-      </w:r>
-    </w:p>
-    <w:p>
-      <w:pPr>
-        <w:rPr>
-          <w:rFonts w:asciiTheme="majorHAnsi" w:eastAsiaTheme="majorEastAsia" w:hAnsiTheme="majorHAnsi" w:cstheme="majorBidi"/>
-          <w:b/>
-          <w:bCs/>
-          <w:sz w:val="24"/>
-          <w:szCs w:val="24"/>
-        </w:rPr>
-      </w:pPr>
-      <w:r>
-        <w:rPr>
-          <w:rFonts w:asciiTheme="majorHAnsi" w:eastAsiaTheme="majorEastAsia" w:hAnsiTheme="majorHAnsi" w:cstheme="majorBidi"/>
-          <w:b/>
-          <w:bCs/>
-          <w:sz w:val="24"/>
-          <w:szCs w:val="24"/>
-        </w:rPr>
-        <w:t>**Paso 3 - Identificación**: aquí va el código de tracking. Puedes escanearlo o escribirlo a mano.</w:t>
-      </w:r>
-    </w:p>
-    <w:p>
-      <w:pPr>
-        <w:rPr>
-          <w:rFonts w:asciiTheme="majorHAnsi" w:eastAsiaTheme="majorEastAsia" w:hAnsiTheme="majorHAnsi" w:cstheme="majorBidi"/>
-          <w:b/>
-          <w:bCs/>
-          <w:sz w:val="24"/>
-          <w:szCs w:val="24"/>
-        </w:rPr>
-      </w:pPr>
-      <w:r>
-        <w:rPr>
-          <w:rFonts w:asciiTheme="majorHAnsi" w:eastAsiaTheme="majorEastAsia" w:hAnsiTheme="majorHAnsi" w:cstheme="majorBidi"/>
-          <w:b/>
-          <w:bCs/>
-          <w:sz w:val="24"/>
-          <w:szCs w:val="24"/>
-        </w:rPr>
-        <w:t>**Paso 4 - Propietario y bodega**: indicas de qué cliente es el paquete y a qué bodega va.</w:t>
-      </w:r>
-    </w:p>
-    <w:p>
-      <w:pPr>
-        <w:rPr>
-          <w:rFonts w:asciiTheme="majorHAnsi" w:eastAsiaTheme="majorEastAsia" w:hAnsiTheme="majorHAnsi" w:cstheme="majorBidi"/>
-          <w:b/>
-          <w:bCs/>
-          <w:sz w:val="24"/>
-          <w:szCs w:val="24"/>
-        </w:rPr>
-      </w:pPr>
-      <w:r>
-        <w:rPr>
-          <w:rFonts w:asciiTheme="majorHAnsi" w:eastAsiaTheme="majorEastAsia" w:hAnsiTheme="majorHAnsi" w:cstheme="majorBidi"/>
-          <w:b/>
-          <w:bCs/>
-          <w:sz w:val="24"/>
-          <w:szCs w:val="24"/>
-        </w:rPr>
-        <w:t>Pulsa **Guardar** y el paquete queda registrado. Si ese código ya estaba registrado, el sistema te lo avisa y no lo duplica. [CAPTURA 3: asistente de recepción]</w:t>
-      </w:r>
-    </w:p>
-    <w:p>
-      <w:r>
-        <w:t>También tienes dos botones para agilizar:</w:t>
-      </w:r>
-    </w:p>
-    <w:p>
-      <w:pPr>
-        <w:rPr>
-          <w:rFonts w:asciiTheme="majorHAnsi" w:eastAsiaTheme="majorEastAsia" w:hAnsiTheme="majorHAnsi" w:cstheme="majorBidi"/>
-          <w:b/>
-          <w:bCs/>
-          <w:sz w:val="24"/>
-          <w:szCs w:val="24"/>
-        </w:rPr>
-      </w:pPr>
-      <w:r>
-        <w:rPr>
-          <w:rFonts w:asciiTheme="majorHAnsi" w:eastAsiaTheme="majorEastAsia" w:hAnsiTheme="majorHAnsi" w:cstheme="majorBidi"/>
-          <w:b/>
-          <w:bCs/>
-          <w:sz w:val="24"/>
-          <w:szCs w:val="24"/>
-        </w:rPr>
-        <w:lastRenderedPageBreak/>
-        <w:t>**Recepción rápida**: registras varios paquetes a la vez en una tabla (código, peso, tarifas). Útil cuando llegan muchos.</w:t>
-      </w:r>
-    </w:p>
-    <w:p>
-      <w:pPr>
-        <w:rPr>
-          <w:rFonts w:asciiTheme="majorHAnsi" w:eastAsiaTheme="majorEastAsia" w:hAnsiTheme="majorHAnsi" w:cstheme="majorBidi"/>
-          <w:b/>
-          <w:bCs/>
-          <w:sz w:val="24"/>
-          <w:szCs w:val="24"/>
-        </w:rPr>
-      </w:pPr>
-      <w:r>
-        <w:rPr>
-          <w:rFonts w:asciiTheme="majorHAnsi" w:eastAsiaTheme="majorEastAsia" w:hAnsiTheme="majorHAnsi" w:cstheme="majorBidi"/>
-          <w:b/>
-          <w:bCs/>
-          <w:sz w:val="24"/>
-          <w:szCs w:val="24"/>
-        </w:rPr>
-        <w:t>**Importar Excel**: subes un archivo con todos los paquetes y el sistema los revisa antes de guardar (te marca los que están bien y los que tienen problemas). [CAPTURA 4: importación de Excel con filas marcadas]</w:t>
-      </w:r>
-    </w:p>
-    <w:p>
-      <w:pPr>
-        <w:rPr>
-          <w:rFonts w:asciiTheme="majorHAnsi" w:eastAsiaTheme="majorEastAsia" w:hAnsiTheme="majorHAnsi" w:cstheme="majorBidi"/>
-          <w:color w:val="0F4761" w:themeColor="accent1" w:themeShade="BF"/>
-          <w:sz w:val="32"/>
-          <w:szCs w:val="32"/>
-        </w:rPr>
-      </w:pPr>
-      <w:r>
-        <w:rPr>
-          <w:rFonts w:asciiTheme="majorHAnsi" w:eastAsiaTheme="majorEastAsia" w:hAnsiTheme="majorHAnsi" w:cstheme="majorBidi"/>
-          <w:color w:val="0F4761" w:themeColor="accent1" w:themeShade="BF"/>
-          <w:sz w:val="32"/>
-          <w:szCs w:val="32"/>
-        </w:rPr>
-        <w:t>6. Pestaña: Paquetes recibidos (lo que tienes en bodega)</w:t>
-      </w:r>
-    </w:p>
-    <w:p>
-      <w:pPr>
-        <w:rPr>
-          <w:rFonts w:asciiTheme="majorHAnsi" w:eastAsiaTheme="majorEastAsia" w:hAnsiTheme="majorHAnsi" w:cstheme="majorBidi"/>
-          <w:b/>
-          <w:bCs/>
-          <w:sz w:val="24"/>
-          <w:szCs w:val="24"/>
-        </w:rPr>
-      </w:pPr>
-      <w:r>
-        <w:rPr>
-          <w:rFonts w:asciiTheme="majorHAnsi" w:eastAsiaTheme="majorEastAsia" w:hAnsiTheme="majorHAnsi" w:cstheme="majorBidi"/>
-          <w:b/>
-          <w:bCs/>
-          <w:sz w:val="24"/>
-          <w:szCs w:val="24"/>
-        </w:rPr>
-        <w:t>Es la lista de todos los paquetes que has registrado.</w:t>
-      </w:r>
-    </w:p>
-    <w:p>
-      <w:pPr>
-        <w:rPr>
-          <w:rFonts w:asciiTheme="majorHAnsi" w:eastAsiaTheme="majorEastAsia" w:hAnsiTheme="majorHAnsi" w:cstheme="majorBidi"/>
-          <w:b/>
-          <w:bCs/>
-          <w:sz w:val="24"/>
-          <w:szCs w:val="24"/>
-        </w:rPr>
-      </w:pPr>
-      <w:r>
-        <w:rPr>
-          <w:rFonts w:asciiTheme="majorHAnsi" w:eastAsiaTheme="majorEastAsia" w:hAnsiTheme="majorHAnsi" w:cstheme="majorBidi"/>
-          <w:b/>
-          <w:bCs/>
-          <w:sz w:val="24"/>
-          <w:szCs w:val="24"/>
-        </w:rPr>
-        <w:t>Arriba ves los números importantes: total de paquetes, libras aéreas, libras marítimas, pendientes de compra y disponibles para facturar.</w:t>
-      </w:r>
-    </w:p>
-    <w:p>
-      <w:pPr>
-        <w:rPr>
-          <w:rFonts w:asciiTheme="majorHAnsi" w:eastAsiaTheme="majorEastAsia" w:hAnsiTheme="majorHAnsi" w:cstheme="majorBidi"/>
-          <w:b/>
-          <w:bCs/>
-          <w:sz w:val="24"/>
-          <w:szCs w:val="24"/>
-        </w:rPr>
-      </w:pPr>
-      <w:r>
-        <w:rPr>
-          <w:rFonts w:asciiTheme="majorHAnsi" w:eastAsiaTheme="majorEastAsia" w:hAnsiTheme="majorHAnsi" w:cstheme="majorBidi"/>
-          <w:b/>
-          <w:bCs/>
-          <w:sz w:val="24"/>
-          <w:szCs w:val="24"/>
-        </w:rPr>
-        <w:t>**Buscar**: escribe tracking, cliente o bodega para encontrar un paquete.</w:t>
-      </w:r>
-    </w:p>
-    <w:p>
-      <w:pPr>
-        <w:rPr>
-          <w:rFonts w:asciiTheme="majorHAnsi" w:eastAsiaTheme="majorEastAsia" w:hAnsiTheme="majorHAnsi" w:cstheme="majorBidi"/>
-          <w:b/>
-          <w:bCs/>
-          <w:sz w:val="24"/>
-          <w:szCs w:val="24"/>
-        </w:rPr>
-      </w:pPr>
-      <w:r>
-        <w:rPr>
-          <w:rFonts w:asciiTheme="majorHAnsi" w:eastAsiaTheme="majorEastAsia" w:hAnsiTheme="majorHAnsi" w:cstheme="majorBidi"/>
-          <w:b/>
-          <w:bCs/>
-          <w:sz w:val="24"/>
-          <w:szCs w:val="24"/>
-        </w:rPr>
-        <w:t>**Ver** (botón en cada fila): abre el detalle del paquete; ahí puedes corregir tarifas, cambiar bodega o marcarlo como entregado.</w:t>
-      </w:r>
-    </w:p>
-    <w:p>
-      <w:pPr>
-        <w:rPr>
-          <w:rFonts w:asciiTheme="majorHAnsi" w:eastAsiaTheme="majorEastAsia" w:hAnsiTheme="majorHAnsi" w:cstheme="majorBidi"/>
-          <w:b/>
-          <w:bCs/>
-          <w:sz w:val="24"/>
-          <w:szCs w:val="24"/>
-        </w:rPr>
-      </w:pPr>
-      <w:r>
-        <w:rPr>
-          <w:rFonts w:asciiTheme="majorHAnsi" w:eastAsiaTheme="majorEastAsia" w:hAnsiTheme="majorHAnsi" w:cstheme="majorBidi"/>
-          <w:b/>
-          <w:bCs/>
-          <w:sz w:val="24"/>
-          <w:szCs w:val="24"/>
-        </w:rPr>
-        <w:t>Cada paquete muestra su estado en español: Disponible, Facturado, Entregado, etc. [CAPTURA 5: lista de paquetes con sus números arriba]</w:t>
-      </w:r>
-    </w:p>
-    <w:p>
-      <w:pPr>
-        <w:rPr>
-          <w:rFonts w:asciiTheme="majorHAnsi" w:eastAsiaTheme="majorEastAsia" w:hAnsiTheme="majorHAnsi" w:cstheme="majorBidi"/>
-          <w:color w:val="0F4761" w:themeColor="accent1" w:themeShade="BF"/>
-          <w:sz w:val="32"/>
-          <w:szCs w:val="32"/>
-        </w:rPr>
-      </w:pPr>
-      <w:r>
-        <w:rPr>
-          <w:rFonts w:asciiTheme="majorHAnsi" w:eastAsiaTheme="majorEastAsia" w:hAnsiTheme="majorHAnsi" w:cstheme="majorBidi"/>
-          <w:color w:val="0F4761" w:themeColor="accent1" w:themeShade="BF"/>
-          <w:sz w:val="32"/>
-          <w:szCs w:val="32"/>
-        </w:rPr>
-        <w:t>7. Pestaña: Conciliación de compras (unir paquetes con la compra al proveedor)</w:t>
-      </w:r>
-    </w:p>
-    <w:p>
-      <w:r>
-        <w:t>¿Qué es esto? Cuando la mercancía se compra al proveedor, el paquete tiene un costo (lo que pagaste) y un precio de venta (lo que le cobras al cliente). Esta pestaña une los paquetes con esa compra y genera la factura del proveedor.</w:t>
-      </w:r>
-    </w:p>
-    <w:p>
-      <w:r>
-        <w:t>Paso a paso:</w:t>
-      </w:r>
-    </w:p>
-    <w:p>
-      <w:pPr>
-        <w:rPr>
-          <w:rFonts w:asciiTheme="majorHAnsi" w:eastAsiaTheme="majorEastAsia" w:hAnsiTheme="majorHAnsi" w:cstheme="majorBidi"/>
-          <w:b/>
-          <w:bCs/>
-          <w:sz w:val="24"/>
-          <w:szCs w:val="24"/>
-        </w:rPr>
-      </w:pPr>
-      <w:r>
-        <w:rPr>
-          <w:rFonts w:asciiTheme="majorHAnsi" w:eastAsiaTheme="majorEastAsia" w:hAnsiTheme="majorHAnsi" w:cstheme="majorBidi"/>
-          <w:b/>
-          <w:bCs/>
-          <w:sz w:val="24"/>
-          <w:szCs w:val="24"/>
-        </w:rPr>
-        <w:t>1. Elige el **proveedor**.</w:t>
-      </w:r>
-    </w:p>
-    <w:p>
-      <w:pPr>
-        <w:rPr>
-          <w:rFonts w:asciiTheme="majorHAnsi" w:eastAsiaTheme="majorEastAsia" w:hAnsiTheme="majorHAnsi" w:cstheme="majorBidi"/>
-          <w:b/>
-          <w:bCs/>
-          <w:sz w:val="24"/>
-          <w:szCs w:val="24"/>
-        </w:rPr>
-      </w:pPr>
-      <w:r>
-        <w:rPr>
-          <w:rFonts w:asciiTheme="majorHAnsi" w:eastAsiaTheme="majorEastAsia" w:hAnsiTheme="majorHAnsi" w:cstheme="majorBidi"/>
-          <w:b/>
-          <w:bCs/>
-          <w:sz w:val="24"/>
-          <w:szCs w:val="24"/>
-        </w:rPr>
-        <w:t>2. Elige la **orden de compra (OC)**. Si no existe, créala con el botón correspondiente (proveedor + detalle) y luego pulsa **Aprobar**.</w:t>
-      </w:r>
-    </w:p>
-    <w:p>
-      <w:pPr>
-        <w:rPr>
-          <w:rFonts w:asciiTheme="majorHAnsi" w:eastAsiaTheme="majorEastAsia" w:hAnsiTheme="majorHAnsi" w:cstheme="majorBidi"/>
-          <w:b/>
-          <w:bCs/>
-          <w:sz w:val="24"/>
-          <w:szCs w:val="24"/>
-        </w:rPr>
-      </w:pPr>
-      <w:r>
-        <w:rPr>
-          <w:rFonts w:asciiTheme="majorHAnsi" w:eastAsiaTheme="majorEastAsia" w:hAnsiTheme="majorHAnsi" w:cstheme="majorBidi"/>
-          <w:b/>
-          <w:bCs/>
-          <w:sz w:val="24"/>
-          <w:szCs w:val="24"/>
-        </w:rPr>
-        <w:t>3. Marca los paquetes que pertenecen a esa compra.</w:t>
-      </w:r>
-    </w:p>
-    <w:p>
-      <w:pPr>
-        <w:rPr>
-          <w:rFonts w:asciiTheme="majorHAnsi" w:eastAsiaTheme="majorEastAsia" w:hAnsiTheme="majorHAnsi" w:cstheme="majorBidi"/>
-          <w:b/>
-          <w:bCs/>
-          <w:sz w:val="24"/>
-          <w:szCs w:val="24"/>
-        </w:rPr>
-      </w:pPr>
-      <w:r>
-        <w:rPr>
-          <w:rFonts w:asciiTheme="majorHAnsi" w:eastAsiaTheme="majorEastAsia" w:hAnsiTheme="majorHAnsi" w:cstheme="majorBidi"/>
-          <w:b/>
-          <w:bCs/>
-          <w:sz w:val="24"/>
-          <w:szCs w:val="24"/>
-        </w:rPr>
-        <w:t>4. Pulsa **Previsualizar factura**: ves el total antes de emitir.</w:t>
-      </w:r>
-    </w:p>
-    <w:p>
-      <w:pPr>
-        <w:rPr>
-          <w:rFonts w:asciiTheme="majorHAnsi" w:eastAsiaTheme="majorEastAsia" w:hAnsiTheme="majorHAnsi" w:cstheme="majorBidi"/>
-          <w:b/>
-          <w:bCs/>
-          <w:sz w:val="24"/>
-          <w:szCs w:val="24"/>
-        </w:rPr>
-      </w:pPr>
-      <w:r>
-        <w:rPr>
-          <w:rFonts w:asciiTheme="majorHAnsi" w:eastAsiaTheme="majorEastAsia" w:hAnsiTheme="majorHAnsi" w:cstheme="majorBidi"/>
-          <w:b/>
-          <w:bCs/>
-          <w:sz w:val="24"/>
-          <w:szCs w:val="24"/>
-        </w:rPr>
-        <w:t>5. Pulsa **Confirmar factura**: queda emitida y los paquetes quedan vinculados a esa compra.</w:t>
-      </w:r>
-    </w:p>
-    <w:p>
-      <w:r>
-        <w:t>Consejo: el número de factura debe ser único por empresa. Si ya usaste ese número, el sistema te avisa para que pongas otro. [CAPTURA 6: pantalla de conciliación con la previsualización]</w:t>
-      </w:r>
-    </w:p>
-    <w:p>
-      <w:pPr>
-        <w:rPr>
-          <w:rFonts w:asciiTheme="majorHAnsi" w:eastAsiaTheme="majorEastAsia" w:hAnsiTheme="majorHAnsi" w:cstheme="majorBidi"/>
-          <w:color w:val="0F4761" w:themeColor="accent1" w:themeShade="BF"/>
-          <w:sz w:val="32"/>
-          <w:szCs w:val="32"/>
-        </w:rPr>
-      </w:pPr>
-      <w:r>
-        <w:rPr>
-          <w:rFonts w:asciiTheme="majorHAnsi" w:eastAsiaTheme="majorEastAsia" w:hAnsiTheme="majorHAnsi" w:cstheme="majorBidi"/>
-          <w:color w:val="0F4761" w:themeColor="accent1" w:themeShade="BF"/>
-          <w:sz w:val="32"/>
-          <w:szCs w:val="32"/>
-        </w:rPr>
-        <w:t>8. Pestaña: Configuración (los ajustes de tu agencia)</w:t>
-      </w:r>
-    </w:p>
-    <w:p>
-      <w:r>
-        <w:lastRenderedPageBreak/>
-        <w:t>Aquí se ajustan los datos que usan las demás pestañas. Tiene 5 botones arriba:</w:t>
-      </w:r>
-    </w:p>
-    <w:p>
-      <w:pPr>
-        <w:rPr>
-          <w:rFonts w:asciiTheme="majorHAnsi" w:eastAsiaTheme="majorEastAsia" w:hAnsiTheme="majorHAnsi" w:cstheme="majorBidi"/>
-          <w:b/>
-          <w:bCs/>
-          <w:sz w:val="24"/>
-          <w:szCs w:val="24"/>
-        </w:rPr>
-      </w:pPr>
-      <w:r>
-        <w:rPr>
-          <w:rFonts w:asciiTheme="majorHAnsi" w:eastAsiaTheme="majorEastAsia" w:hAnsiTheme="majorHAnsi" w:cstheme="majorBidi"/>
-          <w:b/>
-          <w:bCs/>
-          <w:sz w:val="24"/>
-          <w:szCs w:val="24"/>
-        </w:rPr>
-        <w:t>**Reglas de peso**: el peso mínimo que cobras, el redondeo (ej. 1.13 sube a 1.20) y la unidad por defecto (libras, kilos...).</w:t>
-      </w:r>
-    </w:p>
-    <w:p>
-      <w:pPr>
-        <w:rPr>
-          <w:rFonts w:asciiTheme="majorHAnsi" w:eastAsiaTheme="majorEastAsia" w:hAnsiTheme="majorHAnsi" w:cstheme="majorBidi"/>
-          <w:b/>
-          <w:bCs/>
-          <w:sz w:val="24"/>
-          <w:szCs w:val="24"/>
-        </w:rPr>
-      </w:pPr>
-      <w:r>
-        <w:rPr>
-          <w:rFonts w:asciiTheme="majorHAnsi" w:eastAsiaTheme="majorEastAsia" w:hAnsiTheme="majorHAnsi" w:cstheme="majorBidi"/>
-          <w:b/>
-          <w:bCs/>
-          <w:sz w:val="24"/>
-          <w:szCs w:val="24"/>
-        </w:rPr>
-        <w:t>**Bodegas / País**: creas tus bodegas (ej. Bodega Managua - Nicaragua). Pones país, nombre y proveedor, y pulsas **Agregar**.</w:t>
-      </w:r>
-    </w:p>
-    <w:p>
-      <w:pPr>
-        <w:rPr>
-          <w:rFonts w:asciiTheme="majorHAnsi" w:eastAsiaTheme="majorEastAsia" w:hAnsiTheme="majorHAnsi" w:cstheme="majorBidi"/>
-          <w:b/>
-          <w:bCs/>
-          <w:sz w:val="24"/>
-          <w:szCs w:val="24"/>
-        </w:rPr>
-      </w:pPr>
-      <w:r>
-        <w:rPr>
-          <w:rFonts w:asciiTheme="majorHAnsi" w:eastAsiaTheme="majorEastAsia" w:hAnsiTheme="majorHAnsi" w:cstheme="majorBidi"/>
-          <w:b/>
-          <w:bCs/>
-          <w:sz w:val="24"/>
-          <w:szCs w:val="24"/>
-        </w:rPr>
-        <w:t>**Tipos de envío**: aquí se agregan los tipos que aparecen en Recepción. Ver el detalle abajo.</w:t>
-      </w:r>
-    </w:p>
-    <w:p>
-      <w:pPr>
-        <w:rPr>
-          <w:rFonts w:asciiTheme="majorHAnsi" w:eastAsiaTheme="majorEastAsia" w:hAnsiTheme="majorHAnsi" w:cstheme="majorBidi"/>
-          <w:b/>
-          <w:bCs/>
-          <w:sz w:val="24"/>
-          <w:szCs w:val="24"/>
-        </w:rPr>
-      </w:pPr>
-      <w:r>
-        <w:rPr>
-          <w:rFonts w:asciiTheme="majorHAnsi" w:eastAsiaTheme="majorEastAsia" w:hAnsiTheme="majorHAnsi" w:cstheme="majorBidi"/>
-          <w:b/>
-          <w:bCs/>
-          <w:sz w:val="24"/>
-          <w:szCs w:val="24"/>
-        </w:rPr>
-        <w:t>**Prefijos**: reglas para generar códigos y tickets automáticos.</w:t>
-      </w:r>
-    </w:p>
-    <w:p>
-      <w:pPr>
-        <w:rPr>
-          <w:rFonts w:asciiTheme="majorHAnsi" w:eastAsiaTheme="majorEastAsia" w:hAnsiTheme="majorHAnsi" w:cstheme="majorBidi"/>
-          <w:b/>
-          <w:bCs/>
-          <w:sz w:val="24"/>
-          <w:szCs w:val="24"/>
-        </w:rPr>
-      </w:pPr>
-      <w:r>
-        <w:rPr>
-          <w:rFonts w:asciiTheme="majorHAnsi" w:eastAsiaTheme="majorEastAsia" w:hAnsiTheme="majorHAnsi" w:cstheme="majorBidi"/>
-          <w:b/>
-          <w:bCs/>
-          <w:sz w:val="24"/>
-          <w:szCs w:val="24"/>
-        </w:rPr>
-        <w:t>**Campos personalizados**: campos extra que quieras pedir al recibir (ej. observaciones).</w:t>
-      </w:r>
-    </w:p>
-    <w:p>
-      <w:r>
-        <w:t>**¿Por qué solo me sale Aéreo en Recepción?** Porque los tipos de envío se agregan aquí. Para agregar Marítimo o Courier:</w:t>
-      </w:r>
-    </w:p>
-    <w:p>
-      <w:pPr>
-        <w:rPr>
-          <w:rFonts w:asciiTheme="majorHAnsi" w:eastAsiaTheme="majorEastAsia" w:hAnsiTheme="majorHAnsi" w:cstheme="majorBidi"/>
-          <w:b/>
-          <w:bCs/>
-          <w:sz w:val="24"/>
-          <w:szCs w:val="24"/>
-        </w:rPr>
-      </w:pPr>
-      <w:r>
-        <w:rPr>
-          <w:rFonts w:asciiTheme="majorHAnsi" w:eastAsiaTheme="majorEastAsia" w:hAnsiTheme="majorHAnsi" w:cstheme="majorBidi"/>
-          <w:b/>
-          <w:bCs/>
-          <w:sz w:val="24"/>
-          <w:szCs w:val="24"/>
-        </w:rPr>
-        <w:t>1. Pulsa la pestaña **Configuración** del módulo Tracking.</w:t>
-      </w:r>
-    </w:p>
-    <w:p>
-      <w:pPr>
-        <w:rPr>
-          <w:rFonts w:asciiTheme="majorHAnsi" w:eastAsiaTheme="majorEastAsia" w:hAnsiTheme="majorHAnsi" w:cstheme="majorBidi"/>
-          <w:b/>
-          <w:bCs/>
-          <w:sz w:val="24"/>
-          <w:szCs w:val="24"/>
-        </w:rPr>
-      </w:pPr>
-      <w:r>
-        <w:rPr>
-          <w:rFonts w:asciiTheme="majorHAnsi" w:eastAsiaTheme="majorEastAsia" w:hAnsiTheme="majorHAnsi" w:cstheme="majorBidi"/>
-          <w:b/>
-          <w:bCs/>
-          <w:sz w:val="24"/>
-          <w:szCs w:val="24"/>
-        </w:rPr>
-        <w:t>2. Pulsa el botón **Tipos de envío**.</w:t>
-      </w:r>
-    </w:p>
-    <w:p>
-      <w:pPr>
-        <w:rPr>
-          <w:rFonts w:asciiTheme="majorHAnsi" w:eastAsiaTheme="majorEastAsia" w:hAnsiTheme="majorHAnsi" w:cstheme="majorBidi"/>
-          <w:b/>
-          <w:bCs/>
-          <w:sz w:val="24"/>
-          <w:szCs w:val="24"/>
-        </w:rPr>
-      </w:pPr>
-      <w:r>
-        <w:rPr>
-          <w:rFonts w:asciiTheme="majorHAnsi" w:eastAsiaTheme="majorEastAsia" w:hAnsiTheme="majorHAnsi" w:cstheme="majorBidi"/>
-          <w:b/>
-          <w:bCs/>
-          <w:sz w:val="24"/>
-          <w:szCs w:val="24"/>
-        </w:rPr>
-        <w:t>3. En **Código** escribe MARITIMO (o COURIER) y en **Nombre** escribe Marítimo (o Courier).</w:t>
-      </w:r>
-    </w:p>
-    <w:p>
-      <w:pPr>
-        <w:rPr>
-          <w:rFonts w:asciiTheme="majorHAnsi" w:eastAsiaTheme="majorEastAsia" w:hAnsiTheme="majorHAnsi" w:cstheme="majorBidi"/>
-          <w:b/>
-          <w:bCs/>
-          <w:sz w:val="24"/>
-          <w:szCs w:val="24"/>
-        </w:rPr>
-      </w:pPr>
-      <w:r>
-        <w:rPr>
-          <w:rFonts w:asciiTheme="majorHAnsi" w:eastAsiaTheme="majorEastAsia" w:hAnsiTheme="majorHAnsi" w:cstheme="majorBidi"/>
-          <w:b/>
-          <w:bCs/>
-          <w:sz w:val="24"/>
-          <w:szCs w:val="24"/>
-        </w:rPr>
-        <w:t>4. Pulsa el botón **+** para guardar.</w:t>
-      </w:r>
-    </w:p>
-    <w:p>
-      <w:pPr>
-        <w:rPr>
-          <w:rFonts w:asciiTheme="majorHAnsi" w:eastAsiaTheme="majorEastAsia" w:hAnsiTheme="majorHAnsi" w:cstheme="majorBidi"/>
-          <w:b/>
-          <w:bCs/>
-          <w:sz w:val="24"/>
-          <w:szCs w:val="24"/>
-        </w:rPr>
-      </w:pPr>
-      <w:r>
-        <w:rPr>
-          <w:rFonts w:asciiTheme="majorHAnsi" w:eastAsiaTheme="majorEastAsia" w:hAnsiTheme="majorHAnsi" w:cstheme="majorBidi"/>
-          <w:b/>
-          <w:bCs/>
-          <w:sz w:val="24"/>
-          <w:szCs w:val="24"/>
-        </w:rPr>
-        <w:t>5. Ve a **Recepción de paquetes** y ya verás Aéreo, Marítimo y Courier en la lista.</w:t>
-      </w:r>
-    </w:p>
-    <w:p>
-      <w:r>
-        <w:t>Nota: tu empresa ya tiene configurados Aéreo, Marítimo y Courier; los verás directamente. Si quieres otro tipo (ej. Terrestre), agrégalo con estos pasos. [CAPTURA 7: Configuración &gt; Tipos de envío]</w:t>
-      </w:r>
-    </w:p>
-    <w:p>
-      <w:pPr>
-        <w:rPr>
-          <w:rFonts w:asciiTheme="majorHAnsi" w:eastAsiaTheme="majorEastAsia" w:hAnsiTheme="majorHAnsi" w:cstheme="majorBidi"/>
-          <w:color w:val="0F4761" w:themeColor="accent1" w:themeShade="BF"/>
-          <w:sz w:val="32"/>
-          <w:szCs w:val="32"/>
-        </w:rPr>
-      </w:pPr>
-      <w:r>
-        <w:rPr>
-          <w:rFonts w:asciiTheme="majorHAnsi" w:eastAsiaTheme="majorEastAsia" w:hAnsiTheme="majorHAnsi" w:cstheme="majorBidi"/>
-          <w:color w:val="0F4761" w:themeColor="accent1" w:themeShade="BF"/>
-          <w:sz w:val="32"/>
-          <w:szCs w:val="32"/>
-        </w:rPr>
-        <w:t>9. Pestaña: Disponibles para facturar (cobrarle al cliente)</w:t>
-      </w:r>
-    </w:p>
-    <w:p>
-      <w:r>
-        <w:t>Cuando el paquete ya está en bodega y con costo, lo facturas aquí. La tarifa por libra es lo que le cobras al cliente por cada libra de su paquete.</w:t>
-      </w:r>
-    </w:p>
-    <w:p>
-      <w:r>
-        <w:t>Paso a paso:</w:t>
-      </w:r>
-    </w:p>
-    <w:p>
-      <w:pPr>
-        <w:rPr>
-          <w:rFonts w:asciiTheme="majorHAnsi" w:eastAsiaTheme="majorEastAsia" w:hAnsiTheme="majorHAnsi" w:cstheme="majorBidi"/>
-          <w:b/>
-          <w:bCs/>
-          <w:sz w:val="24"/>
-          <w:szCs w:val="24"/>
-        </w:rPr>
-      </w:pPr>
-      <w:r>
-        <w:rPr>
-          <w:rFonts w:asciiTheme="majorHAnsi" w:eastAsiaTheme="majorEastAsia" w:hAnsiTheme="majorHAnsi" w:cstheme="majorBidi"/>
-          <w:b/>
-          <w:bCs/>
-          <w:sz w:val="24"/>
-          <w:szCs w:val="24"/>
-        </w:rPr>
-        <w:t>1. Marca con la casilla los paquetes que vas a cobrar (pueden ser varios).</w:t>
-      </w:r>
-    </w:p>
-    <w:p>
-      <w:pPr>
-        <w:rPr>
-          <w:rFonts w:asciiTheme="majorHAnsi" w:eastAsiaTheme="majorEastAsia" w:hAnsiTheme="majorHAnsi" w:cstheme="majorBidi"/>
-          <w:b/>
-          <w:bCs/>
-          <w:sz w:val="24"/>
-          <w:szCs w:val="24"/>
-        </w:rPr>
-      </w:pPr>
-      <w:r>
-        <w:rPr>
-          <w:rFonts w:asciiTheme="majorHAnsi" w:eastAsiaTheme="majorEastAsia" w:hAnsiTheme="majorHAnsi" w:cstheme="majorBidi"/>
-          <w:b/>
-          <w:bCs/>
-          <w:sz w:val="24"/>
-          <w:szCs w:val="24"/>
-        </w:rPr>
-        <w:t>2. Escribe el **cliente**, la **fecha** y el **vencimiento**.</w:t>
-      </w:r>
-    </w:p>
-    <w:p>
-      <w:pPr>
-        <w:rPr>
-          <w:rFonts w:asciiTheme="majorHAnsi" w:eastAsiaTheme="majorEastAsia" w:hAnsiTheme="majorHAnsi" w:cstheme="majorBidi"/>
-          <w:b/>
-          <w:bCs/>
-          <w:sz w:val="24"/>
-          <w:szCs w:val="24"/>
-        </w:rPr>
-      </w:pPr>
-      <w:r>
-        <w:rPr>
-          <w:rFonts w:asciiTheme="majorHAnsi" w:eastAsiaTheme="majorEastAsia" w:hAnsiTheme="majorHAnsi" w:cstheme="majorBidi"/>
-          <w:b/>
-          <w:bCs/>
-          <w:sz w:val="24"/>
-          <w:szCs w:val="24"/>
-        </w:rPr>
-        <w:t>3. Escribe la **tarifa por libra** (ej. 3.50). Hay un botón para aplicar la tarifa del tipo de envío automáticamente.</w:t>
-      </w:r>
-    </w:p>
-    <w:p>
-      <w:pPr>
-        <w:rPr>
-          <w:rFonts w:asciiTheme="majorHAnsi" w:eastAsiaTheme="majorEastAsia" w:hAnsiTheme="majorHAnsi" w:cstheme="majorBidi"/>
-          <w:b/>
-          <w:bCs/>
-          <w:sz w:val="24"/>
-          <w:szCs w:val="24"/>
-        </w:rPr>
-      </w:pPr>
-      <w:r>
-        <w:rPr>
-          <w:rFonts w:asciiTheme="majorHAnsi" w:eastAsiaTheme="majorEastAsia" w:hAnsiTheme="majorHAnsi" w:cstheme="majorBidi"/>
-          <w:b/>
-          <w:bCs/>
-          <w:sz w:val="24"/>
-          <w:szCs w:val="24"/>
-        </w:rPr>
-        <w:t>4. Pulsa **Previsualizar**: ves el desglose (libras x tarifa = total).</w:t>
-      </w:r>
-    </w:p>
-    <w:p>
-      <w:pPr>
-        <w:rPr>
-          <w:rFonts w:asciiTheme="majorHAnsi" w:eastAsiaTheme="majorEastAsia" w:hAnsiTheme="majorHAnsi" w:cstheme="majorBidi"/>
-          <w:b/>
-          <w:bCs/>
-          <w:sz w:val="24"/>
-          <w:szCs w:val="24"/>
-        </w:rPr>
-      </w:pPr>
-      <w:r>
-        <w:rPr>
-          <w:rFonts w:asciiTheme="majorHAnsi" w:eastAsiaTheme="majorEastAsia" w:hAnsiTheme="majorHAnsi" w:cstheme="majorBidi"/>
-          <w:b/>
-          <w:bCs/>
-          <w:sz w:val="24"/>
-          <w:szCs w:val="24"/>
-        </w:rPr>
-        <w:t>5. Pulsa **Confirmar factura**: la factura queda creada y el paquete pasa a estado Facturado. El cobro se registra después desde el módulo Ventas.</w:t>
-      </w:r>
-    </w:p>
-    <w:p>
-      <w:pPr>
-        <w:rPr>
-          <w:rFonts w:asciiTheme="majorHAnsi" w:eastAsiaTheme="majorEastAsia" w:hAnsiTheme="majorHAnsi" w:cstheme="majorBidi"/>
-          <w:b/>
-          <w:bCs/>
-          <w:sz w:val="24"/>
-          <w:szCs w:val="24"/>
-        </w:rPr>
-      </w:pPr>
-      <w:r>
-        <w:rPr>
-          <w:rFonts w:asciiTheme="majorHAnsi" w:eastAsiaTheme="majorEastAsia" w:hAnsiTheme="majorHAnsi" w:cstheme="majorBidi"/>
-          <w:b/>
-          <w:bCs/>
-          <w:sz w:val="24"/>
-          <w:szCs w:val="24"/>
-        </w:rPr>
-        <w:t>**Entregar paquetes**: cuando el cliente recoge su paquete, lo marcas como entregado. Un paquete entregado ya no se puede modificar. [CAPTURA 8: factura con el desglose por libras]</w:t>
-      </w:r>
-    </w:p>
-    <w:p>
-      <w:pPr>
-        <w:rPr>
-          <w:rFonts w:asciiTheme="majorHAnsi" w:eastAsiaTheme="majorEastAsia" w:hAnsiTheme="majorHAnsi" w:cstheme="majorBidi"/>
-          <w:color w:val="0F4761" w:themeColor="accent1" w:themeShade="BF"/>
-          <w:sz w:val="32"/>
-          <w:szCs w:val="32"/>
-        </w:rPr>
-      </w:pPr>
-      <w:r>
-        <w:rPr>
-          <w:rFonts w:asciiTheme="majorHAnsi" w:eastAsiaTheme="majorEastAsia" w:hAnsiTheme="majorHAnsi" w:cstheme="majorBidi"/>
-          <w:color w:val="0F4761" w:themeColor="accent1" w:themeShade="BF"/>
-          <w:sz w:val="32"/>
-          <w:szCs w:val="32"/>
-        </w:rPr>
-        <w:t>10. Pestaña: Facturación y reversiones (corregir errores)</w:t>
-      </w:r>
-    </w:p>
-    <w:p>
-      <w:r>
-        <w:t>Aquí ves el historial de las facturas que has hecho y puedes corregirlas si te equivocaste.</w:t>
-      </w:r>
-    </w:p>
-    <w:p>
-      <w:pPr>
-        <w:rPr>
-          <w:rFonts w:asciiTheme="majorHAnsi" w:eastAsiaTheme="majorEastAsia" w:hAnsiTheme="majorHAnsi" w:cstheme="majorBidi"/>
-          <w:b/>
-          <w:bCs/>
-          <w:sz w:val="24"/>
-          <w:szCs w:val="24"/>
-        </w:rPr>
-      </w:pPr>
-      <w:r>
-        <w:rPr>
-          <w:rFonts w:asciiTheme="majorHAnsi" w:eastAsiaTheme="majorEastAsia" w:hAnsiTheme="majorHAnsi" w:cstheme="majorBidi"/>
-          <w:b/>
-          <w:bCs/>
-          <w:sz w:val="24"/>
-          <w:szCs w:val="24"/>
-        </w:rPr>
-        <w:t>**Anular / Reversar**: si la factura salió mal (ej. cobraste de más), pulsas el botón, escribes la razón (ej. "Tarifa incorrecta") y confirmas. La factura se anula, el paquete vuelve a Disponible y los asientos contables se deshacen solos.</w:t>
-      </w:r>
-    </w:p>
-    <w:p>
-      <w:pPr>
-        <w:rPr>
-          <w:rFonts w:asciiTheme="majorHAnsi" w:eastAsiaTheme="majorEastAsia" w:hAnsiTheme="majorHAnsi" w:cstheme="majorBidi"/>
-          <w:b/>
-          <w:bCs/>
-          <w:sz w:val="24"/>
-          <w:szCs w:val="24"/>
-        </w:rPr>
-      </w:pPr>
-      <w:r>
-        <w:rPr>
-          <w:rFonts w:asciiTheme="majorHAnsi" w:eastAsiaTheme="majorEastAsia" w:hAnsiTheme="majorHAnsi" w:cstheme="majorBidi"/>
-          <w:b/>
-          <w:bCs/>
-          <w:sz w:val="24"/>
-          <w:szCs w:val="24"/>
-        </w:rPr>
-        <w:t>**Corregir y refacturar**: después de anular, este botón te vuelve a mostrar los paquetes con sus datos para que ajustes la tarifa y factures de nuevo. La factura nueva queda marcada como reemplazo de la anterior.</w:t>
-      </w:r>
-    </w:p>
-    <w:p>
-      <w:pPr>
-        <w:rPr>
-          <w:rFonts w:asciiTheme="majorHAnsi" w:eastAsiaTheme="majorEastAsia" w:hAnsiTheme="majorHAnsi" w:cstheme="majorBidi"/>
-          <w:b/>
-          <w:bCs/>
-          <w:sz w:val="24"/>
-          <w:szCs w:val="24"/>
-        </w:rPr>
-      </w:pPr>
-      <w:r>
-        <w:rPr>
-          <w:rFonts w:asciiTheme="majorHAnsi" w:eastAsiaTheme="majorEastAsia" w:hAnsiTheme="majorHAnsi" w:cstheme="majorBidi"/>
-          <w:b/>
-          <w:bCs/>
-          <w:sz w:val="24"/>
-          <w:szCs w:val="24"/>
-        </w:rPr>
-        <w:t>**Nota de crédito**: es para casos especiales del módulo Ventas (requiere productos y límite de crédito). Para tu día a día, usa Anular + Corregir y refacturar.</w:t>
-      </w:r>
-    </w:p>
-    <w:p>
-      <w:pPr>
-        <w:rPr>
-          <w:rFonts w:asciiTheme="majorHAnsi" w:eastAsiaTheme="majorEastAsia" w:hAnsiTheme="majorHAnsi" w:cstheme="majorBidi"/>
-          <w:b/>
-          <w:bCs/>
-          <w:sz w:val="24"/>
-          <w:szCs w:val="24"/>
-        </w:rPr>
-      </w:pPr>
-      <w:r>
-        <w:rPr>
-          <w:rFonts w:asciiTheme="majorHAnsi" w:eastAsiaTheme="majorEastAsia" w:hAnsiTheme="majorHAnsi" w:cstheme="majorBidi"/>
-          <w:b/>
-          <w:bCs/>
-          <w:sz w:val="24"/>
-          <w:szCs w:val="24"/>
-        </w:rPr>
-        <w:t>Cada factura tiene su **auditoría**: quién la hizo, quién la anuló y el historial del paquete. [CAPTURA 9: auditoría de una factura anulada y refacturada]</w:t>
-      </w:r>
-    </w:p>
-    <w:p>
-      <w:pPr>
-        <w:rPr>
-          <w:rFonts w:asciiTheme="majorHAnsi" w:eastAsiaTheme="majorEastAsia" w:hAnsiTheme="majorHAnsi" w:cstheme="majorBidi"/>
-          <w:color w:val="0F4761" w:themeColor="accent1" w:themeShade="BF"/>
-          <w:sz w:val="32"/>
-          <w:szCs w:val="32"/>
-        </w:rPr>
-      </w:pPr>
-      <w:r>
-        <w:rPr>
-          <w:rFonts w:asciiTheme="majorHAnsi" w:eastAsiaTheme="majorEastAsia" w:hAnsiTheme="majorHAnsi" w:cstheme="majorBidi"/>
-          <w:color w:val="0F4761" w:themeColor="accent1" w:themeShade="BF"/>
-          <w:sz w:val="32"/>
-          <w:szCs w:val="32"/>
-        </w:rPr>
-        <w:t>11. El enlace que le mandas a tu cliente</w:t>
-      </w:r>
-    </w:p>
-    <w:p>
-      <w:pPr>
-        <w:rPr>
-          <w:rFonts w:asciiTheme="majorHAnsi" w:eastAsiaTheme="majorEastAsia" w:hAnsiTheme="majorHAnsi" w:cstheme="majorBidi"/>
-          <w:b/>
-          <w:bCs/>
-          <w:sz w:val="24"/>
-          <w:szCs w:val="24"/>
-        </w:rPr>
-      </w:pPr>
-      <w:r>
-        <w:rPr>
-          <w:rFonts w:asciiTheme="majorHAnsi" w:eastAsiaTheme="majorEastAsia" w:hAnsiTheme="majorHAnsi" w:cstheme="majorBidi"/>
-          <w:b/>
-          <w:bCs/>
-          <w:sz w:val="24"/>
-          <w:szCs w:val="24"/>
-        </w:rPr>
-        <w:t>En la pestaña **En tránsito**, abre un paquete y pulsa **Copiar enlace público**.</w:t>
-      </w:r>
-    </w:p>
-    <w:p>
-      <w:pPr>
-        <w:rPr>
-          <w:rFonts w:asciiTheme="majorHAnsi" w:eastAsiaTheme="majorEastAsia" w:hAnsiTheme="majorHAnsi" w:cstheme="majorBidi"/>
-          <w:b/>
-          <w:bCs/>
-          <w:sz w:val="24"/>
-          <w:szCs w:val="24"/>
-        </w:rPr>
-      </w:pPr>
-      <w:r>
-        <w:rPr>
-          <w:rFonts w:asciiTheme="majorHAnsi" w:eastAsiaTheme="majorEastAsia" w:hAnsiTheme="majorHAnsi" w:cstheme="majorBidi"/>
-          <w:b/>
-          <w:bCs/>
-          <w:sz w:val="24"/>
-          <w:szCs w:val="24"/>
-        </w:rPr>
-        <w:t>El sistema copia un enlace tipo: http://tu-servidor/public/tracking/CODIGO</w:t>
-      </w:r>
-    </w:p>
-    <w:p>
-      <w:pPr>
-        <w:rPr>
-          <w:rFonts w:asciiTheme="majorHAnsi" w:eastAsiaTheme="majorEastAsia" w:hAnsiTheme="majorHAnsi" w:cstheme="majorBidi"/>
-          <w:b/>
-          <w:bCs/>
-          <w:sz w:val="24"/>
-          <w:szCs w:val="24"/>
-        </w:rPr>
-      </w:pPr>
-      <w:r>
-        <w:rPr>
-          <w:rFonts w:asciiTheme="majorHAnsi" w:eastAsiaTheme="majorEastAsia" w:hAnsiTheme="majorHAnsi" w:cstheme="majorBidi"/>
-          <w:b/>
-          <w:bCs/>
-          <w:sz w:val="24"/>
-          <w:szCs w:val="24"/>
-        </w:rPr>
-        <w:t>Se lo envías a tu cliente (WhatsApp, correo). Él lo abre sin necesidad de usuario ni contraseña y ve el estado de su paquete y su recorrido.</w:t>
-      </w:r>
-    </w:p>
-    <w:p>
-      <w:pPr>
-        <w:rPr>
-          <w:rFonts w:asciiTheme="majorHAnsi" w:eastAsiaTheme="majorEastAsia" w:hAnsiTheme="majorHAnsi" w:cstheme="majorBidi"/>
-          <w:b/>
-          <w:bCs/>
-          <w:sz w:val="24"/>
-          <w:szCs w:val="24"/>
-        </w:rPr>
-      </w:pPr>
-      <w:r>
-        <w:rPr>
-          <w:rFonts w:asciiTheme="majorHAnsi" w:eastAsiaTheme="majorEastAsia" w:hAnsiTheme="majorHAnsi" w:cstheme="majorBidi"/>
-          <w:b/>
-          <w:bCs/>
-          <w:sz w:val="24"/>
-          <w:szCs w:val="24"/>
-        </w:rPr>
-        <w:t>Si el paquete ya llegó, también verá su estado (Disponible, Facturado, Entregado). [CAPTURA 10: vista que ve tu cliente]</w:t>
-      </w:r>
-    </w:p>
-    <w:p>
-      <w:pPr>
-        <w:rPr>
-          <w:rFonts w:asciiTheme="majorHAnsi" w:eastAsiaTheme="majorEastAsia" w:hAnsiTheme="majorHAnsi" w:cstheme="majorBidi"/>
-          <w:color w:val="0F4761" w:themeColor="accent1" w:themeShade="BF"/>
-          <w:sz w:val="32"/>
-          <w:szCs w:val="32"/>
-        </w:rPr>
-      </w:pPr>
-      <w:r>
-        <w:rPr>
-          <w:rFonts w:asciiTheme="majorHAnsi" w:eastAsiaTheme="majorEastAsia" w:hAnsiTheme="majorHAnsi" w:cstheme="majorBidi"/>
-          <w:color w:val="0F4761" w:themeColor="accent1" w:themeShade="BF"/>
-          <w:sz w:val="32"/>
-          <w:szCs w:val="32"/>
-        </w:rPr>
-        <w:t>12. Palabras fáciles</w:t>
+          <w:b/>
+          <w:color w:val="16A34A"/>
+          <w:sz w:val="28"/>
+        </w:rPr>
+        <w:t>13. Palabras fáciles</w:t>
       </w:r>
     </w:p>
     <w:tbl>
@@ -1722,7 +1303,15 @@
             <w:tcW w:w="4419" w:type="dxa"/>
           </w:tcPr>
           <w:p>
-            <w:r>
+            <w:pPr>
+              <w:rPr>
+                <w:b/>
+              </w:rPr>
+            </w:pPr>
+            <w:r>
+              <w:rPr>
+                <w:b/>
+              </w:rPr>
               <w:t>Palabra</w:t>
             </w:r>
           </w:p>
@@ -1732,7 +1321,15 @@
             <w:tcW w:w="4419" w:type="dxa"/>
           </w:tcPr>
           <w:p>
-            <w:r>
+            <w:pPr>
+              <w:rPr>
+                <w:b/>
+              </w:rPr>
+            </w:pPr>
+            <w:r>
+              <w:rPr>
+                <w:b/>
+              </w:rPr>
               <w:t>Qué significa</w:t>
             </w:r>
           </w:p>
@@ -1919,6 +1516,7 @@
           </w:tcPr>
           <w:p>
             <w:r>
+              <w:lastRenderedPageBreak/>
               <w:t>Factura al cliente</w:t>
             </w:r>
           </w:p>
@@ -2022,21 +1620,20 @@
     <w:p/>
     <w:p>
       <w:pPr>
-        <w:rPr>
-          <w:rFonts w:asciiTheme="majorHAnsi" w:eastAsiaTheme="majorEastAsia" w:hAnsiTheme="majorHAnsi" w:cstheme="majorBidi"/>
-          <w:color w:val="0F4761" w:themeColor="accent1" w:themeShade="BF"/>
-          <w:sz w:val="32"/>
-          <w:szCs w:val="32"/>
+        <w:outlineLvl w:val="1"/>
+        <w:rPr>
+          <w:b/>
+          <w:color w:val="16A34A"/>
+          <w:sz w:val="28"/>
         </w:rPr>
       </w:pPr>
       <w:r>
         <w:rPr>
-          <w:rFonts w:asciiTheme="majorHAnsi" w:eastAsiaTheme="majorEastAsia" w:hAnsiTheme="majorHAnsi" w:cstheme="majorBidi"/>
-          <w:color w:val="0F4761" w:themeColor="accent1" w:themeShade="BF"/>
-          <w:sz w:val="32"/>
-          <w:szCs w:val="32"/>
-        </w:rPr>
-        <w:t>13. Problemas comunes y sus soluciones</w:t>
+          <w:b/>
+          <w:color w:val="16A34A"/>
+          <w:sz w:val="28"/>
+        </w:rPr>
+        <w:t>14. Problemas comunes y sus soluciones</w:t>
       </w:r>
     </w:p>
     <w:tbl>
@@ -2074,7 +1671,15 @@
             <w:tcW w:w="2946" w:type="dxa"/>
           </w:tcPr>
           <w:p>
-            <w:r>
+            <w:pPr>
+              <w:rPr>
+                <w:b/>
+              </w:rPr>
+            </w:pPr>
+            <w:r>
+              <w:rPr>
+                <w:b/>
+              </w:rPr>
               <w:t>Lo que ves</w:t>
             </w:r>
           </w:p>
@@ -2084,7 +1689,15 @@
             <w:tcW w:w="2946" w:type="dxa"/>
           </w:tcPr>
           <w:p>
-            <w:r>
+            <w:pPr>
+              <w:rPr>
+                <w:b/>
+              </w:rPr>
+            </w:pPr>
+            <w:r>
+              <w:rPr>
+                <w:b/>
+              </w:rPr>
               <w:t>Qué significa</w:t>
             </w:r>
           </w:p>
@@ -2094,7 +1707,15 @@
             <w:tcW w:w="2946" w:type="dxa"/>
           </w:tcPr>
           <w:p>
-            <w:r>
+            <w:pPr>
+              <w:rPr>
+                <w:b/>
+              </w:rPr>
+            </w:pPr>
+            <w:r>
+              <w:rPr>
+                <w:b/>
+              </w:rPr>
               <w:t>Qué haces</w:t>
             </w:r>
           </w:p>
@@ -2151,7 +1772,7 @@
           </w:tcPr>
           <w:p>
             <w:r>
-              <w:t>"Tracking duplicado"</w:t>
+              <w:t>Tracking duplicado</w:t>
             </w:r>
           </w:p>
         </w:tc>
@@ -2189,7 +1810,7 @@
           </w:tcPr>
           <w:p>
             <w:r>
-              <w:t>"El número de factura ya existe"</w:t>
+              <w:t>El número de factura ya existe</w:t>
             </w:r>
           </w:p>
         </w:tc>
@@ -2227,7 +1848,7 @@
           </w:tcPr>
           <w:p>
             <w:r>
-              <w:t>"Paquete ya facturado/entregado"</w:t>
+              <w:t>Paquete ya facturado/entregado</w:t>
             </w:r>
           </w:p>
         </w:tc>
@@ -2294,168 +1915,118 @@
     <w:p/>
     <w:p>
       <w:pPr>
-        <w:rPr>
-          <w:rFonts w:asciiTheme="majorHAnsi" w:eastAsiaTheme="majorEastAsia" w:hAnsiTheme="majorHAnsi" w:cstheme="majorBidi"/>
-          <w:color w:val="0F4761" w:themeColor="accent1" w:themeShade="BF"/>
-          <w:sz w:val="32"/>
-          <w:szCs w:val="32"/>
+        <w:outlineLvl w:val="1"/>
+        <w:rPr>
+          <w:b/>
+          <w:color w:val="16A34A"/>
+          <w:sz w:val="28"/>
         </w:rPr>
       </w:pPr>
       <w:r>
         <w:rPr>
-          <w:rFonts w:asciiTheme="majorHAnsi" w:eastAsiaTheme="majorEastAsia" w:hAnsiTheme="majorHAnsi" w:cstheme="majorBidi"/>
-          <w:color w:val="0F4761" w:themeColor="accent1" w:themeShade="BF"/>
-          <w:sz w:val="32"/>
-          <w:szCs w:val="32"/>
-        </w:rPr>
-        <w:t>14. Tu rutina diaria en 7 pasos</w:t>
-      </w:r>
-    </w:p>
-    <w:p>
-      <w:pPr>
-        <w:rPr>
-          <w:rFonts w:asciiTheme="majorHAnsi" w:eastAsiaTheme="majorEastAsia" w:hAnsiTheme="majorHAnsi" w:cstheme="majorBidi"/>
-          <w:b/>
-          <w:bCs/>
-          <w:sz w:val="24"/>
-          <w:szCs w:val="24"/>
-        </w:rPr>
-      </w:pPr>
-      <w:r>
-        <w:rPr>
-          <w:rFonts w:asciiTheme="majorHAnsi" w:eastAsiaTheme="majorEastAsia" w:hAnsiTheme="majorHAnsi" w:cstheme="majorBidi"/>
-          <w:b/>
-          <w:bCs/>
-          <w:sz w:val="24"/>
-          <w:szCs w:val="24"/>
-        </w:rPr>
-        <w:t>1. **En tránsito**: consulta el código del paquete y manda el enlace a tu cliente.</w:t>
-      </w:r>
-    </w:p>
-    <w:p>
-      <w:pPr>
-        <w:rPr>
-          <w:rFonts w:asciiTheme="majorHAnsi" w:eastAsiaTheme="majorEastAsia" w:hAnsiTheme="majorHAnsi" w:cstheme="majorBidi"/>
-          <w:b/>
-          <w:bCs/>
-          <w:sz w:val="24"/>
-          <w:szCs w:val="24"/>
-        </w:rPr>
-      </w:pPr>
-      <w:r>
-        <w:rPr>
-          <w:rFonts w:asciiTheme="majorHAnsi" w:eastAsiaTheme="majorEastAsia" w:hAnsiTheme="majorHAnsi" w:cstheme="majorBidi"/>
-          <w:b/>
-          <w:bCs/>
-          <w:sz w:val="24"/>
-          <w:szCs w:val="24"/>
-        </w:rPr>
-        <w:t>2. **Recepción de paquetes**: registra los paquetes que llegaron (a mano, rápido o Excel).</w:t>
-      </w:r>
-    </w:p>
-    <w:p>
-      <w:pPr>
-        <w:rPr>
-          <w:rFonts w:asciiTheme="majorHAnsi" w:eastAsiaTheme="majorEastAsia" w:hAnsiTheme="majorHAnsi" w:cstheme="majorBidi"/>
-          <w:b/>
-          <w:bCs/>
-          <w:sz w:val="24"/>
-          <w:szCs w:val="24"/>
-        </w:rPr>
-      </w:pPr>
-      <w:r>
-        <w:rPr>
-          <w:rFonts w:asciiTheme="majorHAnsi" w:eastAsiaTheme="majorEastAsia" w:hAnsiTheme="majorHAnsi" w:cstheme="majorBidi"/>
-          <w:b/>
-          <w:bCs/>
-          <w:sz w:val="24"/>
-          <w:szCs w:val="24"/>
-        </w:rPr>
-        <w:t>3. **Paquetes recibidos**: revisa tarifas y asigna cliente y bodega.</w:t>
-      </w:r>
-    </w:p>
-    <w:p>
-      <w:pPr>
-        <w:rPr>
-          <w:rFonts w:asciiTheme="majorHAnsi" w:eastAsiaTheme="majorEastAsia" w:hAnsiTheme="majorHAnsi" w:cstheme="majorBidi"/>
-          <w:b/>
-          <w:bCs/>
-          <w:sz w:val="24"/>
-          <w:szCs w:val="24"/>
-        </w:rPr>
-      </w:pPr>
-      <w:r>
-        <w:rPr>
-          <w:rFonts w:asciiTheme="majorHAnsi" w:eastAsiaTheme="majorEastAsia" w:hAnsiTheme="majorHAnsi" w:cstheme="majorBidi"/>
-          <w:b/>
-          <w:bCs/>
-          <w:sz w:val="24"/>
-          <w:szCs w:val="24"/>
-        </w:rPr>
-        <w:t>4. **Conciliación de compras**: une los paquetes con la compra al proveedor y emite la factura de compra.</w:t>
-      </w:r>
-    </w:p>
-    <w:p>
-      <w:pPr>
-        <w:rPr>
-          <w:rFonts w:asciiTheme="majorHAnsi" w:eastAsiaTheme="majorEastAsia" w:hAnsiTheme="majorHAnsi" w:cstheme="majorBidi"/>
-          <w:b/>
-          <w:bCs/>
-          <w:sz w:val="24"/>
-          <w:szCs w:val="24"/>
-        </w:rPr>
-      </w:pPr>
-      <w:r>
-        <w:rPr>
-          <w:rFonts w:asciiTheme="majorHAnsi" w:eastAsiaTheme="majorEastAsia" w:hAnsiTheme="majorHAnsi" w:cstheme="majorBidi"/>
-          <w:b/>
-          <w:bCs/>
-          <w:sz w:val="24"/>
-          <w:szCs w:val="24"/>
-        </w:rPr>
-        <w:t>5. **Disponibles para facturar**: cobra al cliente (tarifa por libra) y confirma la factura.</w:t>
-      </w:r>
-    </w:p>
-    <w:p>
-      <w:pPr>
-        <w:rPr>
-          <w:rFonts w:asciiTheme="majorHAnsi" w:eastAsiaTheme="majorEastAsia" w:hAnsiTheme="majorHAnsi" w:cstheme="majorBidi"/>
-          <w:b/>
-          <w:bCs/>
-          <w:sz w:val="24"/>
-          <w:szCs w:val="24"/>
-        </w:rPr>
-      </w:pPr>
-      <w:r>
-        <w:rPr>
-          <w:rFonts w:asciiTheme="majorHAnsi" w:eastAsiaTheme="majorEastAsia" w:hAnsiTheme="majorHAnsi" w:cstheme="majorBidi"/>
-          <w:b/>
-          <w:bCs/>
-          <w:sz w:val="24"/>
-          <w:szCs w:val="24"/>
-        </w:rPr>
-        <w:t>6. Si te equivocaste: **Facturación y reversiones** &gt; Anular &gt; Corregir y refacturar.</w:t>
-      </w:r>
-    </w:p>
-    <w:p>
-      <w:pPr>
-        <w:rPr>
-          <w:rFonts w:asciiTheme="majorHAnsi" w:eastAsiaTheme="majorEastAsia" w:hAnsiTheme="majorHAnsi" w:cstheme="majorBidi"/>
-          <w:b/>
-          <w:bCs/>
-          <w:sz w:val="24"/>
-          <w:szCs w:val="24"/>
-        </w:rPr>
-      </w:pPr>
-      <w:r>
-        <w:rPr>
-          <w:rFonts w:asciiTheme="majorHAnsi" w:eastAsiaTheme="majorEastAsia" w:hAnsiTheme="majorHAnsi" w:cstheme="majorBidi"/>
-          <w:b/>
-          <w:bCs/>
-          <w:sz w:val="24"/>
-          <w:szCs w:val="24"/>
-        </w:rPr>
-        <w:t>7. **Entrega**: cuando el cliente recoge, marca el paquete como entregado.</w:t>
+          <w:b/>
+          <w:color w:val="16A34A"/>
+          <w:sz w:val="28"/>
+        </w:rPr>
+        <w:t>15. Tu rutina diaria en 7 pasos</w:t>
+      </w:r>
+    </w:p>
+    <w:p>
+      <w:r>
+        <w:t xml:space="preserve">• 1. </w:t>
+      </w:r>
+      <w:r>
+        <w:rPr>
+          <w:b/>
+        </w:rPr>
+        <w:t>En tránsito</w:t>
+      </w:r>
+      <w:r>
+        <w:t>: consulta el código del paquete y manda el enlace a tu cliente.</w:t>
+      </w:r>
+    </w:p>
+    <w:p>
+      <w:r>
+        <w:t xml:space="preserve">• 2. </w:t>
+      </w:r>
+      <w:r>
+        <w:rPr>
+          <w:b/>
+        </w:rPr>
+        <w:t>Recepción de paquetes</w:t>
+      </w:r>
+      <w:r>
+        <w:t>: registra los paquetes que llegaron (a mano, rápido o Excel).</w:t>
+      </w:r>
+    </w:p>
+    <w:p>
+      <w:r>
+        <w:t xml:space="preserve">• 3. </w:t>
+      </w:r>
+      <w:r>
+        <w:rPr>
+          <w:b/>
+        </w:rPr>
+        <w:t>Paquetes recibidos</w:t>
+      </w:r>
+      <w:r>
+        <w:t>: revisa tarifas y asigna cliente y bodega.</w:t>
+      </w:r>
+    </w:p>
+    <w:p>
+      <w:r>
+        <w:t xml:space="preserve">• 4. </w:t>
+      </w:r>
+      <w:r>
+        <w:rPr>
+          <w:b/>
+        </w:rPr>
+        <w:t>Conciliación de compras</w:t>
+      </w:r>
+      <w:r>
+        <w:t>: une los paquetes con la compra al proveedor y emite la factura de compra.</w:t>
+      </w:r>
+    </w:p>
+    <w:p>
+      <w:r>
+        <w:t xml:space="preserve">• 5. </w:t>
+      </w:r>
+      <w:r>
+        <w:rPr>
+          <w:b/>
+        </w:rPr>
+        <w:t>Disponibles para facturar</w:t>
+      </w:r>
+      <w:r>
+        <w:t>: cobra al cliente (tarifa por libra) y confirma la factura.</w:t>
+      </w:r>
+    </w:p>
+    <w:p>
+      <w:r>
+        <w:t xml:space="preserve">• 6. Si te equivocaste: </w:t>
+      </w:r>
+      <w:r>
+        <w:rPr>
+          <w:b/>
+        </w:rPr>
+        <w:t>Facturación y reversiones</w:t>
+      </w:r>
+      <w:r>
+        <w:t xml:space="preserve"> &gt; Anular &gt; Corregir y refacturar.</w:t>
+      </w:r>
+    </w:p>
+    <w:p>
+      <w:r>
+        <w:t xml:space="preserve">• 7. </w:t>
+      </w:r>
+      <w:r>
+        <w:rPr>
+          <w:b/>
+        </w:rPr>
+        <w:t>Entrega</w:t>
+      </w:r>
+      <w:r>
+        <w:t>: cuando el cliente recoge, marca el paquete como entregado.</w:t>
       </w:r>
     </w:p>
     <w:p/>
@@ -2881,7 +2452,7 @@
     <w:link w:val="Ttulo1Car"/>
     <w:uiPriority w:val="9"/>
     <w:qFormat/>
-    <w:rsid w:val="005E15BE"/>
+    <w:rsid w:val="00F07FFD"/>
     <w:pPr>
       <w:keepNext/>
       <w:keepLines/>
@@ -2901,9 +2472,10 @@
     <w:next w:val="Normal"/>
     <w:link w:val="Ttulo2Car"/>
     <w:uiPriority w:val="9"/>
+    <w:semiHidden/>
     <w:unhideWhenUsed/>
     <w:qFormat/>
-    <w:rsid w:val="005E15BE"/>
+    <w:rsid w:val="00F07FFD"/>
     <w:pPr>
       <w:keepNext/>
       <w:keepLines/>
@@ -2926,7 +2498,7 @@
     <w:semiHidden/>
     <w:unhideWhenUsed/>
     <w:qFormat/>
-    <w:rsid w:val="005E15BE"/>
+    <w:rsid w:val="00F07FFD"/>
     <w:pPr>
       <w:keepNext/>
       <w:keepLines/>
@@ -2949,7 +2521,7 @@
     <w:semiHidden/>
     <w:unhideWhenUsed/>
     <w:qFormat/>
-    <w:rsid w:val="005E15BE"/>
+    <w:rsid w:val="00F07FFD"/>
     <w:pPr>
       <w:keepNext/>
       <w:keepLines/>
@@ -2972,7 +2544,7 @@
     <w:semiHidden/>
     <w:unhideWhenUsed/>
     <w:qFormat/>
-    <w:rsid w:val="005E15BE"/>
+    <w:rsid w:val="00F07FFD"/>
     <w:pPr>
       <w:keepNext/>
       <w:keepLines/>
@@ -2993,7 +2565,7 @@
     <w:semiHidden/>
     <w:unhideWhenUsed/>
     <w:qFormat/>
-    <w:rsid w:val="005E15BE"/>
+    <w:rsid w:val="00F07FFD"/>
     <w:pPr>
       <w:keepNext/>
       <w:keepLines/>
@@ -3016,7 +2588,7 @@
     <w:semiHidden/>
     <w:unhideWhenUsed/>
     <w:qFormat/>
-    <w:rsid w:val="005E15BE"/>
+    <w:rsid w:val="00F07FFD"/>
     <w:pPr>
       <w:keepNext/>
       <w:keepLines/>
@@ -3037,7 +2609,7 @@
     <w:semiHidden/>
     <w:unhideWhenUsed/>
     <w:qFormat/>
-    <w:rsid w:val="005E15BE"/>
+    <w:rsid w:val="00F07FFD"/>
     <w:pPr>
       <w:keepNext/>
       <w:keepLines/>
@@ -3060,7 +2632,7 @@
     <w:semiHidden/>
     <w:unhideWhenUsed/>
     <w:qFormat/>
-    <w:rsid w:val="005E15BE"/>
+    <w:rsid w:val="00F07FFD"/>
     <w:pPr>
       <w:keepNext/>
       <w:keepLines/>
@@ -3104,7 +2676,7 @@
     <w:basedOn w:val="Fuentedeprrafopredeter"/>
     <w:link w:val="Ttulo1"/>
     <w:uiPriority w:val="9"/>
-    <w:rsid w:val="005E15BE"/>
+    <w:rsid w:val="00F07FFD"/>
     <w:rPr>
       <w:rFonts w:asciiTheme="majorHAnsi" w:eastAsiaTheme="majorEastAsia" w:hAnsiTheme="majorHAnsi" w:cstheme="majorBidi"/>
       <w:color w:val="0F4761" w:themeColor="accent1" w:themeShade="BF"/>
@@ -3117,7 +2689,8 @@
     <w:basedOn w:val="Fuentedeprrafopredeter"/>
     <w:link w:val="Ttulo2"/>
     <w:uiPriority w:val="9"/>
-    <w:rsid w:val="005E15BE"/>
+    <w:semiHidden/>
+    <w:rsid w:val="00F07FFD"/>
     <w:rPr>
       <w:rFonts w:asciiTheme="majorHAnsi" w:eastAsiaTheme="majorEastAsia" w:hAnsiTheme="majorHAnsi" w:cstheme="majorBidi"/>
       <w:color w:val="0F4761" w:themeColor="accent1" w:themeShade="BF"/>
@@ -3131,7 +2704,7 @@
     <w:link w:val="Ttulo3"/>
     <w:uiPriority w:val="9"/>
     <w:semiHidden/>
-    <w:rsid w:val="005E15BE"/>
+    <w:rsid w:val="00F07FFD"/>
     <w:rPr>
       <w:rFonts w:eastAsiaTheme="majorEastAsia" w:cstheme="majorBidi"/>
       <w:color w:val="0F4761" w:themeColor="accent1" w:themeShade="BF"/>
@@ -3145,7 +2718,7 @@
     <w:link w:val="Ttulo4"/>
     <w:uiPriority w:val="9"/>
     <w:semiHidden/>
-    <w:rsid w:val="005E15BE"/>
+    <w:rsid w:val="00F07FFD"/>
     <w:rPr>
       <w:rFonts w:eastAsiaTheme="majorEastAsia" w:cstheme="majorBidi"/>
       <w:i/>
@@ -3159,7 +2732,7 @@
     <w:link w:val="Ttulo5"/>
     <w:uiPriority w:val="9"/>
     <w:semiHidden/>
-    <w:rsid w:val="005E15BE"/>
+    <w:rsid w:val="00F07FFD"/>
     <w:rPr>
       <w:rFonts w:eastAsiaTheme="majorEastAsia" w:cstheme="majorBidi"/>
       <w:color w:val="0F4761" w:themeColor="accent1" w:themeShade="BF"/>
@@ -3171,7 +2744,7 @@
     <w:link w:val="Ttulo6"/>
     <w:uiPriority w:val="9"/>
     <w:semiHidden/>
-    <w:rsid w:val="005E15BE"/>
+    <w:rsid w:val="00F07FFD"/>
     <w:rPr>
       <w:rFonts w:eastAsiaTheme="majorEastAsia" w:cstheme="majorBidi"/>
       <w:i/>
@@ -3185,7 +2758,7 @@
     <w:link w:val="Ttulo7"/>
     <w:uiPriority w:val="9"/>
     <w:semiHidden/>
-    <w:rsid w:val="005E15BE"/>
+    <w:rsid w:val="00F07FFD"/>
     <w:rPr>
       <w:rFonts w:eastAsiaTheme="majorEastAsia" w:cstheme="majorBidi"/>
       <w:color w:val="595959" w:themeColor="text1" w:themeTint="A6"/>
@@ -3197,7 +2770,7 @@
     <w:link w:val="Ttulo8"/>
     <w:uiPriority w:val="9"/>
     <w:semiHidden/>
-    <w:rsid w:val="005E15BE"/>
+    <w:rsid w:val="00F07FFD"/>
     <w:rPr>
       <w:rFonts w:eastAsiaTheme="majorEastAsia" w:cstheme="majorBidi"/>
       <w:i/>
@@ -3211,7 +2784,7 @@
     <w:link w:val="Ttulo9"/>
     <w:uiPriority w:val="9"/>
     <w:semiHidden/>
-    <w:rsid w:val="005E15BE"/>
+    <w:rsid w:val="00F07FFD"/>
     <w:rPr>
       <w:rFonts w:eastAsiaTheme="majorEastAsia" w:cstheme="majorBidi"/>
       <w:color w:val="272727" w:themeColor="text1" w:themeTint="D8"/>
@@ -3224,7 +2797,7 @@
     <w:link w:val="TtuloCar"/>
     <w:uiPriority w:val="10"/>
     <w:qFormat/>
-    <w:rsid w:val="005E15BE"/>
+    <w:rsid w:val="00F07FFD"/>
     <w:pPr>
       <w:spacing w:after="80" w:line="240" w:lineRule="auto"/>
       <w:contextualSpacing/>
@@ -3242,7 +2815,7 @@
     <w:basedOn w:val="Fuentedeprrafopredeter"/>
     <w:link w:val="Ttulo"/>
     <w:uiPriority w:val="10"/>
-    <w:rsid w:val="005E15BE"/>
+    <w:rsid w:val="00F07FFD"/>
     <w:rPr>
       <w:rFonts w:asciiTheme="majorHAnsi" w:eastAsiaTheme="majorEastAsia" w:hAnsiTheme="majorHAnsi" w:cstheme="majorBidi"/>
       <w:spacing w:val="-10"/>
@@ -3258,7 +2831,7 @@
     <w:link w:val="SubttuloCar"/>
     <w:uiPriority w:val="11"/>
     <w:qFormat/>
-    <w:rsid w:val="005E15BE"/>
+    <w:rsid w:val="00F07FFD"/>
     <w:pPr>
       <w:numPr>
         <w:ilvl w:val="1"/>
@@ -3277,7 +2850,7 @@
     <w:basedOn w:val="Fuentedeprrafopredeter"/>
     <w:link w:val="Subttulo"/>
     <w:uiPriority w:val="11"/>
-    <w:rsid w:val="005E15BE"/>
+    <w:rsid w:val="00F07FFD"/>
     <w:rPr>
       <w:rFonts w:eastAsiaTheme="majorEastAsia" w:cstheme="majorBidi"/>
       <w:color w:val="595959" w:themeColor="text1" w:themeTint="A6"/>
@@ -3293,7 +2866,7 @@
     <w:link w:val="CitaCar"/>
     <w:uiPriority w:val="29"/>
     <w:qFormat/>
-    <w:rsid w:val="005E15BE"/>
+    <w:rsid w:val="00F07FFD"/>
     <w:pPr>
       <w:spacing w:before="160"/>
       <w:jc w:val="center"/>
@@ -3309,7 +2882,7 @@
     <w:basedOn w:val="Fuentedeprrafopredeter"/>
     <w:link w:val="Cita"/>
     <w:uiPriority w:val="29"/>
-    <w:rsid w:val="005E15BE"/>
+    <w:rsid w:val="00F07FFD"/>
     <w:rPr>
       <w:i/>
       <w:iCs/>
@@ -3321,7 +2894,7 @@
     <w:basedOn w:val="Normal"/>
     <w:uiPriority w:val="34"/>
     <w:qFormat/>
-    <w:rsid w:val="005E15BE"/>
+    <w:rsid w:val="00F07FFD"/>
     <w:pPr>
       <w:ind w:left="720"/>
       <w:contextualSpacing/>
@@ -3332,7 +2905,7 @@
     <w:basedOn w:val="Fuentedeprrafopredeter"/>
     <w:uiPriority w:val="21"/>
     <w:qFormat/>
-    <w:rsid w:val="005E15BE"/>
+    <w:rsid w:val="00F07FFD"/>
     <w:rPr>
       <w:i/>
       <w:iCs/>
@@ -3346,7 +2919,7 @@
     <w:link w:val="CitadestacadaCar"/>
     <w:uiPriority w:val="30"/>
     <w:qFormat/>
-    <w:rsid w:val="005E15BE"/>
+    <w:rsid w:val="00F07FFD"/>
     <w:pPr>
       <w:pBdr>
         <w:top w:val="single" w:sz="4" w:space="10" w:color="0F4761" w:themeColor="accent1" w:themeShade="BF"/>
@@ -3367,7 +2940,7 @@
     <w:basedOn w:val="Fuentedeprrafopredeter"/>
     <w:link w:val="Citadestacada"/>
     <w:uiPriority w:val="30"/>
-    <w:rsid w:val="005E15BE"/>
+    <w:rsid w:val="00F07FFD"/>
     <w:rPr>
       <w:i/>
       <w:iCs/>
@@ -3379,31 +2952,13 @@
     <w:basedOn w:val="Fuentedeprrafopredeter"/>
     <w:uiPriority w:val="32"/>
     <w:qFormat/>
-    <w:rsid w:val="005E15BE"/>
+    <w:rsid w:val="00F07FFD"/>
     <w:rPr>
       <w:b/>
       <w:bCs/>
       <w:smallCaps/>
       <w:color w:val="0F4761" w:themeColor="accent1" w:themeShade="BF"/>
       <w:spacing w:val="5"/>
-    </w:rPr>
-  </w:style>
-  <w:style w:type="paragraph" w:styleId="Encabezadodelista">
-    <w:name w:val="toa heading"/>
-    <w:basedOn w:val="Normal"/>
-    <w:next w:val="Normal"/>
-    <w:uiPriority w:val="99"/>
-    <w:unhideWhenUsed/>
-    <w:rsid w:val="005E15BE"/>
-    <w:pPr>
-      <w:spacing w:before="120"/>
-    </w:pPr>
-    <w:rPr>
-      <w:rFonts w:asciiTheme="majorHAnsi" w:eastAsiaTheme="majorEastAsia" w:hAnsiTheme="majorHAnsi" w:cstheme="majorBidi"/>
-      <w:b/>
-      <w:bCs/>
-      <w:sz w:val="24"/>
-      <w:szCs w:val="24"/>
     </w:rPr>
   </w:style>
 </w:styles>

--- a/novahub-frontend/documentos-novahub/Guia_Usuario_Logistica_NovaERP.docx
+++ b/novahub-frontend/documentos-novahub/Guia_Usuario_Logistica_NovaERP.docx
@@ -148,7 +148,1253 @@
     </w:p>
     <w:p>
       <w:r>
-        <w:t>El módulo tiene 6 pestañas. Esta tabla dice en una línea para qué sirve cada una:</w:t>
+        <w:t xml:space="preserve">El módulo </w:t>
+      </w:r>
+      <w:r>
+        <w:t>tiene 7 pesta</w:t>
+      </w:r>
+      <w:r>
+        <w:t>ñas. Esta tabla dice en una línea para qué sirve cada una:</w:t>
+      </w:r>
+    </w:p>
+    <w:tbl>
+      <w:tblPr>
+        <w:tblW w:w="8838" w:type="dxa"/>
+        <w:tblBorders>
+          <w:top w:val="single" w:sz="4" w:space="0" w:color="auto"/>
+          <w:left w:val="single" w:sz="4" w:space="0" w:color="auto"/>
+          <w:bottom w:val="single" w:sz="4" w:space="0" w:color="auto"/>
+          <w:right w:val="single" w:sz="4" w:space="0" w:color="auto"/>
+          <w:insideH w:val="single" w:sz="4" w:space="0" w:color="auto"/>
+          <w:insideV w:val="single" w:sz="4" w:space="0" w:color="auto"/>
+        </w:tblBorders>
+        <w:tblLayout w:type="fixed"/>
+        <w:tblCellMar>
+          <w:left w:w="70" w:type="dxa"/>
+          <w:right w:w="70" w:type="dxa"/>
+        </w:tblCellMar>
+        <w:tblLook w:val="0000" w:firstRow="0" w:lastRow="0" w:firstColumn="0" w:lastColumn="0" w:noHBand="0" w:noVBand="0"/>
+      </w:tblPr>
+      <w:tblGrid>
+        <w:gridCol w:w="4419"/>
+        <w:gridCol w:w="4419"/>
+      </w:tblGrid>
+      <w:tr>
+        <w:tc>
+          <w:tcPr>
+            <w:tcW w:w="4419" w:type="dxa"/>
+          </w:tcPr>
+          <w:p>
+            <w:pPr>
+              <w:rPr>
+                <w:b/>
+              </w:rPr>
+            </w:pPr>
+            <w:r>
+              <w:rPr>
+                <w:b/>
+              </w:rPr>
+              <w:t>Pestaña</w:t>
+            </w:r>
+          </w:p>
+        </w:tc>
+        <w:tc>
+          <w:tcPr>
+            <w:tcW w:w="4419" w:type="dxa"/>
+          </w:tcPr>
+          <w:p>
+            <w:pPr>
+              <w:rPr>
+                <w:b/>
+              </w:rPr>
+            </w:pPr>
+            <w:r>
+              <w:rPr>
+                <w:b/>
+              </w:rPr>
+              <w:t>¿Para qué sirve?</w:t>
+            </w:r>
+          </w:p>
+        </w:tc>
+      </w:tr>
+      <w:tr>
+        <w:tc>
+          <w:tcPr>
+            <w:tcW w:w="4419" w:type="dxa"/>
+          </w:tcPr>
+          <w:p>
+            <w:r>
+              <w:t>En tránsito</w:t>
+            </w:r>
+          </w:p>
+        </w:tc>
+        <w:tc>
+          <w:tcPr>
+            <w:tcW w:w="4419" w:type="dxa"/>
+          </w:tcPr>
+          <w:p>
+            <w:r>
+              <w:t>Ver dónde está un paquete que todavía viene en camino</w:t>
+            </w:r>
+          </w:p>
+        </w:tc>
+      </w:tr>
+      <w:tr>
+        <w:tc>
+          <w:tcPr>
+            <w:tcW w:w="4419" w:type="dxa"/>
+          </w:tcPr>
+          <w:p>
+            <w:r>
+              <w:t>Recepción de paquetes</w:t>
+            </w:r>
+          </w:p>
+        </w:tc>
+        <w:tc>
+          <w:tcPr>
+            <w:tcW w:w="4419" w:type="dxa"/>
+          </w:tcPr>
+          <w:p>
+            <w:r>
+              <w:t>Registrar que un paquete llegó a tu bodega</w:t>
+            </w:r>
+          </w:p>
+        </w:tc>
+      </w:tr>
+      <w:tr>
+        <w:tc>
+          <w:tcPr>
+            <w:tcW w:w="4419" w:type="dxa"/>
+          </w:tcPr>
+          <w:p>
+            <w:r>
+              <w:t>Recepción en lote</w:t>
+            </w:r>
+          </w:p>
+        </w:tc>
+        <w:tc>
+          <w:tcPr>
+            <w:tcW w:w="4419" w:type="dxa"/>
+          </w:tcPr>
+          <w:p>
+            <w:r>
+              <w:t>Importar el PDF del proveedor (AWBOX u OGLOBAL) y registrar muchos paquetes de una vez</w:t>
+            </w:r>
+          </w:p>
+        </w:tc>
+      </w:tr>
+      <w:tr>
+        <w:tc>
+          <w:tcPr>
+            <w:tcW w:w="4419" w:type="dxa"/>
+          </w:tcPr>
+          <w:p>
+            <w:r>
+              <w:t>Paquetes recibidos</w:t>
+            </w:r>
+          </w:p>
+        </w:tc>
+        <w:tc>
+          <w:tcPr>
+            <w:tcW w:w="4419" w:type="dxa"/>
+          </w:tcPr>
+          <w:p>
+            <w:r>
+              <w:t>Ver la lista de todo lo que ya tienes en bodega</w:t>
+            </w:r>
+          </w:p>
+        </w:tc>
+      </w:tr>
+      <w:tr>
+        <w:tc>
+          <w:tcPr>
+            <w:tcW w:w="4419" w:type="dxa"/>
+          </w:tcPr>
+          <w:p>
+            <w:r>
+              <w:lastRenderedPageBreak/>
+              <w:t>Conciliación de compras</w:t>
+            </w:r>
+          </w:p>
+        </w:tc>
+        <w:tc>
+          <w:tcPr>
+            <w:tcW w:w="4419" w:type="dxa"/>
+          </w:tcPr>
+          <w:p>
+            <w:r>
+              <w:t>Unir los paquetes con la compra que le hiciste al proveedor</w:t>
+            </w:r>
+          </w:p>
+        </w:tc>
+      </w:tr>
+      <w:tr>
+        <w:tc>
+          <w:tcPr>
+            <w:tcW w:w="4419" w:type="dxa"/>
+          </w:tcPr>
+          <w:p>
+            <w:r>
+              <w:t>Disponibles para facturar</w:t>
+            </w:r>
+          </w:p>
+        </w:tc>
+        <w:tc>
+          <w:tcPr>
+            <w:tcW w:w="4419" w:type="dxa"/>
+          </w:tcPr>
+          <w:p>
+            <w:r>
+              <w:t>Cobrarle al cliente (factura por libras) y entregarle el paquete</w:t>
+            </w:r>
+          </w:p>
+        </w:tc>
+      </w:tr>
+      <w:tr>
+        <w:tc>
+          <w:tcPr>
+            <w:tcW w:w="4419" w:type="dxa"/>
+          </w:tcPr>
+          <w:p>
+            <w:r>
+              <w:t>Configuración</w:t>
+            </w:r>
+          </w:p>
+        </w:tc>
+        <w:tc>
+          <w:tcPr>
+            <w:tcW w:w="4419" w:type="dxa"/>
+          </w:tcPr>
+          <w:p>
+            <w:r>
+              <w:t>Ajustar tipos de envío, bodegas y reglas de peso</w:t>
+            </w:r>
+          </w:p>
+        </w:tc>
+      </w:tr>
+      <w:tr>
+        <w:tc>
+          <w:tcPr>
+            <w:tcW w:w="4419" w:type="dxa"/>
+          </w:tcPr>
+          <w:p>
+            <w:r>
+              <w:t>Facturación y reversiones</w:t>
+            </w:r>
+          </w:p>
+        </w:tc>
+        <w:tc>
+          <w:tcPr>
+            <w:tcW w:w="4419" w:type="dxa"/>
+          </w:tcPr>
+          <w:p>
+            <w:r>
+              <w:t>Corregir facturas cuando te equivocaste</w:t>
+            </w:r>
+          </w:p>
+        </w:tc>
+      </w:tr>
+    </w:tbl>
+    <w:p/>
+    <w:p>
+      <w:pPr>
+        <w:outlineLvl w:val="1"/>
+        <w:rPr>
+          <w:b/>
+          <w:color w:val="16A34A"/>
+          <w:sz w:val="28"/>
+        </w:rPr>
+      </w:pPr>
+      <w:r>
+        <w:rPr>
+          <w:b/>
+          <w:color w:val="16A34A"/>
+          <w:sz w:val="28"/>
+        </w:rPr>
+        <w:t>5. Pestaña: En tránsito (seguir un paquete en camino)</w:t>
+      </w:r>
+    </w:p>
+    <w:p>
+      <w:r>
+        <w:t>Paso a paso:</w:t>
+      </w:r>
+    </w:p>
+    <w:p>
+      <w:r>
+        <w:t xml:space="preserve">• 1. Escribe el </w:t>
+      </w:r>
+      <w:r>
+        <w:rPr>
+          <w:b/>
+        </w:rPr>
+        <w:t>código de tracking</w:t>
+      </w:r>
+      <w:r>
+        <w:t xml:space="preserve"> (el número que trae el paquete, ej. GFUS01065222301697) en el buscador.</w:t>
+      </w:r>
+    </w:p>
+    <w:p>
+      <w:r>
+        <w:t xml:space="preserve">• 2. Pulsa </w:t>
+      </w:r>
+      <w:r>
+        <w:rPr>
+          <w:b/>
+        </w:rPr>
+        <w:t>Consultar</w:t>
+      </w:r>
+      <w:r>
+        <w:t>.</w:t>
+      </w:r>
+    </w:p>
+    <w:p>
+      <w:r>
+        <w:t>• 3. El sistema pregunta al transportista (AWBOX o CargoTrack) y te muestra: dónde está, hacia dónde va, la fecha estimada y la lista de eventos (recibido, en aduana, en reparto...).</w:t>
+      </w:r>
+    </w:p>
+    <w:p>
+      <w:r>
+        <w:t>• Si el código no aparece, te lo dice con un mensaje claro (ver sección 14).</w:t>
+      </w:r>
+    </w:p>
+    <w:p>
+      <w:r>
+        <w:t xml:space="preserve">• </w:t>
+      </w:r>
+      <w:r>
+        <w:rPr>
+          <w:b/>
+        </w:rPr>
+        <w:t>Nuevo ticket</w:t>
+      </w:r>
+      <w:r>
+        <w:t>: si tu cliente te da el código y el transportista aún no lo tiene, puedes registrar el envío a mano (código, transportista, cliente, origen, destino y fecha estimada). El sistema le asigna un número de ticket (TKT-XXXXXXXX).</w:t>
+      </w:r>
+    </w:p>
+    <w:p>
+      <w:r>
+        <w:t xml:space="preserve">• </w:t>
+      </w:r>
+      <w:r>
+        <w:rPr>
+          <w:b/>
+        </w:rPr>
+        <w:t>Copiar enlace público</w:t>
+      </w:r>
+      <w:r>
+        <w:t>: pulsa este botón y el sistema copia un enlace. Se lo envías a tu cliente por WhatsApp o correo: él lo abre y ve el estado de su paquete sin necesidad de entrar al sistema (ver sección 12). [CAPTURA 2: consulta de un paquete con su recorrido]</w:t>
+      </w:r>
+    </w:p>
+    <w:p>
+      <w:pPr>
+        <w:outlineLvl w:val="1"/>
+        <w:rPr>
+          <w:b/>
+          <w:color w:val="16A34A"/>
+          <w:sz w:val="28"/>
+        </w:rPr>
+      </w:pPr>
+      <w:r>
+        <w:rPr>
+          <w:b/>
+          <w:color w:val="16A34A"/>
+          <w:sz w:val="28"/>
+        </w:rPr>
+        <w:t>6. Pestaña: Recepción de paquetes (registrar que llegó)</w:t>
+      </w:r>
+    </w:p>
+    <w:p>
+      <w:r>
+        <w:t>Cuando el paquete llega a tu bodega, lo registras aquí. El asistente tiene 4 pasos:</w:t>
+      </w:r>
+    </w:p>
+    <w:p>
+      <w:r>
+        <w:t xml:space="preserve">• </w:t>
+      </w:r>
+      <w:r>
+        <w:rPr>
+          <w:b/>
+        </w:rPr>
+        <w:t>Paso 1 - Tipo y sucursal</w:t>
+      </w:r>
+      <w:r>
+        <w:t>: eliges el tipo de envío (Aéreo, Marítimo, Courier) y la sucursal. El tipo se configura en la pestaña Configuración (ver sección 9).</w:t>
+      </w:r>
+    </w:p>
+    <w:p>
+      <w:r>
+        <w:t xml:space="preserve">• </w:t>
+      </w:r>
+      <w:r>
+        <w:rPr>
+          <w:b/>
+        </w:rPr>
+        <w:t>Paso 2 - Peso</w:t>
+      </w:r>
+      <w:r>
+        <w:t>: escribes cuánto pesa el paquete (en libras). Si no sabes el peso, el sistema puede calcularlo después; lo importante es el peso facturable porque es lo que le cobras al cliente.</w:t>
+      </w:r>
+    </w:p>
+    <w:p>
+      <w:r>
+        <w:t xml:space="preserve">• </w:t>
+      </w:r>
+      <w:r>
+        <w:rPr>
+          <w:b/>
+        </w:rPr>
+        <w:t>Paso 3 - Identificación</w:t>
+      </w:r>
+      <w:r>
+        <w:t>: aquí va el código de tracking. Puedes escanearlo o escribirlo a mano.</w:t>
+      </w:r>
+    </w:p>
+    <w:p>
+      <w:r>
+        <w:t xml:space="preserve">• </w:t>
+      </w:r>
+      <w:r>
+        <w:rPr>
+          <w:b/>
+        </w:rPr>
+        <w:t>Paso 4 - Propietario y bodega</w:t>
+      </w:r>
+      <w:r>
+        <w:t>: indicas de qué cliente es el paquete y a qué bodega va.</w:t>
+      </w:r>
+    </w:p>
+    <w:p>
+      <w:r>
+        <w:lastRenderedPageBreak/>
+        <w:t xml:space="preserve">• Pulsa </w:t>
+      </w:r>
+      <w:r>
+        <w:rPr>
+          <w:b/>
+        </w:rPr>
+        <w:t>Guardar</w:t>
+      </w:r>
+      <w:r>
+        <w:t xml:space="preserve"> y el paquete queda registrado. Si ese código ya estaba registrado, el sistema te lo avisa y no lo duplica. [CAPTURA 3: asistente de recepción]</w:t>
+      </w:r>
+    </w:p>
+    <w:p>
+      <w:r>
+        <w:t>También tienes dos botones para agilizar:</w:t>
+      </w:r>
+    </w:p>
+    <w:p>
+      <w:r>
+        <w:t xml:space="preserve">• </w:t>
+      </w:r>
+      <w:r>
+        <w:rPr>
+          <w:b/>
+        </w:rPr>
+        <w:t>Recepción rápida</w:t>
+      </w:r>
+      <w:r>
+        <w:t>: registras varios paquetes a la vez en una tabla (código, peso, tarifas). Útil cuando llegan muchos.</w:t>
+      </w:r>
+    </w:p>
+    <w:p>
+      <w:r>
+        <w:t xml:space="preserve">• </w:t>
+      </w:r>
+      <w:r>
+        <w:rPr>
+          <w:b/>
+        </w:rPr>
+        <w:t>Importar Excel</w:t>
+      </w:r>
+      <w:r>
+        <w:t>: subes un archivo con todos los paquetes y el sistema los revisa antes de guardar (te marca los que están bien y los que tienen problemas). [CAPTURA 4: importación de Excel con filas marcadas]</w:t>
+      </w:r>
+    </w:p>
+    <w:p>
+      <w:pPr>
+        <w:outlineLvl w:val="1"/>
+        <w:rPr>
+          <w:rFonts w:ascii="Calibri" w:hAnsi="Calibri"/>
+          <w:b/>
+          <w:color w:val="16A34A"/>
+          <w:sz w:val="26"/>
+        </w:rPr>
+      </w:pPr>
+      <w:r>
+        <w:rPr>
+          <w:rFonts w:ascii="Calibri" w:hAnsi="Calibri"/>
+          <w:b/>
+          <w:color w:val="16A34A"/>
+          <w:sz w:val="26"/>
+        </w:rPr>
+        <w:t>6A. Pestaña: Recepción en lote (Referencias)</w:t>
+      </w:r>
+    </w:p>
+    <w:p>
+      <w:pPr>
+        <w:outlineLvl w:val="1"/>
+        <w:rPr>
+          <w:rFonts w:ascii="Calibri" w:hAnsi="Calibri"/>
+          <w:color w:val="000000"/>
+        </w:rPr>
+      </w:pPr>
+      <w:r>
+        <w:rPr>
+          <w:rFonts w:ascii="Calibri" w:hAnsi="Calibri"/>
+          <w:color w:val="000000"/>
+        </w:rPr>
+        <w:t>Cuando el proveedor (AWBOX u OGLOBAL) te entrega su ticket, no necesitas registrar paquete por paquete: creas una Referencia, importas el PDF del ticket y el sistema arma la grilla por ti.</w:t>
+      </w:r>
+    </w:p>
+    <w:p>
+      <w:pPr>
+        <w:outlineLvl w:val="1"/>
+        <w:rPr>
+          <w:rFonts w:ascii="Calibri" w:hAnsi="Calibri"/>
+          <w:color w:val="000000"/>
+        </w:rPr>
+      </w:pPr>
+      <w:r>
+        <w:rPr>
+          <w:rFonts w:ascii="Calibri" w:hAnsi="Calibri"/>
+          <w:color w:val="000000"/>
+        </w:rPr>
+        <w:t>• Nueva referencia: creas la compra al proveedor (bodega AWBOX u OGLOBAL) con su fecha. El sistema le pone un número propio (ej. REF-000123).</w:t>
+      </w:r>
+    </w:p>
+    <w:p>
+      <w:pPr>
+        <w:outlineLvl w:val="1"/>
+        <w:rPr>
+          <w:rFonts w:ascii="Calibri" w:hAnsi="Calibri"/>
+          <w:color w:val="000000"/>
+        </w:rPr>
+      </w:pPr>
+      <w:r>
+        <w:rPr>
+          <w:rFonts w:ascii="Calibri" w:hAnsi="Calibri"/>
+          <w:color w:val="000000"/>
+        </w:rPr>
+        <w:t>• Importar PDF: subes el PDF del ticket. El sistema lee cada fila (item, cantidad, precio, peso) y detecta el código de tracking de cada paquete. Si una fila trae más de un código, la divide en varios paquetes.</w:t>
+      </w:r>
+    </w:p>
+    <w:p>
+      <w:pPr>
+        <w:outlineLvl w:val="1"/>
+        <w:rPr>
+          <w:rFonts w:ascii="Calibri" w:hAnsi="Calibri"/>
+          <w:color w:val="000000"/>
+        </w:rPr>
+      </w:pPr>
+      <w:r>
+        <w:rPr>
+          <w:rFonts w:ascii="Calibri" w:hAnsi="Calibri"/>
+          <w:color w:val="000000"/>
+        </w:rPr>
+        <w:t>• Grilla editable: revisas y corriges cada fila antes de guardar: item, precio, peso, bodega y tracking. El tracking puede quedar vacío: lo completas después en la misma grilla.</w:t>
+      </w:r>
+    </w:p>
+    <w:p>
+      <w:pPr>
+        <w:outlineLvl w:val="1"/>
+        <w:rPr>
+          <w:rFonts w:ascii="Calibri" w:hAnsi="Calibri"/>
+          <w:color w:val="000000"/>
+        </w:rPr>
+      </w:pPr>
+      <w:r>
+        <w:rPr>
+          <w:rFonts w:ascii="Calibri" w:hAnsi="Calibri"/>
+          <w:color w:val="000000"/>
+        </w:rPr>
+        <w:t>• Guardar paquetes: puedes guardar en varias tandas (ej. primero el PDF y luego unos paquetes sueltos).</w:t>
+      </w:r>
+    </w:p>
+    <w:p>
+      <w:pPr>
+        <w:outlineLvl w:val="1"/>
+        <w:rPr>
+          <w:rFonts w:ascii="Calibri" w:hAnsi="Calibri"/>
+          <w:color w:val="000000"/>
+        </w:rPr>
+      </w:pPr>
+      <w:r>
+        <w:rPr>
+          <w:rFonts w:ascii="Calibri" w:hAnsi="Calibri"/>
+          <w:color w:val="000000"/>
+        </w:rPr>
+        <w:t>• Confirmar referencia: al confirmar, los paquetes pasan a comprados. Si la referencia tiene proveedor, el sistema genera la factura de compra en Contabilidad con ese proveedor. Si no tiene proveedor, se omite la factura y solo se vinculan los paquetes como comprados.</w:t>
+      </w:r>
+    </w:p>
+    <w:p>
+      <w:pPr>
+        <w:outlineLvl w:val="1"/>
+        <w:rPr>
+          <w:rFonts w:ascii="Calibri" w:hAnsi="Calibri"/>
+          <w:color w:val="000000"/>
+        </w:rPr>
+      </w:pPr>
+      <w:r>
+        <w:rPr>
+          <w:rFonts w:ascii="Calibri" w:hAnsi="Calibri"/>
+          <w:color w:val="000000"/>
+        </w:rPr>
+        <w:t>• Conciliación por referencia: en la pestaña Conciliación de compras también puedes elegir una Referencia: el sistema usa el proveedor de la referencia (o se omite la factura si no tiene).</w:t>
+      </w:r>
+    </w:p>
+    <w:p>
+      <w:pPr>
+        <w:outlineLvl w:val="1"/>
+        <w:rPr>
+          <w:rFonts w:ascii="Calibri" w:hAnsi="Calibri"/>
+          <w:color w:val="000000"/>
+        </w:rPr>
+      </w:pPr>
+      <w:r>
+        <w:rPr>
+          <w:rFonts w:ascii="Calibri" w:hAnsi="Calibri"/>
+          <w:color w:val="000000"/>
+        </w:rPr>
+        <w:t>• Esta pestaña también tiene su tutorial paso a paso con el botón (?).</w:t>
+      </w:r>
+    </w:p>
+    <w:p>
+      <w:pPr>
+        <w:outlineLvl w:val="1"/>
+        <w:rPr>
+          <w:b/>
+          <w:color w:val="16A34A"/>
+          <w:sz w:val="28"/>
+        </w:rPr>
+      </w:pPr>
+      <w:r>
+        <w:rPr>
+          <w:b/>
+          <w:color w:val="16A34A"/>
+          <w:sz w:val="28"/>
+        </w:rPr>
+        <w:t>7. Pestaña: Paquetes recibidos (lo que tienes en bodega)</w:t>
+      </w:r>
+    </w:p>
+    <w:p>
+      <w:r>
+        <w:t>• Es la lista de todos los paquetes que has registrado.</w:t>
+      </w:r>
+    </w:p>
+    <w:p>
+      <w:r>
+        <w:t>• Arriba ves los números importantes: total de paquetes, libras aéreas, libras marítimas, pendientes de compra y disponibles para facturar.</w:t>
+      </w:r>
+    </w:p>
+    <w:p>
+      <w:r>
+        <w:t xml:space="preserve">• </w:t>
+      </w:r>
+      <w:r>
+        <w:rPr>
+          <w:b/>
+        </w:rPr>
+        <w:t>Buscar</w:t>
+      </w:r>
+      <w:r>
+        <w:t>: escribe tracking, cliente o bodega para encontrar un paquete.</w:t>
+      </w:r>
+    </w:p>
+    <w:p>
+      <w:r>
+        <w:lastRenderedPageBreak/>
+        <w:t xml:space="preserve">• </w:t>
+      </w:r>
+      <w:r>
+        <w:rPr>
+          <w:b/>
+        </w:rPr>
+        <w:t>Ver</w:t>
+      </w:r>
+      <w:r>
+        <w:t xml:space="preserve"> (botón en cada fila): abre el detalle del paquete; ahí puedes corregir tarifas, cambiar bodega o marcarlo como entregado.</w:t>
+      </w:r>
+    </w:p>
+    <w:p>
+      <w:r>
+        <w:t>• Cada paquete muestra su estado en español: Disponible, Facturado, Entregado, etc. [CAPTURA 5: lista de paquetes con sus números arriba]</w:t>
+      </w:r>
+    </w:p>
+    <w:p>
+      <w:pPr>
+        <w:outlineLvl w:val="1"/>
+        <w:rPr>
+          <w:b/>
+          <w:color w:val="16A34A"/>
+          <w:sz w:val="28"/>
+        </w:rPr>
+      </w:pPr>
+      <w:r>
+        <w:rPr>
+          <w:b/>
+          <w:color w:val="16A34A"/>
+          <w:sz w:val="28"/>
+        </w:rPr>
+        <w:t>8. Pestaña: Conciliación de compras (unir paquetes con la compra al proveedor)</w:t>
+      </w:r>
+    </w:p>
+    <w:p>
+      <w:r>
+        <w:t>¿Qué es esto? Cuando la mercancía se compra al proveedor, el paquete tiene un costo (lo que pagaste) y un precio de venta (lo que le cobras al cliente). Esta pestaña une los paquetes con esa compra y genera la factura del proveedor.</w:t>
+      </w:r>
+    </w:p>
+    <w:p>
+      <w:r>
+        <w:t>Paso a paso:</w:t>
+      </w:r>
+    </w:p>
+    <w:p>
+      <w:r>
+        <w:t xml:space="preserve">• 1. Elige el </w:t>
+      </w:r>
+      <w:r>
+        <w:rPr>
+          <w:b/>
+        </w:rPr>
+        <w:t>proveedor</w:t>
+      </w:r>
+      <w:r>
+        <w:t>.</w:t>
+      </w:r>
+    </w:p>
+    <w:p>
+      <w:r>
+        <w:t xml:space="preserve">• 2. Elige la </w:t>
+      </w:r>
+      <w:r>
+        <w:rPr>
+          <w:b/>
+        </w:rPr>
+        <w:t>orden de compra (OC)</w:t>
+      </w:r>
+      <w:r>
+        <w:t xml:space="preserve">. Si no existe, créala con el botón correspondiente (proveedor + detalle) y luego pulsa </w:t>
+      </w:r>
+      <w:r>
+        <w:rPr>
+          <w:b/>
+        </w:rPr>
+        <w:t>Aprobar</w:t>
+      </w:r>
+      <w:r>
+        <w:t>.</w:t>
+      </w:r>
+    </w:p>
+    <w:p>
+      <w:r>
+        <w:t>• 3. Marca los paquetes que pertenecen a esa compra.</w:t>
+      </w:r>
+    </w:p>
+    <w:p>
+      <w:r>
+        <w:t xml:space="preserve">• 4. Pulsa </w:t>
+      </w:r>
+      <w:r>
+        <w:rPr>
+          <w:b/>
+        </w:rPr>
+        <w:t>Previsualizar factura</w:t>
+      </w:r>
+      <w:r>
+        <w:t>: ves el total antes de emitir.</w:t>
+      </w:r>
+    </w:p>
+    <w:p>
+      <w:r>
+        <w:t xml:space="preserve">• 5. Pulsa </w:t>
+      </w:r>
+      <w:r>
+        <w:rPr>
+          <w:b/>
+        </w:rPr>
+        <w:t>Confirmar factura</w:t>
+      </w:r>
+      <w:r>
+        <w:t>: queda emitida y los paquetes quedan vinculados a esa compra.</w:t>
+      </w:r>
+    </w:p>
+    <w:p>
+      <w:r>
+        <w:t>Consejo: el número de factura debe ser único por empresa. Si ya usaste ese número, el sistema te avisa para que pongas otro. [CAPTURA 6: pantalla de conciliación con la previsualización]</w:t>
+      </w:r>
+    </w:p>
+    <w:p>
+      <w:pPr>
+        <w:outlineLvl w:val="1"/>
+        <w:rPr>
+          <w:b/>
+          <w:color w:val="16A34A"/>
+          <w:sz w:val="28"/>
+        </w:rPr>
+      </w:pPr>
+      <w:r>
+        <w:rPr>
+          <w:b/>
+          <w:color w:val="16A34A"/>
+          <w:sz w:val="28"/>
+        </w:rPr>
+        <w:t>9. Pestaña: Configuración (los ajustes de tu agencia)</w:t>
+      </w:r>
+    </w:p>
+    <w:p>
+      <w:r>
+        <w:t>Aquí se ajustan los datos que usan las demás pestañas. Tiene 5 botones arriba:</w:t>
+      </w:r>
+    </w:p>
+    <w:p>
+      <w:r>
+        <w:t xml:space="preserve">• </w:t>
+      </w:r>
+      <w:r>
+        <w:rPr>
+          <w:b/>
+        </w:rPr>
+        <w:t>Reglas de peso</w:t>
+      </w:r>
+      <w:r>
+        <w:t>: el peso mínimo que cobras, el redondeo (ej. 1.13 sube a 1.20) y la unidad por defecto (libras, kilos...).</w:t>
+      </w:r>
+    </w:p>
+    <w:p>
+      <w:r>
+        <w:t xml:space="preserve">• </w:t>
+      </w:r>
+      <w:r>
+        <w:rPr>
+          <w:b/>
+        </w:rPr>
+        <w:t>Bodegas / País</w:t>
+      </w:r>
+      <w:r>
+        <w:t xml:space="preserve">: creas tus bodegas (ej. Bodega Managua - Nicaragua). Pones país, nombre y proveedor, y pulsas </w:t>
+      </w:r>
+      <w:r>
+        <w:rPr>
+          <w:b/>
+        </w:rPr>
+        <w:t>Agregar</w:t>
+      </w:r>
+      <w:r>
+        <w:t>.</w:t>
+      </w:r>
+    </w:p>
+    <w:p>
+      <w:r>
+        <w:t xml:space="preserve">• </w:t>
+      </w:r>
+      <w:r>
+        <w:rPr>
+          <w:b/>
+        </w:rPr>
+        <w:t>Tipos de envío</w:t>
+      </w:r>
+      <w:r>
+        <w:t>: aquí se agregan los tipos que aparecen en Recepción. Ver el detalle abajo.</w:t>
+      </w:r>
+    </w:p>
+    <w:p>
+      <w:r>
+        <w:t xml:space="preserve">• </w:t>
+      </w:r>
+      <w:r>
+        <w:rPr>
+          <w:b/>
+        </w:rPr>
+        <w:t>Prefijos</w:t>
+      </w:r>
+      <w:r>
+        <w:t>: reglas para generar códigos y tickets automáticos.</w:t>
+      </w:r>
+    </w:p>
+    <w:p>
+      <w:r>
+        <w:t xml:space="preserve">• </w:t>
+      </w:r>
+      <w:r>
+        <w:rPr>
+          <w:b/>
+        </w:rPr>
+        <w:t>Campos personalizados</w:t>
+      </w:r>
+      <w:r>
+        <w:t>: campos extra que quieras pedir al recibir (ej. observaciones).</w:t>
+      </w:r>
+    </w:p>
+    <w:p>
+      <w:r>
+        <w:rPr>
+          <w:b/>
+        </w:rPr>
+        <w:t>¿Por qué solo me sale Aéreo en Recepción?</w:t>
+      </w:r>
+      <w:r>
+        <w:t xml:space="preserve"> Porque los tipos de envío se agregan aquí. Para agregar Marítimo o Courier:</w:t>
+      </w:r>
+    </w:p>
+    <w:p>
+      <w:r>
+        <w:t xml:space="preserve">• 1. Pulsa la pestaña </w:t>
+      </w:r>
+      <w:r>
+        <w:rPr>
+          <w:b/>
+        </w:rPr>
+        <w:t>Configuración</w:t>
+      </w:r>
+      <w:r>
+        <w:t xml:space="preserve"> del módulo Tracking.</w:t>
+      </w:r>
+    </w:p>
+    <w:p>
+      <w:r>
+        <w:t xml:space="preserve">• 2. Pulsa el botón </w:t>
+      </w:r>
+      <w:r>
+        <w:rPr>
+          <w:b/>
+        </w:rPr>
+        <w:t>Tipos de envío</w:t>
+      </w:r>
+      <w:r>
+        <w:t>.</w:t>
+      </w:r>
+    </w:p>
+    <w:p>
+      <w:r>
+        <w:lastRenderedPageBreak/>
+        <w:t xml:space="preserve">• 3. En </w:t>
+      </w:r>
+      <w:r>
+        <w:rPr>
+          <w:b/>
+        </w:rPr>
+        <w:t>Código</w:t>
+      </w:r>
+      <w:r>
+        <w:t xml:space="preserve"> escribe MARITIMO (o COURIER) y en </w:t>
+      </w:r>
+      <w:r>
+        <w:rPr>
+          <w:b/>
+        </w:rPr>
+        <w:t>Nombre</w:t>
+      </w:r>
+      <w:r>
+        <w:t xml:space="preserve"> escribe Marítimo (o Courier).</w:t>
+      </w:r>
+    </w:p>
+    <w:p>
+      <w:r>
+        <w:t xml:space="preserve">• 4. Pulsa el botón </w:t>
+      </w:r>
+      <w:r>
+        <w:rPr>
+          <w:b/>
+        </w:rPr>
+        <w:t>+</w:t>
+      </w:r>
+      <w:r>
+        <w:t xml:space="preserve"> para guardar.</w:t>
+      </w:r>
+    </w:p>
+    <w:p>
+      <w:r>
+        <w:t xml:space="preserve">• 5. Ve a </w:t>
+      </w:r>
+      <w:r>
+        <w:rPr>
+          <w:b/>
+        </w:rPr>
+        <w:t>Recepción de paquetes</w:t>
+      </w:r>
+      <w:r>
+        <w:t xml:space="preserve"> y ya verás Aéreo, Marítimo y Courier en la lista.</w:t>
+      </w:r>
+    </w:p>
+    <w:p>
+      <w:r>
+        <w:t>Nota: tu empresa ya tiene configurados Aéreo, Marítimo y Courier; los verás directamente. Si quieres otro tipo (ej. Terrestre), agrégalo con estos pasos. [CAPTURA 7: Configuración &gt; Tipos de envío]</w:t>
+      </w:r>
+    </w:p>
+    <w:p>
+      <w:pPr>
+        <w:outlineLvl w:val="1"/>
+        <w:rPr>
+          <w:b/>
+          <w:color w:val="16A34A"/>
+          <w:sz w:val="28"/>
+        </w:rPr>
+      </w:pPr>
+      <w:r>
+        <w:rPr>
+          <w:b/>
+          <w:color w:val="16A34A"/>
+          <w:sz w:val="28"/>
+        </w:rPr>
+        <w:t>10. Pestaña: Disponibles para facturar (cobrarle al cliente)</w:t>
+      </w:r>
+    </w:p>
+    <w:p>
+      <w:r>
+        <w:t>Cuando el paquete ya está en bodega y con costo, lo facturas aquí. La tarifa por libra es lo que le cobras al cliente por cada libra de su paquete.</w:t>
+      </w:r>
+    </w:p>
+    <w:p>
+      <w:r>
+        <w:t>Paso a paso:</w:t>
+      </w:r>
+    </w:p>
+    <w:p>
+      <w:r>
+        <w:t>• 1. Marca con la casilla los paquetes que vas a cobrar (pueden ser varios).</w:t>
+      </w:r>
+    </w:p>
+    <w:p>
+      <w:r>
+        <w:t xml:space="preserve">• 2. Escribe el </w:t>
+      </w:r>
+      <w:r>
+        <w:rPr>
+          <w:b/>
+        </w:rPr>
+        <w:t>cliente</w:t>
+      </w:r>
+      <w:r>
+        <w:t xml:space="preserve">, la </w:t>
+      </w:r>
+      <w:r>
+        <w:rPr>
+          <w:b/>
+        </w:rPr>
+        <w:t>fecha</w:t>
+      </w:r>
+      <w:r>
+        <w:t xml:space="preserve"> y el </w:t>
+      </w:r>
+      <w:r>
+        <w:rPr>
+          <w:b/>
+        </w:rPr>
+        <w:t>vencimiento</w:t>
+      </w:r>
+      <w:r>
+        <w:t>.</w:t>
+      </w:r>
+    </w:p>
+    <w:p>
+      <w:r>
+        <w:t xml:space="preserve">• 3. Escribe la </w:t>
+      </w:r>
+      <w:r>
+        <w:rPr>
+          <w:b/>
+        </w:rPr>
+        <w:t>tarifa por libra</w:t>
+      </w:r>
+      <w:r>
+        <w:t xml:space="preserve"> (ej. 3.50). Hay un botón para aplicar la tarifa del tipo de envío automáticamente.</w:t>
+      </w:r>
+    </w:p>
+    <w:p>
+      <w:r>
+        <w:t xml:space="preserve">• 4. Pulsa </w:t>
+      </w:r>
+      <w:r>
+        <w:rPr>
+          <w:b/>
+        </w:rPr>
+        <w:t>Previsualizar</w:t>
+      </w:r>
+      <w:r>
+        <w:t>: ves el desglose (libras x tarifa = total).</w:t>
+      </w:r>
+    </w:p>
+    <w:p>
+      <w:r>
+        <w:t xml:space="preserve">• 5. Pulsa </w:t>
+      </w:r>
+      <w:r>
+        <w:rPr>
+          <w:b/>
+        </w:rPr>
+        <w:t>Confirmar factura</w:t>
+      </w:r>
+      <w:r>
+        <w:t>: la factura queda creada y el paquete pasa a estado Facturado. El cobro se registra después desde el módulo Ventas.</w:t>
+      </w:r>
+    </w:p>
+    <w:p>
+      <w:r>
+        <w:t xml:space="preserve">• </w:t>
+      </w:r>
+      <w:r>
+        <w:rPr>
+          <w:b/>
+        </w:rPr>
+        <w:t>Entregar paquetes</w:t>
+      </w:r>
+      <w:r>
+        <w:t>: cuando el cliente recoge su paquete, lo marcas como entregado. Un paquete entregado ya no se puede modificar. [CAPTURA 8: factura con el desglose por libras]</w:t>
+      </w:r>
+    </w:p>
+    <w:p>
+      <w:pPr>
+        <w:outlineLvl w:val="1"/>
+        <w:rPr>
+          <w:b/>
+          <w:color w:val="16A34A"/>
+          <w:sz w:val="28"/>
+        </w:rPr>
+      </w:pPr>
+      <w:r>
+        <w:rPr>
+          <w:b/>
+          <w:color w:val="16A34A"/>
+          <w:sz w:val="28"/>
+        </w:rPr>
+        <w:t>11. Pestaña: Facturación y reversiones (corregir errores)</w:t>
+      </w:r>
+    </w:p>
+    <w:p>
+      <w:r>
+        <w:t>Aquí ves el historial de las facturas que has hecho y puedes corregirlas si te equivocaste.</w:t>
+      </w:r>
+    </w:p>
+    <w:p>
+      <w:r>
+        <w:t xml:space="preserve">• </w:t>
+      </w:r>
+      <w:r>
+        <w:rPr>
+          <w:b/>
+        </w:rPr>
+        <w:t>Anular / Reversar</w:t>
+      </w:r>
+      <w:r>
+        <w:t>: si la factura salió mal (ej. cobraste de más), pulsas el botón, escribes la razón (ej. Tarifa incorrecta) y confirmas. La factura se anula, el paquete vuelve a Disponible y los asientos contables se deshacen solos.</w:t>
+      </w:r>
+    </w:p>
+    <w:p>
+      <w:r>
+        <w:t xml:space="preserve">• </w:t>
+      </w:r>
+      <w:r>
+        <w:rPr>
+          <w:b/>
+        </w:rPr>
+        <w:t>Corregir y refacturar</w:t>
+      </w:r>
+      <w:r>
+        <w:t>: después de anular, este botón te vuelve a mostrar los paquetes con sus datos para que ajustes la tarifa y factures de nuevo. La factura nueva queda marcada como reemplazo de la anterior.</w:t>
+      </w:r>
+    </w:p>
+    <w:p>
+      <w:r>
+        <w:t xml:space="preserve">• </w:t>
+      </w:r>
+      <w:r>
+        <w:rPr>
+          <w:b/>
+        </w:rPr>
+        <w:t>Nota de crédito</w:t>
+      </w:r>
+      <w:r>
+        <w:t>: es para casos especiales del módulo Ventas (requiere productos y límite de crédito). Para tu día a día, usa Anular + Corregir y refacturar.</w:t>
+      </w:r>
+    </w:p>
+    <w:p>
+      <w:r>
+        <w:t xml:space="preserve">• Cada factura tiene su </w:t>
+      </w:r>
+      <w:r>
+        <w:rPr>
+          <w:b/>
+        </w:rPr>
+        <w:t>auditoría</w:t>
+      </w:r>
+      <w:r>
+        <w:t>: quién la hizo, quién la anuló y el historial del paquete. [CAPTURA 9: auditoría de una factura anulada y refacturada]</w:t>
+      </w:r>
+    </w:p>
+    <w:p>
+      <w:pPr>
+        <w:outlineLvl w:val="1"/>
+        <w:rPr>
+          <w:b/>
+          <w:color w:val="16A34A"/>
+          <w:sz w:val="28"/>
+        </w:rPr>
+      </w:pPr>
+      <w:r>
+        <w:rPr>
+          <w:b/>
+          <w:color w:val="16A34A"/>
+          <w:sz w:val="28"/>
+        </w:rPr>
+        <w:t>12. El enlace que le mandas a tu cliente</w:t>
+      </w:r>
+    </w:p>
+    <w:p>
+      <w:r>
+        <w:t xml:space="preserve">• En la pestaña </w:t>
+      </w:r>
+      <w:r>
+        <w:rPr>
+          <w:b/>
+        </w:rPr>
+        <w:t>En tránsito</w:t>
+      </w:r>
+      <w:r>
+        <w:t xml:space="preserve">, abre un paquete y pulsa </w:t>
+      </w:r>
+      <w:r>
+        <w:rPr>
+          <w:b/>
+        </w:rPr>
+        <w:t>Copiar enlace público</w:t>
+      </w:r>
+      <w:r>
+        <w:t>.</w:t>
+      </w:r>
+    </w:p>
+    <w:p>
+      <w:r>
+        <w:t>• El sistema copia un enlace tipo: http://tu-servidor/public/tracking/CODIGO</w:t>
+      </w:r>
+    </w:p>
+    <w:p>
+      <w:r>
+        <w:t>• Se lo envías a tu cliente (WhatsApp, correo). Él lo abre sin necesidad de usuario ni contraseña y ve el estado de su paquete y su recorrido.</w:t>
+      </w:r>
+    </w:p>
+    <w:p>
+      <w:r>
+        <w:t>• Si el paquete ya llegó, también verá su estado (Disponible, Facturado, Entregado). [CAPTURA 10: vista que ve tu cliente]</w:t>
+      </w:r>
+    </w:p>
+    <w:p>
+      <w:pPr>
+        <w:outlineLvl w:val="1"/>
+        <w:rPr>
+          <w:b/>
+          <w:color w:val="16A34A"/>
+          <w:sz w:val="28"/>
+        </w:rPr>
+      </w:pPr>
+      <w:r>
+        <w:rPr>
+          <w:b/>
+          <w:color w:val="16A34A"/>
+          <w:sz w:val="28"/>
+        </w:rPr>
+        <w:t>13. Palabras fáciles</w:t>
       </w:r>
     </w:p>
     <w:tbl>
@@ -174,12 +1420,6 @@
         <w:gridCol w:w="4419"/>
       </w:tblGrid>
       <w:tr>
-        <w:tblPrEx>
-          <w:tblCellMar>
-            <w:top w:w="0" w:type="dxa"/>
-            <w:bottom w:w="0" w:type="dxa"/>
-          </w:tblCellMar>
-        </w:tblPrEx>
         <w:tc>
           <w:tcPr>
             <w:tcW w:w="4419" w:type="dxa"/>
@@ -194,7 +1434,7 @@
               <w:rPr>
                 <w:b/>
               </w:rPr>
-              <w:t>Pestaña</w:t>
+              <w:t>Palabra</w:t>
             </w:r>
           </w:p>
         </w:tc>
@@ -212,1389 +1452,210 @@
               <w:rPr>
                 <w:b/>
               </w:rPr>
-              <w:t>¿Para qué sirve?</w:t>
+              <w:t>Qué significa</w:t>
             </w:r>
           </w:p>
         </w:tc>
       </w:tr>
       <w:tr>
-        <w:tblPrEx>
-          <w:tblCellMar>
-            <w:top w:w="0" w:type="dxa"/>
-            <w:bottom w:w="0" w:type="dxa"/>
-          </w:tblCellMar>
-        </w:tblPrEx>
-        <w:tc>
-          <w:tcPr>
-            <w:tcW w:w="4419" w:type="dxa"/>
-          </w:tcPr>
-          <w:p>
-            <w:r>
-              <w:t>En tránsito</w:t>
-            </w:r>
-          </w:p>
-        </w:tc>
-        <w:tc>
-          <w:tcPr>
-            <w:tcW w:w="4419" w:type="dxa"/>
-          </w:tcPr>
-          <w:p>
-            <w:r>
-              <w:t>Ver dónde está un paquete que todavía viene en camino</w:t>
+        <w:tc>
+          <w:tcPr>
+            <w:tcW w:w="4419" w:type="dxa"/>
+          </w:tcPr>
+          <w:p>
+            <w:r>
+              <w:t>Código de tracking</w:t>
+            </w:r>
+          </w:p>
+        </w:tc>
+        <w:tc>
+          <w:tcPr>
+            <w:tcW w:w="4419" w:type="dxa"/>
+          </w:tcPr>
+          <w:p>
+            <w:r>
+              <w:t>El número del paquete (lo trae la etiqueta del transportista)</w:t>
             </w:r>
           </w:p>
         </w:tc>
       </w:tr>
       <w:tr>
-        <w:tblPrEx>
-          <w:tblCellMar>
-            <w:top w:w="0" w:type="dxa"/>
-            <w:bottom w:w="0" w:type="dxa"/>
-          </w:tblCellMar>
-        </w:tblPrEx>
-        <w:tc>
-          <w:tcPr>
-            <w:tcW w:w="4419" w:type="dxa"/>
-          </w:tcPr>
-          <w:p>
-            <w:r>
-              <w:t>Recepción de paquetes</w:t>
-            </w:r>
-          </w:p>
-        </w:tc>
-        <w:tc>
-          <w:tcPr>
-            <w:tcW w:w="4419" w:type="dxa"/>
-          </w:tcPr>
-          <w:p>
-            <w:r>
-              <w:t>Registrar que un paquete llegó a tu bodega</w:t>
+        <w:tc>
+          <w:tcPr>
+            <w:tcW w:w="4419" w:type="dxa"/>
+          </w:tcPr>
+          <w:p>
+            <w:r>
+              <w:t>SKU</w:t>
+            </w:r>
+          </w:p>
+        </w:tc>
+        <w:tc>
+          <w:tcPr>
+            <w:tcW w:w="4419" w:type="dxa"/>
+          </w:tcPr>
+          <w:p>
+            <w:r>
+              <w:t>Un código para identificar el producto, ej. ZAPATO-ROJO-38. Si no lo tienes, el sistema usa uno genérico</w:t>
             </w:r>
           </w:p>
         </w:tc>
       </w:tr>
       <w:tr>
-        <w:tblPrEx>
-          <w:tblCellMar>
-            <w:top w:w="0" w:type="dxa"/>
-            <w:bottom w:w="0" w:type="dxa"/>
-          </w:tblCellMar>
-        </w:tblPrEx>
-        <w:tc>
-          <w:tcPr>
-            <w:tcW w:w="4419" w:type="dxa"/>
-          </w:tcPr>
-          <w:p>
-            <w:r>
-              <w:t>Paquetes recibidos</w:t>
-            </w:r>
-          </w:p>
-        </w:tc>
-        <w:tc>
-          <w:tcPr>
-            <w:tcW w:w="4419" w:type="dxa"/>
-          </w:tcPr>
-          <w:p>
-            <w:r>
-              <w:t>Ver la lista de todo lo que ya tienes en bodega</w:t>
+        <w:tc>
+          <w:tcPr>
+            <w:tcW w:w="4419" w:type="dxa"/>
+          </w:tcPr>
+          <w:p>
+            <w:r>
+              <w:t>Bodega</w:t>
+            </w:r>
+          </w:p>
+        </w:tc>
+        <w:tc>
+          <w:tcPr>
+            <w:tcW w:w="4419" w:type="dxa"/>
+          </w:tcPr>
+          <w:p>
+            <w:r>
+              <w:t>El lugar donde guardas los paquetes (ej. Bodega Managua)</w:t>
             </w:r>
           </w:p>
         </w:tc>
       </w:tr>
       <w:tr>
-        <w:tblPrEx>
-          <w:tblCellMar>
-            <w:top w:w="0" w:type="dxa"/>
-            <w:bottom w:w="0" w:type="dxa"/>
-          </w:tblCellMar>
-        </w:tblPrEx>
-        <w:tc>
-          <w:tcPr>
-            <w:tcW w:w="4419" w:type="dxa"/>
-          </w:tcPr>
-          <w:p>
-            <w:r>
-              <w:lastRenderedPageBreak/>
-              <w:t>Conciliación de compras</w:t>
-            </w:r>
-          </w:p>
-        </w:tc>
-        <w:tc>
-          <w:tcPr>
-            <w:tcW w:w="4419" w:type="dxa"/>
-          </w:tcPr>
-          <w:p>
-            <w:r>
-              <w:t>Unir los paquetes con la compra que le hiciste al proveedor</w:t>
+        <w:tc>
+          <w:tcPr>
+            <w:tcW w:w="4419" w:type="dxa"/>
+          </w:tcPr>
+          <w:p>
+            <w:r>
+              <w:t>Tarifa por libra</w:t>
+            </w:r>
+          </w:p>
+        </w:tc>
+        <w:tc>
+          <w:tcPr>
+            <w:tcW w:w="4419" w:type="dxa"/>
+          </w:tcPr>
+          <w:p>
+            <w:r>
+              <w:t>Lo que le cobras al cliente por cada libra de su paquete</w:t>
             </w:r>
           </w:p>
         </w:tc>
       </w:tr>
       <w:tr>
-        <w:tblPrEx>
-          <w:tblCellMar>
-            <w:top w:w="0" w:type="dxa"/>
-            <w:bottom w:w="0" w:type="dxa"/>
-          </w:tblCellMar>
-        </w:tblPrEx>
-        <w:tc>
-          <w:tcPr>
-            <w:tcW w:w="4419" w:type="dxa"/>
-          </w:tcPr>
-          <w:p>
-            <w:r>
-              <w:t>Disponibles para facturar</w:t>
-            </w:r>
-          </w:p>
-        </w:tc>
-        <w:tc>
-          <w:tcPr>
-            <w:tcW w:w="4419" w:type="dxa"/>
-          </w:tcPr>
-          <w:p>
-            <w:r>
-              <w:t>Cobrarle al cliente (factura por libras) y entregarle el paquete</w:t>
+        <w:tc>
+          <w:tcPr>
+            <w:tcW w:w="4419" w:type="dxa"/>
+          </w:tcPr>
+          <w:p>
+            <w:r>
+              <w:t>OC (orden de compra)</w:t>
+            </w:r>
+          </w:p>
+        </w:tc>
+        <w:tc>
+          <w:tcPr>
+            <w:tcW w:w="4419" w:type="dxa"/>
+          </w:tcPr>
+          <w:p>
+            <w:r>
+              <w:t>El documento de la compra que le hiciste al proveedor</w:t>
             </w:r>
           </w:p>
         </w:tc>
       </w:tr>
       <w:tr>
-        <w:tblPrEx>
-          <w:tblCellMar>
-            <w:top w:w="0" w:type="dxa"/>
-            <w:bottom w:w="0" w:type="dxa"/>
-          </w:tblCellMar>
-        </w:tblPrEx>
-        <w:tc>
-          <w:tcPr>
-            <w:tcW w:w="4419" w:type="dxa"/>
-          </w:tcPr>
-          <w:p>
-            <w:r>
-              <w:t>Configuración</w:t>
-            </w:r>
-          </w:p>
-        </w:tc>
-        <w:tc>
-          <w:tcPr>
-            <w:tcW w:w="4419" w:type="dxa"/>
-          </w:tcPr>
-          <w:p>
-            <w:r>
-              <w:t>Ajustar tipos de envío, bodegas y reglas de peso</w:t>
+        <w:tc>
+          <w:tcPr>
+            <w:tcW w:w="4419" w:type="dxa"/>
+          </w:tcPr>
+          <w:p>
+            <w:r>
+              <w:t>Factura de compra</w:t>
+            </w:r>
+          </w:p>
+        </w:tc>
+        <w:tc>
+          <w:tcPr>
+            <w:tcW w:w="4419" w:type="dxa"/>
+          </w:tcPr>
+          <w:p>
+            <w:r>
+              <w:t>La factura que te da el proveedor</w:t>
             </w:r>
           </w:p>
         </w:tc>
       </w:tr>
       <w:tr>
-        <w:tblPrEx>
-          <w:tblCellMar>
-            <w:top w:w="0" w:type="dxa"/>
-            <w:bottom w:w="0" w:type="dxa"/>
-          </w:tblCellMar>
-        </w:tblPrEx>
-        <w:tc>
-          <w:tcPr>
-            <w:tcW w:w="4419" w:type="dxa"/>
-          </w:tcPr>
-          <w:p>
-            <w:r>
-              <w:t>Facturación y reversiones</w:t>
-            </w:r>
-          </w:p>
-        </w:tc>
-        <w:tc>
-          <w:tcPr>
-            <w:tcW w:w="4419" w:type="dxa"/>
-          </w:tcPr>
-          <w:p>
-            <w:r>
-              <w:t>Corregir facturas cuando te equivocaste</w:t>
-            </w:r>
-          </w:p>
-        </w:tc>
-      </w:tr>
-    </w:tbl>
-    <w:p/>
-    <w:p>
-      <w:pPr>
-        <w:outlineLvl w:val="1"/>
-        <w:rPr>
-          <w:b/>
-          <w:color w:val="16A34A"/>
-          <w:sz w:val="28"/>
-        </w:rPr>
-      </w:pPr>
-      <w:r>
-        <w:rPr>
-          <w:b/>
-          <w:color w:val="16A34A"/>
-          <w:sz w:val="28"/>
-        </w:rPr>
-        <w:t>5. Pestaña: En tránsito (seguir un paquete en camino)</w:t>
-      </w:r>
-    </w:p>
-    <w:p>
-      <w:r>
-        <w:t>Paso a paso:</w:t>
-      </w:r>
-    </w:p>
-    <w:p>
-      <w:r>
-        <w:t xml:space="preserve">• 1. Escribe el </w:t>
-      </w:r>
-      <w:r>
-        <w:rPr>
-          <w:b/>
-        </w:rPr>
-        <w:t>código de tracking</w:t>
-      </w:r>
-      <w:r>
-        <w:t xml:space="preserve"> (el número que trae el paquete, ej. GFUS01065222301697) en el buscador.</w:t>
-      </w:r>
-    </w:p>
-    <w:p>
-      <w:r>
-        <w:t xml:space="preserve">• 2. Pulsa </w:t>
-      </w:r>
-      <w:r>
-        <w:rPr>
-          <w:b/>
-        </w:rPr>
-        <w:t>Consultar</w:t>
-      </w:r>
-      <w:r>
-        <w:t>.</w:t>
-      </w:r>
-    </w:p>
-    <w:p>
-      <w:r>
-        <w:t>• 3. El sistema pregunta al transportista (AWBOX o CargoTrack) y te muestra: dónde está, hacia dónde va, la fecha estimada y la lista de eventos (recibido, en aduana, en reparto...).</w:t>
-      </w:r>
-    </w:p>
-    <w:p>
-      <w:r>
-        <w:t>• Si el código no aparece, te lo dice con un mensaje claro (ver sección 14).</w:t>
-      </w:r>
-    </w:p>
-    <w:p>
-      <w:r>
-        <w:t xml:space="preserve">• </w:t>
-      </w:r>
-      <w:r>
-        <w:rPr>
-          <w:b/>
-        </w:rPr>
-        <w:t>Nuevo ticket</w:t>
-      </w:r>
-      <w:r>
-        <w:t>: si tu cliente te da el código y el transportista aún no lo tiene, puedes registrar el envío a mano (código, transportista, cliente, origen, destino y fecha estimada). El sistema le asigna un número de ticket (TKT-XXXXXXXX).</w:t>
-      </w:r>
-    </w:p>
-    <w:p>
-      <w:r>
-        <w:t xml:space="preserve">• </w:t>
-      </w:r>
-      <w:r>
-        <w:rPr>
-          <w:b/>
-        </w:rPr>
-        <w:t>Copiar enlace público</w:t>
-      </w:r>
-      <w:r>
-        <w:t>: pulsa este botón y el sistema copia un enlace. Se lo envías a tu cliente por WhatsApp o correo: él lo abre y ve el estado de su paquete sin necesidad de entrar al sistema (ver sección 12). [CAPTURA 2: consulta de un paquete con su recorrido]</w:t>
-      </w:r>
-    </w:p>
-    <w:p>
-      <w:pPr>
-        <w:outlineLvl w:val="1"/>
-        <w:rPr>
-          <w:b/>
-          <w:color w:val="16A34A"/>
-          <w:sz w:val="28"/>
-        </w:rPr>
-      </w:pPr>
-      <w:r>
-        <w:rPr>
-          <w:b/>
-          <w:color w:val="16A34A"/>
-          <w:sz w:val="28"/>
-        </w:rPr>
-        <w:t>6. Pestaña: Recepción de paquetes (registrar que llegó)</w:t>
-      </w:r>
-    </w:p>
-    <w:p>
-      <w:r>
-        <w:t>Cuando el paquete llega a tu bodega, lo registras aquí. El asistente tiene 4 pasos:</w:t>
-      </w:r>
-    </w:p>
-    <w:p>
-      <w:r>
-        <w:t xml:space="preserve">• </w:t>
-      </w:r>
-      <w:r>
-        <w:rPr>
-          <w:b/>
-        </w:rPr>
-        <w:t>Paso 1 - Tipo y sucursal</w:t>
-      </w:r>
-      <w:r>
-        <w:t>: eliges el tipo de envío (Aéreo, Marítimo, Courier) y la sucursal. El tipo se configura en la pestaña Configuración (ver sección 9).</w:t>
-      </w:r>
-    </w:p>
-    <w:p>
-      <w:r>
-        <w:t xml:space="preserve">• </w:t>
-      </w:r>
-      <w:r>
-        <w:rPr>
-          <w:b/>
-        </w:rPr>
-        <w:t>Paso 2 - Peso</w:t>
-      </w:r>
-      <w:r>
-        <w:t>: escribes cuánto pesa el paquete (en libras). Si no sabes el peso, el sistema puede calcularlo después; lo importante es el peso facturable porque es lo que le cobras al cliente.</w:t>
-      </w:r>
-    </w:p>
-    <w:p>
-      <w:r>
-        <w:t xml:space="preserve">• </w:t>
-      </w:r>
-      <w:r>
-        <w:rPr>
-          <w:b/>
-        </w:rPr>
-        <w:t>Paso 3 - Identificación</w:t>
-      </w:r>
-      <w:r>
-        <w:t>: aquí va el código de tracking. Puedes escanearlo o escribirlo a mano.</w:t>
-      </w:r>
-    </w:p>
-    <w:p>
-      <w:r>
-        <w:t xml:space="preserve">• </w:t>
-      </w:r>
-      <w:r>
-        <w:rPr>
-          <w:b/>
-        </w:rPr>
-        <w:t>Paso 4 - Propietario y bodega</w:t>
-      </w:r>
-      <w:r>
-        <w:t>: indicas de qué cliente es el paquete y a qué bodega va.</w:t>
-      </w:r>
-    </w:p>
-    <w:p>
-      <w:r>
-        <w:lastRenderedPageBreak/>
-        <w:t xml:space="preserve">• Pulsa </w:t>
-      </w:r>
-      <w:r>
-        <w:rPr>
-          <w:b/>
-        </w:rPr>
-        <w:t>Guardar</w:t>
-      </w:r>
-      <w:r>
-        <w:t xml:space="preserve"> y el paquete queda registrado. Si ese código ya estaba registrado, el sistema te lo avisa y no lo duplica. [CAPTURA 3: asistente de recepción]</w:t>
-      </w:r>
-    </w:p>
-    <w:p>
-      <w:r>
-        <w:t>También tienes dos botones para agilizar:</w:t>
-      </w:r>
-    </w:p>
-    <w:p>
-      <w:r>
-        <w:t xml:space="preserve">• </w:t>
-      </w:r>
-      <w:r>
-        <w:rPr>
-          <w:b/>
-        </w:rPr>
-        <w:t>Recepción rápida</w:t>
-      </w:r>
-      <w:r>
-        <w:t>: registras varios paquetes a la vez en una tabla (código, peso, tarifas). Útil cuando llegan muchos.</w:t>
-      </w:r>
-    </w:p>
-    <w:p>
-      <w:r>
-        <w:t xml:space="preserve">• </w:t>
-      </w:r>
-      <w:r>
-        <w:rPr>
-          <w:b/>
-        </w:rPr>
-        <w:t>Importar Excel</w:t>
-      </w:r>
-      <w:r>
-        <w:t>: subes un archivo con todos los paquetes y el sistema los revisa antes de guardar (te marca los que están bien y los que tienen problemas). [CAPTURA 4: importación de Excel con filas marcadas]</w:t>
-      </w:r>
-    </w:p>
-    <w:p>
-      <w:pPr>
-        <w:outlineLvl w:val="1"/>
-        <w:rPr>
-          <w:b/>
-          <w:color w:val="16A34A"/>
-          <w:sz w:val="28"/>
-        </w:rPr>
-      </w:pPr>
-      <w:r>
-        <w:rPr>
-          <w:b/>
-          <w:color w:val="16A34A"/>
-          <w:sz w:val="28"/>
-        </w:rPr>
-        <w:t>7. Pestaña: Paquetes recibidos (lo que tienes en bodega)</w:t>
-      </w:r>
-    </w:p>
-    <w:p>
-      <w:r>
-        <w:t>• Es la lista de todos los paquetes que has registrado.</w:t>
-      </w:r>
-    </w:p>
-    <w:p>
-      <w:r>
-        <w:t>• Arriba ves los números importantes: total de paquetes, libras aéreas, libras marítimas, pendientes de compra y disponibles para facturar.</w:t>
-      </w:r>
-    </w:p>
-    <w:p>
-      <w:r>
-        <w:t xml:space="preserve">• </w:t>
-      </w:r>
-      <w:r>
-        <w:rPr>
-          <w:b/>
-        </w:rPr>
-        <w:t>Buscar</w:t>
-      </w:r>
-      <w:r>
-        <w:t>: escribe tracking, cliente o bodega para encontrar un paquete.</w:t>
-      </w:r>
-    </w:p>
-    <w:p>
-      <w:r>
-        <w:t xml:space="preserve">• </w:t>
-      </w:r>
-      <w:r>
-        <w:rPr>
-          <w:b/>
-        </w:rPr>
-        <w:t>Ver</w:t>
-      </w:r>
-      <w:r>
-        <w:t xml:space="preserve"> (botón en cada fila): abre el detalle del paquete; ahí puedes corregir tarifas, cambiar bodega o marcarlo como entregado.</w:t>
-      </w:r>
-    </w:p>
-    <w:p>
-      <w:r>
-        <w:t>• Cada paquete muestra su estado en español: Disponible, Facturado, Entregado, etc. [CAPTURA 5: lista de paquetes con sus números arriba]</w:t>
-      </w:r>
-    </w:p>
-    <w:p>
-      <w:pPr>
-        <w:outlineLvl w:val="1"/>
-        <w:rPr>
-          <w:b/>
-          <w:color w:val="16A34A"/>
-          <w:sz w:val="28"/>
-        </w:rPr>
-      </w:pPr>
-      <w:r>
-        <w:rPr>
-          <w:b/>
-          <w:color w:val="16A34A"/>
-          <w:sz w:val="28"/>
-        </w:rPr>
-        <w:t>8. Pestaña: Conciliación de compras (unir paquetes con la compra al proveedor)</w:t>
-      </w:r>
-    </w:p>
-    <w:p>
-      <w:r>
-        <w:t>¿Qué es esto? Cuando la mercancía se compra al proveedor, el paquete tiene un costo (lo que pagaste) y un precio de venta (lo que le cobras al cliente). Esta pestaña une los paquetes con esa compra y genera la factura del proveedor.</w:t>
-      </w:r>
-    </w:p>
-    <w:p>
-      <w:r>
-        <w:t>Paso a paso:</w:t>
-      </w:r>
-    </w:p>
-    <w:p>
-      <w:r>
-        <w:t xml:space="preserve">• 1. Elige el </w:t>
-      </w:r>
-      <w:r>
-        <w:rPr>
-          <w:b/>
-        </w:rPr>
-        <w:t>proveedor</w:t>
-      </w:r>
-      <w:r>
-        <w:t>.</w:t>
-      </w:r>
-    </w:p>
-    <w:p>
-      <w:r>
-        <w:t xml:space="preserve">• 2. Elige la </w:t>
-      </w:r>
-      <w:r>
-        <w:rPr>
-          <w:b/>
-        </w:rPr>
-        <w:t>orden de compra (OC)</w:t>
-      </w:r>
-      <w:r>
-        <w:t xml:space="preserve">. Si no existe, créala con el botón correspondiente (proveedor + detalle) y luego pulsa </w:t>
-      </w:r>
-      <w:r>
-        <w:rPr>
-          <w:b/>
-        </w:rPr>
-        <w:t>Aprobar</w:t>
-      </w:r>
-      <w:r>
-        <w:t>.</w:t>
-      </w:r>
-    </w:p>
-    <w:p>
-      <w:r>
-        <w:t>• 3. Marca los paquetes que pertenecen a esa compra.</w:t>
-      </w:r>
-    </w:p>
-    <w:p>
-      <w:r>
-        <w:t xml:space="preserve">• 4. Pulsa </w:t>
-      </w:r>
-      <w:r>
-        <w:rPr>
-          <w:b/>
-        </w:rPr>
-        <w:t>Previsualizar factura</w:t>
-      </w:r>
-      <w:r>
-        <w:t>: ves el total antes de emitir.</w:t>
-      </w:r>
-    </w:p>
-    <w:p>
-      <w:r>
-        <w:t xml:space="preserve">• 5. Pulsa </w:t>
-      </w:r>
-      <w:r>
-        <w:rPr>
-          <w:b/>
-        </w:rPr>
-        <w:t>Confirmar factura</w:t>
-      </w:r>
-      <w:r>
-        <w:t>: queda emitida y los paquetes quedan vinculados a esa compra.</w:t>
-      </w:r>
-    </w:p>
-    <w:p>
-      <w:r>
-        <w:t>Consejo: el número de factura debe ser único por empresa. Si ya usaste ese número, el sistema te avisa para que pongas otro. [CAPTURA 6: pantalla de conciliación con la previsualización]</w:t>
-      </w:r>
-    </w:p>
-    <w:p>
-      <w:pPr>
-        <w:outlineLvl w:val="1"/>
-        <w:rPr>
-          <w:b/>
-          <w:color w:val="16A34A"/>
-          <w:sz w:val="28"/>
-        </w:rPr>
-      </w:pPr>
-      <w:r>
-        <w:rPr>
-          <w:b/>
-          <w:color w:val="16A34A"/>
-          <w:sz w:val="28"/>
-        </w:rPr>
-        <w:lastRenderedPageBreak/>
-        <w:t>9. Pestaña: Configuración (los ajustes de tu agencia)</w:t>
-      </w:r>
-    </w:p>
-    <w:p>
-      <w:r>
-        <w:t>Aquí se ajustan los datos que usan las demás pestañas. Tiene 5 botones arriba:</w:t>
-      </w:r>
-    </w:p>
-    <w:p>
-      <w:r>
-        <w:t xml:space="preserve">• </w:t>
-      </w:r>
-      <w:r>
-        <w:rPr>
-          <w:b/>
-        </w:rPr>
-        <w:t>Reglas de peso</w:t>
-      </w:r>
-      <w:r>
-        <w:t>: el peso mínimo que cobras, el redondeo (ej. 1.13 sube a 1.20) y la unidad por defecto (libras, kilos...).</w:t>
-      </w:r>
-    </w:p>
-    <w:p>
-      <w:r>
-        <w:t xml:space="preserve">• </w:t>
-      </w:r>
-      <w:r>
-        <w:rPr>
-          <w:b/>
-        </w:rPr>
-        <w:t>Bodegas / País</w:t>
-      </w:r>
-      <w:r>
-        <w:t xml:space="preserve">: creas tus bodegas (ej. Bodega Managua - Nicaragua). Pones país, nombre y proveedor, y pulsas </w:t>
-      </w:r>
-      <w:r>
-        <w:rPr>
-          <w:b/>
-        </w:rPr>
-        <w:t>Agregar</w:t>
-      </w:r>
-      <w:r>
-        <w:t>.</w:t>
-      </w:r>
-    </w:p>
-    <w:p>
-      <w:r>
-        <w:t xml:space="preserve">• </w:t>
-      </w:r>
-      <w:r>
-        <w:rPr>
-          <w:b/>
-        </w:rPr>
-        <w:t>Tipos de envío</w:t>
-      </w:r>
-      <w:r>
-        <w:t>: aquí se agregan los tipos que aparecen en Recepción. Ver el detalle abajo.</w:t>
-      </w:r>
-    </w:p>
-    <w:p>
-      <w:r>
-        <w:t xml:space="preserve">• </w:t>
-      </w:r>
-      <w:r>
-        <w:rPr>
-          <w:b/>
-        </w:rPr>
-        <w:t>Prefijos</w:t>
-      </w:r>
-      <w:r>
-        <w:t>: reglas para generar códigos y tickets automáticos.</w:t>
-      </w:r>
-    </w:p>
-    <w:p>
-      <w:r>
-        <w:t xml:space="preserve">• </w:t>
-      </w:r>
-      <w:r>
-        <w:rPr>
-          <w:b/>
-        </w:rPr>
-        <w:t>Campos personalizados</w:t>
-      </w:r>
-      <w:r>
-        <w:t>: campos extra que quieras pedir al recibir (ej. observaciones).</w:t>
-      </w:r>
-    </w:p>
-    <w:p>
-      <w:r>
-        <w:rPr>
-          <w:b/>
-        </w:rPr>
-        <w:t>¿Por qué solo me sale Aéreo en Recepción?</w:t>
-      </w:r>
-      <w:r>
-        <w:t xml:space="preserve"> Porque los tipos de envío se agregan aquí. Para agregar Marítimo o Courier:</w:t>
-      </w:r>
-    </w:p>
-    <w:p>
-      <w:r>
-        <w:t xml:space="preserve">• 1. Pulsa la pestaña </w:t>
-      </w:r>
-      <w:r>
-        <w:rPr>
-          <w:b/>
-        </w:rPr>
-        <w:t>Configuración</w:t>
-      </w:r>
-      <w:r>
-        <w:t xml:space="preserve"> del módulo Tracking.</w:t>
-      </w:r>
-    </w:p>
-    <w:p>
-      <w:r>
-        <w:t xml:space="preserve">• 2. Pulsa el botón </w:t>
-      </w:r>
-      <w:r>
-        <w:rPr>
-          <w:b/>
-        </w:rPr>
-        <w:t>Tipos de envío</w:t>
-      </w:r>
-      <w:r>
-        <w:t>.</w:t>
-      </w:r>
-    </w:p>
-    <w:p>
-      <w:r>
-        <w:t xml:space="preserve">• 3. En </w:t>
-      </w:r>
-      <w:r>
-        <w:rPr>
-          <w:b/>
-        </w:rPr>
-        <w:t>Código</w:t>
-      </w:r>
-      <w:r>
-        <w:t xml:space="preserve"> escribe MARITIMO (o COURIER) y en </w:t>
-      </w:r>
-      <w:r>
-        <w:rPr>
-          <w:b/>
-        </w:rPr>
-        <w:t>Nombre</w:t>
-      </w:r>
-      <w:r>
-        <w:t xml:space="preserve"> escribe Marítimo (o Courier).</w:t>
-      </w:r>
-    </w:p>
-    <w:p>
-      <w:r>
-        <w:t xml:space="preserve">• 4. Pulsa el botón </w:t>
-      </w:r>
-      <w:r>
-        <w:rPr>
-          <w:b/>
-        </w:rPr>
-        <w:t>+</w:t>
-      </w:r>
-      <w:r>
-        <w:t xml:space="preserve"> para guardar.</w:t>
-      </w:r>
-    </w:p>
-    <w:p>
-      <w:r>
-        <w:t xml:space="preserve">• 5. Ve a </w:t>
-      </w:r>
-      <w:r>
-        <w:rPr>
-          <w:b/>
-        </w:rPr>
-        <w:t>Recepción de paquetes</w:t>
-      </w:r>
-      <w:r>
-        <w:t xml:space="preserve"> y ya verás Aéreo, Marítimo y Courier en la lista.</w:t>
-      </w:r>
-    </w:p>
-    <w:p>
-      <w:r>
-        <w:t>Nota: tu empresa ya tiene configurados Aéreo, Marítimo y Courier; los verás directamente. Si quieres otro tipo (ej. Terrestre), agrégalo con estos pasos. [CAPTURA 7: Configuración &gt; Tipos de envío]</w:t>
-      </w:r>
-    </w:p>
-    <w:p>
-      <w:pPr>
-        <w:outlineLvl w:val="1"/>
-        <w:rPr>
-          <w:b/>
-          <w:color w:val="16A34A"/>
-          <w:sz w:val="28"/>
-        </w:rPr>
-      </w:pPr>
-      <w:r>
-        <w:rPr>
-          <w:b/>
-          <w:color w:val="16A34A"/>
-          <w:sz w:val="28"/>
-        </w:rPr>
-        <w:t>10. Pestaña: Disponibles para facturar (cobrarle al cliente)</w:t>
-      </w:r>
-    </w:p>
-    <w:p>
-      <w:r>
-        <w:t>Cuando el paquete ya está en bodega y con costo, lo facturas aquí. La tarifa por libra es lo que le cobras al cliente por cada libra de su paquete.</w:t>
-      </w:r>
-    </w:p>
-    <w:p>
-      <w:r>
-        <w:t>Paso a paso:</w:t>
-      </w:r>
-    </w:p>
-    <w:p>
-      <w:r>
-        <w:t>• 1. Marca con la casilla los paquetes que vas a cobrar (pueden ser varios).</w:t>
-      </w:r>
-    </w:p>
-    <w:p>
-      <w:r>
-        <w:t xml:space="preserve">• 2. Escribe el </w:t>
-      </w:r>
-      <w:r>
-        <w:rPr>
-          <w:b/>
-        </w:rPr>
-        <w:t>cliente</w:t>
-      </w:r>
-      <w:r>
-        <w:t xml:space="preserve">, la </w:t>
-      </w:r>
-      <w:r>
-        <w:rPr>
-          <w:b/>
-        </w:rPr>
-        <w:t>fecha</w:t>
-      </w:r>
-      <w:r>
-        <w:t xml:space="preserve"> y el </w:t>
-      </w:r>
-      <w:r>
-        <w:rPr>
-          <w:b/>
-        </w:rPr>
-        <w:t>vencimiento</w:t>
-      </w:r>
-      <w:r>
-        <w:t>.</w:t>
-      </w:r>
-    </w:p>
-    <w:p>
-      <w:r>
-        <w:t xml:space="preserve">• 3. Escribe la </w:t>
-      </w:r>
-      <w:r>
-        <w:rPr>
-          <w:b/>
-        </w:rPr>
-        <w:t>tarifa por libra</w:t>
-      </w:r>
-      <w:r>
-        <w:t xml:space="preserve"> (ej. 3.50). Hay un botón para aplicar la tarifa del tipo de envío automáticamente.</w:t>
-      </w:r>
-    </w:p>
-    <w:p>
-      <w:r>
-        <w:t xml:space="preserve">• 4. Pulsa </w:t>
-      </w:r>
-      <w:r>
-        <w:rPr>
-          <w:b/>
-        </w:rPr>
-        <w:t>Previsualizar</w:t>
-      </w:r>
-      <w:r>
-        <w:t>: ves el desglose (libras x tarifa = total).</w:t>
-      </w:r>
-    </w:p>
-    <w:p>
-      <w:r>
-        <w:t xml:space="preserve">• 5. Pulsa </w:t>
-      </w:r>
-      <w:r>
-        <w:rPr>
-          <w:b/>
-        </w:rPr>
-        <w:t>Confirmar factura</w:t>
-      </w:r>
-      <w:r>
-        <w:t>: la factura queda creada y el paquete pasa a estado Facturado. El cobro se registra después desde el módulo Ventas.</w:t>
-      </w:r>
-    </w:p>
-    <w:p>
-      <w:r>
-        <w:t xml:space="preserve">• </w:t>
-      </w:r>
-      <w:r>
-        <w:rPr>
-          <w:b/>
-        </w:rPr>
-        <w:t>Entregar paquetes</w:t>
-      </w:r>
-      <w:r>
-        <w:t>: cuando el cliente recoge su paquete, lo marcas como entregado. Un paquete entregado ya no se puede modificar. [CAPTURA 8: factura con el desglose por libras]</w:t>
-      </w:r>
-    </w:p>
-    <w:p>
-      <w:pPr>
-        <w:outlineLvl w:val="1"/>
-        <w:rPr>
-          <w:b/>
-          <w:color w:val="16A34A"/>
-          <w:sz w:val="28"/>
-        </w:rPr>
-      </w:pPr>
-      <w:r>
-        <w:rPr>
-          <w:b/>
-          <w:color w:val="16A34A"/>
-          <w:sz w:val="28"/>
-        </w:rPr>
-        <w:lastRenderedPageBreak/>
-        <w:t>11. Pestaña: Facturación y reversiones (corregir errores)</w:t>
-      </w:r>
-    </w:p>
-    <w:p>
-      <w:r>
-        <w:t>Aquí ves el historial de las facturas que has hecho y puedes corregirlas si te equivocaste.</w:t>
-      </w:r>
-    </w:p>
-    <w:p>
-      <w:r>
-        <w:t xml:space="preserve">• </w:t>
-      </w:r>
-      <w:r>
-        <w:rPr>
-          <w:b/>
-        </w:rPr>
-        <w:t>Anular / Reversar</w:t>
-      </w:r>
-      <w:r>
-        <w:t>: si la factura salió mal (ej. cobraste de más), pulsas el botón, escribes la razón (ej. Tarifa incorrecta) y confirmas. La factura se anula, el paquete vuelve a Disponible y los asientos contables se deshacen solos.</w:t>
-      </w:r>
-    </w:p>
-    <w:p>
-      <w:r>
-        <w:t xml:space="preserve">• </w:t>
-      </w:r>
-      <w:r>
-        <w:rPr>
-          <w:b/>
-        </w:rPr>
-        <w:t>Corregir y refacturar</w:t>
-      </w:r>
-      <w:r>
-        <w:t>: después de anular, este botón te vuelve a mostrar los paquetes con sus datos para que ajustes la tarifa y factures de nuevo. La factura nueva queda marcada como reemplazo de la anterior.</w:t>
-      </w:r>
-    </w:p>
-    <w:p>
-      <w:r>
-        <w:t xml:space="preserve">• </w:t>
-      </w:r>
-      <w:r>
-        <w:rPr>
-          <w:b/>
-        </w:rPr>
-        <w:t>Nota de crédito</w:t>
-      </w:r>
-      <w:r>
-        <w:t>: es para casos especiales del módulo Ventas (requiere productos y límite de crédito). Para tu día a día, usa Anular + Corregir y refacturar.</w:t>
-      </w:r>
-    </w:p>
-    <w:p>
-      <w:r>
-        <w:t xml:space="preserve">• Cada factura tiene su </w:t>
-      </w:r>
-      <w:r>
-        <w:rPr>
-          <w:b/>
-        </w:rPr>
-        <w:t>auditoría</w:t>
-      </w:r>
-      <w:r>
-        <w:t>: quién la hizo, quién la anuló y el historial del paquete. [CAPTURA 9: auditoría de una factura anulada y refacturada]</w:t>
-      </w:r>
-    </w:p>
-    <w:p>
-      <w:pPr>
-        <w:outlineLvl w:val="1"/>
-        <w:rPr>
-          <w:b/>
-          <w:color w:val="16A34A"/>
-          <w:sz w:val="28"/>
-        </w:rPr>
-      </w:pPr>
-      <w:r>
-        <w:rPr>
-          <w:b/>
-          <w:color w:val="16A34A"/>
-          <w:sz w:val="28"/>
-        </w:rPr>
-        <w:t>12. El enlace que le mandas a tu cliente</w:t>
-      </w:r>
-    </w:p>
-    <w:p>
-      <w:r>
-        <w:t xml:space="preserve">• En la pestaña </w:t>
-      </w:r>
-      <w:r>
-        <w:rPr>
-          <w:b/>
-        </w:rPr>
-        <w:t>En tránsito</w:t>
-      </w:r>
-      <w:r>
-        <w:t xml:space="preserve">, abre un paquete y pulsa </w:t>
-      </w:r>
-      <w:r>
-        <w:rPr>
-          <w:b/>
-        </w:rPr>
-        <w:t>Copiar enlace público</w:t>
-      </w:r>
-      <w:r>
-        <w:t>.</w:t>
-      </w:r>
-    </w:p>
-    <w:p>
-      <w:r>
-        <w:t>• El sistema copia un enlace tipo: http://tu-servidor/public/tracking/CODIGO</w:t>
-      </w:r>
-    </w:p>
-    <w:p>
-      <w:r>
-        <w:t>• Se lo envías a tu cliente (WhatsApp, correo). Él lo abre sin necesidad de usuario ni contraseña y ve el estado de su paquete y su recorrido.</w:t>
-      </w:r>
-    </w:p>
-    <w:p>
-      <w:r>
-        <w:t>• Si el paquete ya llegó, también verá su estado (Disponible, Facturado, Entregado). [CAPTURA 10: vista que ve tu cliente]</w:t>
-      </w:r>
-    </w:p>
-    <w:p>
-      <w:pPr>
-        <w:outlineLvl w:val="1"/>
-        <w:rPr>
-          <w:b/>
-          <w:color w:val="16A34A"/>
-          <w:sz w:val="28"/>
-        </w:rPr>
-      </w:pPr>
-      <w:r>
-        <w:rPr>
-          <w:b/>
-          <w:color w:val="16A34A"/>
-          <w:sz w:val="28"/>
-        </w:rPr>
-        <w:t>13. Palabras fáciles</w:t>
-      </w:r>
-    </w:p>
-    <w:tbl>
-      <w:tblPr>
-        <w:tblW w:w="0" w:type="auto"/>
-        <w:tblBorders>
-          <w:top w:val="single" w:sz="4" w:space="0" w:color="auto"/>
-          <w:left w:val="single" w:sz="4" w:space="0" w:color="auto"/>
-          <w:bottom w:val="single" w:sz="4" w:space="0" w:color="auto"/>
-          <w:right w:val="single" w:sz="4" w:space="0" w:color="auto"/>
-          <w:insideH w:val="single" w:sz="4" w:space="0" w:color="auto"/>
-          <w:insideV w:val="single" w:sz="4" w:space="0" w:color="auto"/>
-        </w:tblBorders>
-        <w:tblLayout w:type="fixed"/>
-        <w:tblCellMar>
-          <w:left w:w="70" w:type="dxa"/>
-          <w:right w:w="70" w:type="dxa"/>
-        </w:tblCellMar>
-        <w:tblLook w:val="0000" w:firstRow="0" w:lastRow="0" w:firstColumn="0" w:lastColumn="0" w:noHBand="0" w:noVBand="0"/>
-      </w:tblPr>
-      <w:tblGrid>
-        <w:gridCol w:w="4419"/>
-        <w:gridCol w:w="4419"/>
-      </w:tblGrid>
-      <w:tr>
-        <w:tblPrEx>
-          <w:tblCellMar>
-            <w:top w:w="0" w:type="dxa"/>
-            <w:bottom w:w="0" w:type="dxa"/>
-          </w:tblCellMar>
-        </w:tblPrEx>
-        <w:tc>
-          <w:tcPr>
-            <w:tcW w:w="4419" w:type="dxa"/>
-          </w:tcPr>
-          <w:p>
-            <w:pPr>
-              <w:rPr>
-                <w:b/>
-              </w:rPr>
-            </w:pPr>
-            <w:r>
-              <w:rPr>
-                <w:b/>
-              </w:rPr>
-              <w:t>Palabra</w:t>
-            </w:r>
-          </w:p>
-        </w:tc>
-        <w:tc>
-          <w:tcPr>
-            <w:tcW w:w="4419" w:type="dxa"/>
-          </w:tcPr>
-          <w:p>
-            <w:pPr>
-              <w:rPr>
-                <w:b/>
-              </w:rPr>
-            </w:pPr>
-            <w:r>
-              <w:rPr>
-                <w:b/>
-              </w:rPr>
-              <w:t>Qué significa</w:t>
+        <w:tc>
+          <w:tcPr>
+            <w:tcW w:w="4419" w:type="dxa"/>
+          </w:tcPr>
+          <w:p>
+            <w:r>
+              <w:t>Factura al cliente</w:t>
+            </w:r>
+          </w:p>
+        </w:tc>
+        <w:tc>
+          <w:tcPr>
+            <w:tcW w:w="4419" w:type="dxa"/>
+          </w:tcPr>
+          <w:p>
+            <w:r>
+              <w:t>Lo que le cobras al cliente por su paquete</w:t>
             </w:r>
           </w:p>
         </w:tc>
       </w:tr>
       <w:tr>
-        <w:tblPrEx>
-          <w:tblCellMar>
-            <w:top w:w="0" w:type="dxa"/>
-            <w:bottom w:w="0" w:type="dxa"/>
-          </w:tblCellMar>
-        </w:tblPrEx>
-        <w:tc>
-          <w:tcPr>
-            <w:tcW w:w="4419" w:type="dxa"/>
-          </w:tcPr>
-          <w:p>
-            <w:r>
-              <w:t>Código de tracking</w:t>
-            </w:r>
-          </w:p>
-        </w:tc>
-        <w:tc>
-          <w:tcPr>
-            <w:tcW w:w="4419" w:type="dxa"/>
-          </w:tcPr>
-          <w:p>
-            <w:r>
-              <w:t>El número del paquete (lo trae la etiqueta del transportista)</w:t>
+        <w:tc>
+          <w:tcPr>
+            <w:tcW w:w="4419" w:type="dxa"/>
+          </w:tcPr>
+          <w:p>
+            <w:r>
+              <w:t>Anular / Reversar</w:t>
+            </w:r>
+          </w:p>
+        </w:tc>
+        <w:tc>
+          <w:tcPr>
+            <w:tcW w:w="4419" w:type="dxa"/>
+          </w:tcPr>
+          <w:p>
+            <w:r>
+              <w:t>Cancelar una factura y dejar todo como estaba</w:t>
             </w:r>
           </w:p>
         </w:tc>
       </w:tr>
       <w:tr>
-        <w:tblPrEx>
-          <w:tblCellMar>
-            <w:top w:w="0" w:type="dxa"/>
-            <w:bottom w:w="0" w:type="dxa"/>
-          </w:tblCellMar>
-        </w:tblPrEx>
-        <w:tc>
-          <w:tcPr>
-            <w:tcW w:w="4419" w:type="dxa"/>
-          </w:tcPr>
-          <w:p>
-            <w:r>
-              <w:t>SKU</w:t>
-            </w:r>
-          </w:p>
-        </w:tc>
-        <w:tc>
-          <w:tcPr>
-            <w:tcW w:w="4419" w:type="dxa"/>
-          </w:tcPr>
-          <w:p>
-            <w:r>
-              <w:t>Un código para identificar el producto, ej. ZAPATO-ROJO-38. Si no lo tienes, el sistema usa uno genérico</w:t>
+        <w:tc>
+          <w:tcPr>
+            <w:tcW w:w="4419" w:type="dxa"/>
+          </w:tcPr>
+          <w:p>
+            <w:r>
+              <w:t>Conciliar</w:t>
+            </w:r>
+          </w:p>
+        </w:tc>
+        <w:tc>
+          <w:tcPr>
+            <w:tcW w:w="4419" w:type="dxa"/>
+          </w:tcPr>
+          <w:p>
+            <w:r>
+              <w:t>Unir los paquetes con su compra al proveedor</w:t>
             </w:r>
           </w:p>
         </w:tc>
       </w:tr>
       <w:tr>
-        <w:tblPrEx>
-          <w:tblCellMar>
-            <w:top w:w="0" w:type="dxa"/>
-            <w:bottom w:w="0" w:type="dxa"/>
-          </w:tblCellMar>
-        </w:tblPrEx>
-        <w:tc>
-          <w:tcPr>
-            <w:tcW w:w="4419" w:type="dxa"/>
-          </w:tcPr>
-          <w:p>
-            <w:r>
-              <w:t>Bodega</w:t>
-            </w:r>
-          </w:p>
-        </w:tc>
-        <w:tc>
-          <w:tcPr>
-            <w:tcW w:w="4419" w:type="dxa"/>
-          </w:tcPr>
-          <w:p>
-            <w:r>
-              <w:t>El lugar donde guardas los paquetes (ej. Bodega Managua)</w:t>
-            </w:r>
-          </w:p>
-        </w:tc>
-      </w:tr>
-      <w:tr>
-        <w:tblPrEx>
-          <w:tblCellMar>
-            <w:top w:w="0" w:type="dxa"/>
-            <w:bottom w:w="0" w:type="dxa"/>
-          </w:tblCellMar>
-        </w:tblPrEx>
-        <w:tc>
-          <w:tcPr>
-            <w:tcW w:w="4419" w:type="dxa"/>
-          </w:tcPr>
-          <w:p>
-            <w:r>
-              <w:t>Tarifa por libra</w:t>
-            </w:r>
-          </w:p>
-        </w:tc>
-        <w:tc>
-          <w:tcPr>
-            <w:tcW w:w="4419" w:type="dxa"/>
-          </w:tcPr>
-          <w:p>
-            <w:r>
-              <w:t>Lo que le cobras al cliente por cada libra de su paquete</w:t>
-            </w:r>
-          </w:p>
-        </w:tc>
-      </w:tr>
-      <w:tr>
-        <w:tblPrEx>
-          <w:tblCellMar>
-            <w:top w:w="0" w:type="dxa"/>
-            <w:bottom w:w="0" w:type="dxa"/>
-          </w:tblCellMar>
-        </w:tblPrEx>
-        <w:tc>
-          <w:tcPr>
-            <w:tcW w:w="4419" w:type="dxa"/>
-          </w:tcPr>
-          <w:p>
-            <w:r>
-              <w:t>OC (orden de compra)</w:t>
-            </w:r>
-          </w:p>
-        </w:tc>
-        <w:tc>
-          <w:tcPr>
-            <w:tcW w:w="4419" w:type="dxa"/>
-          </w:tcPr>
-          <w:p>
-            <w:r>
-              <w:t>El documento de la compra que le hiciste al proveedor</w:t>
-            </w:r>
-          </w:p>
-        </w:tc>
-      </w:tr>
-      <w:tr>
-        <w:tblPrEx>
-          <w:tblCellMar>
-            <w:top w:w="0" w:type="dxa"/>
-            <w:bottom w:w="0" w:type="dxa"/>
-          </w:tblCellMar>
-        </w:tblPrEx>
-        <w:tc>
-          <w:tcPr>
-            <w:tcW w:w="4419" w:type="dxa"/>
-          </w:tcPr>
-          <w:p>
-            <w:r>
-              <w:t>Factura de compra</w:t>
-            </w:r>
-          </w:p>
-        </w:tc>
-        <w:tc>
-          <w:tcPr>
-            <w:tcW w:w="4419" w:type="dxa"/>
-          </w:tcPr>
-          <w:p>
-            <w:r>
-              <w:t>La factura que te da el proveedor</w:t>
-            </w:r>
-          </w:p>
-        </w:tc>
-      </w:tr>
-      <w:tr>
-        <w:tblPrEx>
-          <w:tblCellMar>
-            <w:top w:w="0" w:type="dxa"/>
-            <w:bottom w:w="0" w:type="dxa"/>
-          </w:tblCellMar>
-        </w:tblPrEx>
-        <w:tc>
-          <w:tcPr>
-            <w:tcW w:w="4419" w:type="dxa"/>
-          </w:tcPr>
-          <w:p>
-            <w:r>
-              <w:lastRenderedPageBreak/>
-              <w:t>Factura al cliente</w:t>
-            </w:r>
-          </w:p>
-        </w:tc>
-        <w:tc>
-          <w:tcPr>
-            <w:tcW w:w="4419" w:type="dxa"/>
-          </w:tcPr>
-          <w:p>
-            <w:r>
-              <w:t>Lo que le cobras al cliente por su paquete</w:t>
-            </w:r>
-          </w:p>
-        </w:tc>
-      </w:tr>
-      <w:tr>
-        <w:tblPrEx>
-          <w:tblCellMar>
-            <w:top w:w="0" w:type="dxa"/>
-            <w:bottom w:w="0" w:type="dxa"/>
-          </w:tblCellMar>
-        </w:tblPrEx>
-        <w:tc>
-          <w:tcPr>
-            <w:tcW w:w="4419" w:type="dxa"/>
-          </w:tcPr>
-          <w:p>
-            <w:r>
-              <w:t>Anular / Reversar</w:t>
-            </w:r>
-          </w:p>
-        </w:tc>
-        <w:tc>
-          <w:tcPr>
-            <w:tcW w:w="4419" w:type="dxa"/>
-          </w:tcPr>
-          <w:p>
-            <w:r>
-              <w:t>Cancelar una factura y dejar todo como estaba</w:t>
-            </w:r>
-          </w:p>
-        </w:tc>
-      </w:tr>
-      <w:tr>
-        <w:tblPrEx>
-          <w:tblCellMar>
-            <w:top w:w="0" w:type="dxa"/>
-            <w:bottom w:w="0" w:type="dxa"/>
-          </w:tblCellMar>
-        </w:tblPrEx>
-        <w:tc>
-          <w:tcPr>
-            <w:tcW w:w="4419" w:type="dxa"/>
-          </w:tcPr>
-          <w:p>
-            <w:r>
-              <w:t>Conciliar</w:t>
-            </w:r>
-          </w:p>
-        </w:tc>
-        <w:tc>
-          <w:tcPr>
-            <w:tcW w:w="4419" w:type="dxa"/>
-          </w:tcPr>
-          <w:p>
-            <w:r>
-              <w:t>Unir los paquetes con su compra al proveedor</w:t>
-            </w:r>
-          </w:p>
-        </w:tc>
-      </w:tr>
-      <w:tr>
-        <w:tblPrEx>
-          <w:tblCellMar>
-            <w:top w:w="0" w:type="dxa"/>
-            <w:bottom w:w="0" w:type="dxa"/>
-          </w:tblCellMar>
-        </w:tblPrEx>
         <w:tc>
           <w:tcPr>
             <w:tcW w:w="4419" w:type="dxa"/>
@@ -1660,12 +1721,6 @@
         <w:gridCol w:w="2946"/>
       </w:tblGrid>
       <w:tr>
-        <w:tblPrEx>
-          <w:tblCellMar>
-            <w:top w:w="0" w:type="dxa"/>
-            <w:bottom w:w="0" w:type="dxa"/>
-          </w:tblCellMar>
-        </w:tblPrEx>
         <w:tc>
           <w:tcPr>
             <w:tcW w:w="2946" w:type="dxa"/>
@@ -1722,12 +1777,6 @@
         </w:tc>
       </w:tr>
       <w:tr>
-        <w:tblPrEx>
-          <w:tblCellMar>
-            <w:top w:w="0" w:type="dxa"/>
-            <w:bottom w:w="0" w:type="dxa"/>
-          </w:tblCellMar>
-        </w:tblPrEx>
         <w:tc>
           <w:tcPr>
             <w:tcW w:w="2946" w:type="dxa"/>
@@ -1760,12 +1809,6 @@
         </w:tc>
       </w:tr>
       <w:tr>
-        <w:tblPrEx>
-          <w:tblCellMar>
-            <w:top w:w="0" w:type="dxa"/>
-            <w:bottom w:w="0" w:type="dxa"/>
-          </w:tblCellMar>
-        </w:tblPrEx>
         <w:tc>
           <w:tcPr>
             <w:tcW w:w="2946" w:type="dxa"/>
@@ -1798,12 +1841,6 @@
         </w:tc>
       </w:tr>
       <w:tr>
-        <w:tblPrEx>
-          <w:tblCellMar>
-            <w:top w:w="0" w:type="dxa"/>
-            <w:bottom w:w="0" w:type="dxa"/>
-          </w:tblCellMar>
-        </w:tblPrEx>
         <w:tc>
           <w:tcPr>
             <w:tcW w:w="2946" w:type="dxa"/>
@@ -1836,12 +1873,6 @@
         </w:tc>
       </w:tr>
       <w:tr>
-        <w:tblPrEx>
-          <w:tblCellMar>
-            <w:top w:w="0" w:type="dxa"/>
-            <w:bottom w:w="0" w:type="dxa"/>
-          </w:tblCellMar>
-        </w:tblPrEx>
         <w:tc>
           <w:tcPr>
             <w:tcW w:w="2946" w:type="dxa"/>
@@ -1874,12 +1905,6 @@
         </w:tc>
       </w:tr>
       <w:tr>
-        <w:tblPrEx>
-          <w:tblCellMar>
-            <w:top w:w="0" w:type="dxa"/>
-            <w:bottom w:w="0" w:type="dxa"/>
-          </w:tblCellMar>
-        </w:tblPrEx>
         <w:tc>
           <w:tcPr>
             <w:tcW w:w="2946" w:type="dxa"/>
